--- a/Informe_Tecnico_JonathanGutierrez.docx
+++ b/Informe_Tecnico_JonathanGutierrez.docx
@@ -191,7 +191,7 @@
                 <w:rFonts w:ascii="Calibri" w:hAnsi="Calibri"/>
                 <w:sz w:val="22"/>
               </w:rPr>
-              <w:t>08 de junio de 2026</w:t>
+              <w:t>12 de junio de 2026</w:t>
             </w:r>
           </w:p>
         </w:tc>
@@ -374,7 +374,7 @@
       <w:r>
         <w:drawing>
           <wp:inline xmlns:a="http://schemas.openxmlformats.org/drawingml/2006/main" xmlns:pic="http://schemas.openxmlformats.org/drawingml/2006/picture">
-            <wp:extent cx="5486400" cy="2032000"/>
+            <wp:extent cx="5486400" cy="2709333"/>
             <wp:docPr id="1" name="Picture 1"/>
             <wp:cNvGraphicFramePr>
               <a:graphicFrameLocks noChangeAspect="1"/>
@@ -395,7 +395,7 @@
                   <pic:spPr>
                     <a:xfrm>
                       <a:off x="0" y="0"/>
-                      <a:ext cx="5486400" cy="2032000"/>
+                      <a:ext cx="5486400" cy="2709333"/>
                     </a:xfrm>
                     <a:prstGeom prst="rect"/>
                   </pic:spPr>

--- a/Informe_Tecnico_JonathanGutierrez.docx
+++ b/Informe_Tecnico_JonathanGutierrez.docx
@@ -461,7 +461,7 @@
       <w:r>
         <w:drawing>
           <wp:inline xmlns:a="http://schemas.openxmlformats.org/drawingml/2006/main" xmlns:pic="http://schemas.openxmlformats.org/drawingml/2006/picture">
-            <wp:extent cx="5486400" cy="1353553"/>
+            <wp:extent cx="5486400" cy="2716040"/>
             <wp:docPr id="2" name="Picture 2"/>
             <wp:cNvGraphicFramePr>
               <a:graphicFrameLocks noChangeAspect="1"/>
@@ -482,7 +482,7 @@
                   <pic:spPr>
                     <a:xfrm>
                       <a:off x="0" y="0"/>
-                      <a:ext cx="5486400" cy="1353553"/>
+                      <a:ext cx="5486400" cy="2716040"/>
                     </a:xfrm>
                     <a:prstGeom prst="rect"/>
                   </pic:spPr>

--- a/Informe_Tecnico_JonathanGutierrez.docx
+++ b/Informe_Tecnico_JonathanGutierrez.docx
@@ -374,7 +374,7 @@
       <w:r>
         <w:drawing>
           <wp:inline xmlns:a="http://schemas.openxmlformats.org/drawingml/2006/main" xmlns:pic="http://schemas.openxmlformats.org/drawingml/2006/picture">
-            <wp:extent cx="5486400" cy="2709333"/>
+            <wp:extent cx="5486400" cy="2717721"/>
             <wp:docPr id="1" name="Picture 1"/>
             <wp:cNvGraphicFramePr>
               <a:graphicFrameLocks noChangeAspect="1"/>
@@ -395,7 +395,7 @@
                   <pic:spPr>
                     <a:xfrm>
                       <a:off x="0" y="0"/>
-                      <a:ext cx="5486400" cy="2709333"/>
+                      <a:ext cx="5486400" cy="2717721"/>
                     </a:xfrm>
                     <a:prstGeom prst="rect"/>
                   </pic:spPr>
@@ -461,7 +461,7 @@
       <w:r>
         <w:drawing>
           <wp:inline xmlns:a="http://schemas.openxmlformats.org/drawingml/2006/main" xmlns:pic="http://schemas.openxmlformats.org/drawingml/2006/picture">
-            <wp:extent cx="5486400" cy="2716040"/>
+            <wp:extent cx="5486400" cy="2717721"/>
             <wp:docPr id="2" name="Picture 2"/>
             <wp:cNvGraphicFramePr>
               <a:graphicFrameLocks noChangeAspect="1"/>
@@ -482,7 +482,7 @@
                   <pic:spPr>
                     <a:xfrm>
                       <a:off x="0" y="0"/>
-                      <a:ext cx="5486400" cy="2716040"/>
+                      <a:ext cx="5486400" cy="2717721"/>
                     </a:xfrm>
                     <a:prstGeom prst="rect"/>
                   </pic:spPr>

--- a/Informe_Tecnico_JonathanGutierrez.docx
+++ b/Informe_Tecnico_JonathanGutierrez.docx
@@ -4,6 +4,12 @@
   <w:body>
     <w:p>
       <w:pPr>
+        <w:spacing w:after="200"/>
+      </w:pPr>
+    </w:p>
+    <w:p>
+      <w:pPr>
+        <w:spacing w:after="60"/>
         <w:jc w:val="center"/>
       </w:pPr>
       <w:r>
@@ -11,31 +17,97 @@
           <w:rFonts w:ascii="Calibri" w:hAnsi="Calibri"/>
           <w:b/>
           <w:color w:val="1F497D"/>
-          <w:sz w:val="28"/>
+          <w:sz w:val="30"/>
         </w:rPr>
-        <w:br/>
-        <w:br/>
-        <w:br/>
         <w:t>UNIVERSIDAD MAYOR DE SAN ANDRÉS</w:t>
       </w:r>
     </w:p>
     <w:p>
       <w:pPr>
+        <w:spacing w:after="60"/>
         <w:jc w:val="center"/>
       </w:pPr>
       <w:r>
         <w:rPr>
           <w:rFonts w:ascii="Calibri" w:hAnsi="Calibri"/>
-          <w:sz w:val="24"/>
+          <w:b/>
+          <w:color w:val="3741B5"/>
+          <w:sz w:val="22"/>
         </w:rPr>
-        <w:t>Facultad de Ciencias Puras y Naturales</w:t>
-        <w:br/>
-        <w:t>Carrera de Informática</w:t>
+        <w:t>FACULTAD DE CIENCIAS PURAS Y NATURALES</w:t>
       </w:r>
     </w:p>
-    <w:p/>
     <w:p>
       <w:pPr>
+        <w:spacing w:after="60"/>
+        <w:jc w:val="center"/>
+      </w:pPr>
+      <w:r>
+        <w:rPr>
+          <w:rFonts w:ascii="Calibri" w:hAnsi="Calibri"/>
+          <w:b/>
+          <w:color w:val="3741B5"/>
+          <w:sz w:val="22"/>
+        </w:rPr>
+        <w:t>CARRERA DE INFORMÁTICA</w:t>
+      </w:r>
+    </w:p>
+    <w:p>
+      <w:pPr>
+        <w:spacing w:after="320"/>
+      </w:pPr>
+    </w:p>
+    <w:p>
+      <w:pPr>
+        <w:spacing w:after="400"/>
+        <w:jc w:val="center"/>
+      </w:pPr>
+      <w:r>
+        <w:drawing>
+          <wp:inline xmlns:a="http://schemas.openxmlformats.org/drawingml/2006/main" xmlns:pic="http://schemas.openxmlformats.org/drawingml/2006/picture">
+            <wp:extent cx="1737360" cy="3088640"/>
+            <wp:docPr id="1" name="Picture 1"/>
+            <wp:cNvGraphicFramePr>
+              <a:graphicFrameLocks noChangeAspect="1"/>
+            </wp:cNvGraphicFramePr>
+            <a:graphic>
+              <a:graphicData uri="http://schemas.openxmlformats.org/drawingml/2006/picture">
+                <pic:pic>
+                  <pic:nvPicPr>
+                    <pic:cNvPr id="0" name="logo_umsa.png"/>
+                    <pic:cNvPicPr/>
+                  </pic:nvPicPr>
+                  <pic:blipFill>
+                    <a:blip r:embed="rId9"/>
+                    <a:stretch>
+                      <a:fillRect/>
+                    </a:stretch>
+                  </pic:blipFill>
+                  <pic:spPr>
+                    <a:xfrm>
+                      <a:off x="0" y="0"/>
+                      <a:ext cx="1737360" cy="3088640"/>
+                    </a:xfrm>
+                    <a:prstGeom prst="rect"/>
+                  </pic:spPr>
+                </pic:pic>
+              </a:graphicData>
+            </a:graphic>
+          </wp:inline>
+        </w:drawing>
+      </w:r>
+    </w:p>
+    <w:p>
+      <w:pPr>
+        <w:spacing w:before="120" w:after="120"/>
+        <w:pBdr>
+          <w:bottom w:val="single" w:sz="12" w:space="1" w:color="1F497D"/>
+        </w:pBdr>
+      </w:pPr>
+    </w:p>
+    <w:p>
+      <w:pPr>
+        <w:spacing w:before="280" w:after="160"/>
         <w:jc w:val="center"/>
       </w:pPr>
       <w:r>
@@ -43,29 +115,44 @@
           <w:rFonts w:ascii="Calibri" w:hAnsi="Calibri"/>
           <w:b/>
           <w:color w:val="1F497D"/>
-          <w:sz w:val="32"/>
+          <w:sz w:val="36"/>
         </w:rPr>
-        <w:t>INFORME TÉCNICO - ACTIVIDADES INDIVIDUALES</w:t>
+        <w:t>INFORME TÉCNICO DE TRABAJO INDIVIDUAL</w:t>
       </w:r>
     </w:p>
     <w:p>
       <w:pPr>
+        <w:spacing w:after="480"/>
         <w:jc w:val="center"/>
       </w:pPr>
       <w:r>
         <w:rPr>
           <w:rFonts w:ascii="Calibri" w:hAnsi="Calibri"/>
+          <w:i/>
+          <w:color w:val="3741B5"/>
           <w:sz w:val="24"/>
         </w:rPr>
-        <w:t>Procesamiento de Imágenes, Animación Multimedia y Plataforma Web 3D</w:t>
+        <w:t>Multimedia — Procesamiento de Imágenes y Producción Audiovisual</w:t>
       </w:r>
     </w:p>
-    <w:p/>
-    <w:p/>
+    <w:p>
+      <w:pPr>
+        <w:spacing w:before="120" w:after="120"/>
+        <w:pBdr>
+          <w:bottom w:val="single" w:sz="12" w:space="1" w:color="1F497D"/>
+        </w:pBdr>
+      </w:pPr>
+    </w:p>
+    <w:p>
+      <w:pPr>
+        <w:spacing w:after="400"/>
+      </w:pPr>
+    </w:p>
     <w:tbl>
       <w:tblPr>
         <w:tblStyle w:val="TableGrid"/>
         <w:tblW w:type="auto" w:w="0"/>
+        <w:jc w:val="center"/>
         <w:tblLook w:firstColumn="1" w:firstRow="1" w:lastColumn="0" w:lastRow="0" w:noHBand="0" w:noVBand="1" w:val="04A0"/>
       </w:tblPr>
       <w:tblGrid>
@@ -76,29 +163,45 @@
         <w:tc>
           <w:tcPr>
             <w:tcW w:type="dxa" w:w="4561"/>
+            <w:shd w:val="clear" w:color="auto" w:fill="DBEAFE"/>
+            <w:tcMar>
+              <w:top w:w="100" w:type="dxa"/>
+              <w:bottom w:w="100" w:type="dxa"/>
+              <w:left w:w="160" w:type="dxa"/>
+              <w:right w:w="160" w:type="dxa"/>
+            </w:tcMar>
           </w:tcPr>
           <w:p>
             <w:r>
               <w:rPr>
                 <w:rFonts w:ascii="Calibri" w:hAnsi="Calibri"/>
                 <w:b/>
-                <w:sz w:val="22"/>
+                <w:color w:val="1F497D"/>
+                <w:sz w:val="21"/>
               </w:rPr>
-              <w:t>Nombre Completo:</w:t>
+              <w:t>Estudiante</w:t>
             </w:r>
           </w:p>
         </w:tc>
         <w:tc>
           <w:tcPr>
             <w:tcW w:type="dxa" w:w="4561"/>
+            <w:shd w:val="clear" w:color="auto" w:fill="F8FAFC"/>
+            <w:tcMar>
+              <w:top w:w="100" w:type="dxa"/>
+              <w:bottom w:w="100" w:type="dxa"/>
+              <w:left w:w="160" w:type="dxa"/>
+              <w:right w:w="160" w:type="dxa"/>
+            </w:tcMar>
           </w:tcPr>
           <w:p>
             <w:r>
               <w:rPr>
                 <w:rFonts w:ascii="Calibri" w:hAnsi="Calibri"/>
-                <w:sz w:val="22"/>
+                <w:color w:val="1E1E1E"/>
+                <w:sz w:val="21"/>
               </w:rPr>
-              <w:t>Jonathan Gutierrez Condori</w:t>
+              <w:t>JONATHAN GUTIERREZ CONDORI</w:t>
             </w:r>
           </w:p>
         </w:tc>
@@ -107,29 +210,45 @@
         <w:tc>
           <w:tcPr>
             <w:tcW w:type="dxa" w:w="4561"/>
+            <w:shd w:val="clear" w:color="auto" w:fill="DBEAFE"/>
+            <w:tcMar>
+              <w:top w:w="100" w:type="dxa"/>
+              <w:bottom w:w="100" w:type="dxa"/>
+              <w:left w:w="160" w:type="dxa"/>
+              <w:right w:w="160" w:type="dxa"/>
+            </w:tcMar>
           </w:tcPr>
           <w:p>
             <w:r>
               <w:rPr>
                 <w:rFonts w:ascii="Calibri" w:hAnsi="Calibri"/>
                 <w:b/>
-                <w:sz w:val="22"/>
+                <w:color w:val="1F497D"/>
+                <w:sz w:val="21"/>
               </w:rPr>
-              <w:t>Materia:</w:t>
+              <w:t>Materia</w:t>
             </w:r>
           </w:p>
         </w:tc>
         <w:tc>
           <w:tcPr>
             <w:tcW w:type="dxa" w:w="4561"/>
+            <w:shd w:val="clear" w:color="auto" w:fill="F8FAFC"/>
+            <w:tcMar>
+              <w:top w:w="100" w:type="dxa"/>
+              <w:bottom w:w="100" w:type="dxa"/>
+              <w:left w:w="160" w:type="dxa"/>
+              <w:right w:w="160" w:type="dxa"/>
+            </w:tcMar>
           </w:tcPr>
           <w:p>
             <w:r>
               <w:rPr>
                 <w:rFonts w:ascii="Calibri" w:hAnsi="Calibri"/>
-                <w:sz w:val="22"/>
+                <w:color w:val="1E1E1E"/>
+                <w:sz w:val="21"/>
               </w:rPr>
-              <w:t>Multimedia I</w:t>
+              <w:t>Multimedia</w:t>
             </w:r>
           </w:p>
         </w:tc>
@@ -138,29 +257,45 @@
         <w:tc>
           <w:tcPr>
             <w:tcW w:type="dxa" w:w="4561"/>
+            <w:shd w:val="clear" w:color="auto" w:fill="DBEAFE"/>
+            <w:tcMar>
+              <w:top w:w="100" w:type="dxa"/>
+              <w:bottom w:w="100" w:type="dxa"/>
+              <w:left w:w="160" w:type="dxa"/>
+              <w:right w:w="160" w:type="dxa"/>
+            </w:tcMar>
           </w:tcPr>
           <w:p>
             <w:r>
               <w:rPr>
                 <w:rFonts w:ascii="Calibri" w:hAnsi="Calibri"/>
                 <w:b/>
-                <w:sz w:val="22"/>
+                <w:color w:val="1F497D"/>
+                <w:sz w:val="21"/>
               </w:rPr>
-              <w:t>Docente:</w:t>
+              <w:t>Carrera</w:t>
             </w:r>
           </w:p>
         </w:tc>
         <w:tc>
           <w:tcPr>
             <w:tcW w:type="dxa" w:w="4561"/>
+            <w:shd w:val="clear" w:color="auto" w:fill="F8FAFC"/>
+            <w:tcMar>
+              <w:top w:w="100" w:type="dxa"/>
+              <w:bottom w:w="100" w:type="dxa"/>
+              <w:left w:w="160" w:type="dxa"/>
+              <w:right w:w="160" w:type="dxa"/>
+            </w:tcMar>
           </w:tcPr>
           <w:p>
             <w:r>
               <w:rPr>
                 <w:rFonts w:ascii="Calibri" w:hAnsi="Calibri"/>
-                <w:sz w:val="22"/>
+                <w:color w:val="1E1E1E"/>
+                <w:sz w:val="21"/>
               </w:rPr>
-              <w:t>Moises Silva</w:t>
+              <w:t>Informática</w:t>
             </w:r>
           </w:p>
         </w:tc>
@@ -169,29 +304,45 @@
         <w:tc>
           <w:tcPr>
             <w:tcW w:type="dxa" w:w="4561"/>
+            <w:shd w:val="clear" w:color="auto" w:fill="DBEAFE"/>
+            <w:tcMar>
+              <w:top w:w="100" w:type="dxa"/>
+              <w:bottom w:w="100" w:type="dxa"/>
+              <w:left w:w="160" w:type="dxa"/>
+              <w:right w:w="160" w:type="dxa"/>
+            </w:tcMar>
           </w:tcPr>
           <w:p>
             <w:r>
               <w:rPr>
                 <w:rFonts w:ascii="Calibri" w:hAnsi="Calibri"/>
                 <w:b/>
-                <w:sz w:val="22"/>
+                <w:color w:val="1F497D"/>
+                <w:sz w:val="21"/>
               </w:rPr>
-              <w:t>Fecha de Entrega:</w:t>
+              <w:t>Institución</w:t>
             </w:r>
           </w:p>
         </w:tc>
         <w:tc>
           <w:tcPr>
             <w:tcW w:type="dxa" w:w="4561"/>
+            <w:shd w:val="clear" w:color="auto" w:fill="F8FAFC"/>
+            <w:tcMar>
+              <w:top w:w="100" w:type="dxa"/>
+              <w:bottom w:w="100" w:type="dxa"/>
+              <w:left w:w="160" w:type="dxa"/>
+              <w:right w:w="160" w:type="dxa"/>
+            </w:tcMar>
           </w:tcPr>
           <w:p>
             <w:r>
               <w:rPr>
                 <w:rFonts w:ascii="Calibri" w:hAnsi="Calibri"/>
-                <w:sz w:val="22"/>
+                <w:color w:val="1E1E1E"/>
+                <w:sz w:val="21"/>
               </w:rPr>
-              <w:t>12 de junio de 2026</w:t>
+              <w:t>Universidad Mayor de San Andrés (UMSA)</w:t>
             </w:r>
           </w:p>
         </w:tc>
@@ -200,29 +351,45 @@
         <w:tc>
           <w:tcPr>
             <w:tcW w:type="dxa" w:w="4561"/>
+            <w:shd w:val="clear" w:color="auto" w:fill="DBEAFE"/>
+            <w:tcMar>
+              <w:top w:w="100" w:type="dxa"/>
+              <w:bottom w:w="100" w:type="dxa"/>
+              <w:left w:w="160" w:type="dxa"/>
+              <w:right w:w="160" w:type="dxa"/>
+            </w:tcMar>
           </w:tcPr>
           <w:p>
             <w:r>
               <w:rPr>
                 <w:rFonts w:ascii="Calibri" w:hAnsi="Calibri"/>
                 <w:b/>
-                <w:sz w:val="22"/>
+                <w:color w:val="1F497D"/>
+                <w:sz w:val="21"/>
               </w:rPr>
-              <w:t>Ciudad:</w:t>
+              <w:t>Gestión</w:t>
             </w:r>
           </w:p>
         </w:tc>
         <w:tc>
           <w:tcPr>
             <w:tcW w:type="dxa" w:w="4561"/>
+            <w:shd w:val="clear" w:color="auto" w:fill="F8FAFC"/>
+            <w:tcMar>
+              <w:top w:w="100" w:type="dxa"/>
+              <w:bottom w:w="100" w:type="dxa"/>
+              <w:left w:w="160" w:type="dxa"/>
+              <w:right w:w="160" w:type="dxa"/>
+            </w:tcMar>
           </w:tcPr>
           <w:p>
             <w:r>
               <w:rPr>
                 <w:rFonts w:ascii="Calibri" w:hAnsi="Calibri"/>
-                <w:sz w:val="22"/>
+                <w:color w:val="1E1E1E"/>
+                <w:sz w:val="21"/>
               </w:rPr>
-              <w:t>La Paz, Bolivia</w:t>
+              <w:t>2026</w:t>
             </w:r>
           </w:p>
         </w:tc>
@@ -235,147 +402,2072 @@
     </w:p>
     <w:p>
       <w:pPr>
-        <w:pStyle w:val="Heading1"/>
+        <w:keepNext/>
+        <w:spacing w:before="440" w:after="120"/>
       </w:pPr>
       <w:r>
         <w:rPr>
           <w:rFonts w:ascii="Calibri" w:hAnsi="Calibri"/>
           <w:b/>
           <w:color w:val="1F497D"/>
+          <w:sz w:val="30"/>
         </w:rPr>
-        <w:t>1. Introducción</w:t>
+        <w:t>1. INTRODUCCIÓN</w:t>
       </w:r>
     </w:p>
     <w:p>
+      <w:pPr>
+        <w:spacing w:before="120" w:after="120"/>
+        <w:pBdr>
+          <w:bottom w:val="single" w:sz="6" w:space="1" w:color="1F497D"/>
+        </w:pBdr>
+      </w:pPr>
+    </w:p>
+    <w:p>
+      <w:pPr>
+        <w:spacing w:after="100" w:line="276" w:lineRule="auto"/>
+        <w:jc w:val="both"/>
+      </w:pPr>
       <w:r>
         <w:rPr>
           <w:rFonts w:ascii="Calibri" w:hAnsi="Calibri"/>
           <w:b w:val="0"/>
           <w:i w:val="0"/>
-          <w:sz w:val="22"/>
+          <w:color w:val="1E1E1E"/>
+          <w:sz w:val="21"/>
         </w:rPr>
-        <w:t>Este informe técnico presenta los resultados y metodologías empleadas en el desarrollo de las actividades individuales para la asignatura de Multimedia I. El proyecto abarca tres áreas principales: el procesamiento digital de imágenes a nivel de píxel en Python, la producción de contenido multimedia sincronizado (voz neural + video generado), y el diseño de una plataforma web tridimensional interactiva que integra modelos fotogramétricos, controles de interacción personalizados y formularios dinámicos.</w:t>
+        <w:t>El presente informe documenta el desarrollo del Trabajo Individual de la materia de Multimedia de la Carrera de Informática, UMSA. El proyecto abarca tres actividades individuales de procesamiento de imágenes digitales y producción multimedia, implementadas en Python con librerías especializadas y presentadas en una plataforma web interactiva.</w:t>
       </w:r>
     </w:p>
     <w:p>
       <w:pPr>
-        <w:pStyle w:val="Heading1"/>
+        <w:spacing w:after="100" w:line="276" w:lineRule="auto"/>
+        <w:jc w:val="both"/>
+      </w:pPr>
+      <w:r>
+        <w:rPr>
+          <w:rFonts w:ascii="Calibri" w:hAnsi="Calibri"/>
+          <w:b w:val="0"/>
+          <w:i w:val="0"/>
+          <w:color w:val="1E1E1E"/>
+          <w:sz w:val="21"/>
+        </w:rPr>
+        <w:t>Cada actividad trabaja directamente a nivel de píxel o de señal, sin depender de algoritmos de alto nivel predefinidos, demostrando el dominio de los fundamentos del procesamiento de imágenes y la producción audiovisual.</w:t>
+      </w:r>
+    </w:p>
+    <w:p>
+      <w:pPr>
+        <w:keepNext/>
+        <w:spacing w:before="440" w:after="120"/>
       </w:pPr>
       <w:r>
         <w:rPr>
           <w:rFonts w:ascii="Calibri" w:hAnsi="Calibri"/>
           <w:b/>
           <w:color w:val="1F497D"/>
+          <w:sz w:val="30"/>
         </w:rPr>
-        <w:t>2. Procesamiento de Imágenes a Nivel de Píxel</w:t>
+        <w:t>2. OBJETIVOS</w:t>
       </w:r>
     </w:p>
     <w:p>
       <w:pPr>
-        <w:pStyle w:val="Heading2"/>
+        <w:spacing w:before="120" w:after="120"/>
+        <w:pBdr>
+          <w:bottom w:val="single" w:sz="6" w:space="1" w:color="1F497D"/>
+        </w:pBdr>
+      </w:pPr>
+    </w:p>
+    <w:p>
+      <w:pPr>
+        <w:keepNext/>
+        <w:spacing w:before="280" w:after="80"/>
+      </w:pPr>
+      <w:r>
+        <w:rPr>
+          <w:rFonts w:ascii="Calibri" w:hAnsi="Calibri"/>
+          <w:b/>
+          <w:color w:val="3741B5"/>
+          <w:sz w:val="24"/>
+        </w:rPr>
+        <w:t>2.1 Objetivo General</w:t>
+      </w:r>
+    </w:p>
+    <w:p>
+      <w:pPr>
+        <w:spacing w:after="100" w:line="276" w:lineRule="auto"/>
+        <w:jc w:val="both"/>
+      </w:pPr>
+      <w:r>
+        <w:rPr>
+          <w:rFonts w:ascii="Calibri" w:hAnsi="Calibri"/>
+          <w:b w:val="0"/>
+          <w:i w:val="0"/>
+          <w:color w:val="1E1E1E"/>
+          <w:sz w:val="21"/>
+        </w:rPr>
+        <w:t>Desarrollar e implementar algoritmos de procesamiento de imágenes a nivel de píxel y producir un cover multimedia, integrando los resultados en una plataforma web funcional.</w:t>
+      </w:r>
+    </w:p>
+    <w:p>
+      <w:pPr>
+        <w:keepNext/>
+        <w:spacing w:before="280" w:after="80"/>
+      </w:pPr>
+      <w:r>
+        <w:rPr>
+          <w:rFonts w:ascii="Calibri" w:hAnsi="Calibri"/>
+          <w:b/>
+          <w:color w:val="3741B5"/>
+          <w:sz w:val="24"/>
+        </w:rPr>
+        <w:t>2.2 Objetivos Específicos</w:t>
+      </w:r>
+    </w:p>
+    <w:p>
+      <w:pPr>
+        <w:pStyle w:val="ListBullet"/>
+        <w:spacing w:after="60" w:line="276" w:lineRule="auto"/>
+        <w:ind w:left="454"/>
+      </w:pPr>
+      <w:r>
+        <w:rPr>
+          <w:rFonts w:ascii="Calibri" w:hAnsi="Calibri"/>
+          <w:color w:val="1E1E1E"/>
+          <w:sz w:val="21"/>
+        </w:rPr>
+        <w:t>Clasificar superficies (césped, tierra, cemento, asfalto) usando análisis de color HSV y varianza local.</w:t>
+      </w:r>
+    </w:p>
+    <w:p>
+      <w:pPr>
+        <w:pStyle w:val="ListBullet"/>
+        <w:spacing w:after="60" w:line="276" w:lineRule="auto"/>
+        <w:ind w:left="454"/>
+      </w:pPr>
+      <w:r>
+        <w:rPr>
+          <w:rFonts w:ascii="Calibri" w:hAnsi="Calibri"/>
+          <w:color w:val="1E1E1E"/>
+          <w:sz w:val="21"/>
+        </w:rPr>
+        <w:t>Implementar un filtro de promedio con ventana deslizante de 3×3 píxeles para reducir ruido.</w:t>
+      </w:r>
+    </w:p>
+    <w:p>
+      <w:pPr>
+        <w:pStyle w:val="ListBullet"/>
+        <w:spacing w:after="60" w:line="276" w:lineRule="auto"/>
+        <w:ind w:left="454"/>
+      </w:pPr>
+      <w:r>
+        <w:rPr>
+          <w:rFonts w:ascii="Calibri" w:hAnsi="Calibri"/>
+          <w:color w:val="1E1E1E"/>
+          <w:sz w:val="21"/>
+        </w:rPr>
+        <w:t>Producir el cover de 'La Vaca Lola' sincronizando audio TTS con una animación de video.</w:t>
+      </w:r>
+    </w:p>
+    <w:p>
+      <w:pPr>
+        <w:pStyle w:val="ListBullet"/>
+        <w:spacing w:after="60" w:line="276" w:lineRule="auto"/>
+        <w:ind w:left="454"/>
+      </w:pPr>
+      <w:r>
+        <w:rPr>
+          <w:rFonts w:ascii="Calibri" w:hAnsi="Calibri"/>
+          <w:color w:val="1E1E1E"/>
+          <w:sz w:val="21"/>
+        </w:rPr>
+        <w:t>Publicar el proyecto completo en un repositorio GitHub con documentación.</w:t>
+      </w:r>
+    </w:p>
+    <w:p>
+      <w:pPr>
+        <w:pStyle w:val="ListBullet"/>
+        <w:spacing w:after="60" w:line="276" w:lineRule="auto"/>
+        <w:ind w:left="454"/>
+      </w:pPr>
+      <w:r>
+        <w:rPr>
+          <w:rFonts w:ascii="Calibri" w:hAnsi="Calibri"/>
+          <w:color w:val="1E1E1E"/>
+          <w:sz w:val="21"/>
+        </w:rPr>
+        <w:t>Desplegar una plataforma web que demuestre los algoritmos en tiempo real.</w:t>
+      </w:r>
+    </w:p>
+    <w:p>
+      <w:pPr>
+        <w:keepNext/>
+        <w:spacing w:before="440" w:after="120"/>
       </w:pPr>
       <w:r>
         <w:rPr>
           <w:rFonts w:ascii="Calibri" w:hAnsi="Calibri"/>
           <w:b/>
           <w:color w:val="1F497D"/>
+          <w:sz w:val="30"/>
         </w:rPr>
-        <w:t>2.1 Clasificación de Texturas</w:t>
+        <w:t>3. HERRAMIENTAS Y TECNOLOGÍAS UTILIZADAS</w:t>
       </w:r>
     </w:p>
     <w:p>
+      <w:pPr>
+        <w:spacing w:before="120" w:after="120"/>
+        <w:pBdr>
+          <w:bottom w:val="single" w:sz="6" w:space="1" w:color="1F497D"/>
+        </w:pBdr>
+      </w:pPr>
+    </w:p>
+    <w:p>
+      <w:pPr>
+        <w:spacing w:after="100" w:line="276" w:lineRule="auto"/>
+        <w:jc w:val="both"/>
+      </w:pPr>
       <w:r>
         <w:rPr>
           <w:rFonts w:ascii="Calibri" w:hAnsi="Calibri"/>
           <w:b w:val="0"/>
           <w:i w:val="0"/>
-          <w:sz w:val="22"/>
+          <w:color w:val="1E1E1E"/>
+          <w:sz w:val="21"/>
         </w:rPr>
-        <w:t>La clasificación de texturas consiste en categorizar superficies dentro de una imagen utilizando análisis a nivel de píxel en base a características de color y variabilidad espacial. Se implementó un clasificador robusto con la siguiente metodología:</w:t>
+        <w:t>A continuación se detallan todas las herramientas, lenguajes y librerías utilizadas en el desarrollo de cada actividad del trabajo individual.</w:t>
+      </w:r>
+    </w:p>
+    <w:tbl>
+      <w:tblPr>
+        <w:tblStyle w:val="TableGrid"/>
+        <w:tblW w:type="auto" w:w="0"/>
+        <w:tblLook w:firstColumn="1" w:firstRow="1" w:lastColumn="0" w:lastRow="0" w:noHBand="0" w:noVBand="1" w:val="04A0"/>
+      </w:tblPr>
+      <w:tblGrid>
+        <w:gridCol w:w="3041"/>
+        <w:gridCol w:w="3041"/>
+        <w:gridCol w:w="3041"/>
+      </w:tblGrid>
+      <w:tr>
+        <w:tc>
+          <w:tcPr>
+            <w:tcW w:type="dxa" w:w="3041"/>
+            <w:shd w:val="clear" w:color="auto" w:fill="1F497D"/>
+            <w:tcMar>
+              <w:top w:w="100" w:type="dxa"/>
+              <w:bottom w:w="100" w:type="dxa"/>
+              <w:left w:w="160" w:type="dxa"/>
+              <w:right w:w="160" w:type="dxa"/>
+            </w:tcMar>
+          </w:tcPr>
+          <w:p>
+            <w:r>
+              <w:rPr>
+                <w:rFonts w:ascii="Calibri" w:hAnsi="Calibri"/>
+                <w:b/>
+                <w:color w:val="FFFFFF"/>
+                <w:sz w:val="20"/>
+              </w:rPr>
+              <w:t>Herramienta / Librería</w:t>
+            </w:r>
+          </w:p>
+        </w:tc>
+        <w:tc>
+          <w:tcPr>
+            <w:tcW w:type="dxa" w:w="3041"/>
+            <w:shd w:val="clear" w:color="auto" w:fill="1F497D"/>
+            <w:tcMar>
+              <w:top w:w="100" w:type="dxa"/>
+              <w:bottom w:w="100" w:type="dxa"/>
+              <w:left w:w="160" w:type="dxa"/>
+              <w:right w:w="160" w:type="dxa"/>
+            </w:tcMar>
+          </w:tcPr>
+          <w:p>
+            <w:r>
+              <w:rPr>
+                <w:rFonts w:ascii="Calibri" w:hAnsi="Calibri"/>
+                <w:b/>
+                <w:color w:val="FFFFFF"/>
+                <w:sz w:val="20"/>
+              </w:rPr>
+              <w:t>Versión / Fuente</w:t>
+            </w:r>
+          </w:p>
+        </w:tc>
+        <w:tc>
+          <w:tcPr>
+            <w:tcW w:type="dxa" w:w="3041"/>
+            <w:shd w:val="clear" w:color="auto" w:fill="1F497D"/>
+            <w:tcMar>
+              <w:top w:w="100" w:type="dxa"/>
+              <w:bottom w:w="100" w:type="dxa"/>
+              <w:left w:w="160" w:type="dxa"/>
+              <w:right w:w="160" w:type="dxa"/>
+            </w:tcMar>
+          </w:tcPr>
+          <w:p>
+            <w:r>
+              <w:rPr>
+                <w:rFonts w:ascii="Calibri" w:hAnsi="Calibri"/>
+                <w:b/>
+                <w:color w:val="FFFFFF"/>
+                <w:sz w:val="20"/>
+              </w:rPr>
+              <w:t>Uso Principal</w:t>
+            </w:r>
+          </w:p>
+        </w:tc>
+      </w:tr>
+      <w:tr>
+        <w:tc>
+          <w:tcPr>
+            <w:tcW w:type="dxa" w:w="3041"/>
+            <w:shd w:val="clear" w:color="auto" w:fill="F8FAFC"/>
+            <w:tcMar>
+              <w:top w:w="100" w:type="dxa"/>
+              <w:bottom w:w="100" w:type="dxa"/>
+              <w:left w:w="160" w:type="dxa"/>
+              <w:right w:w="160" w:type="dxa"/>
+            </w:tcMar>
+          </w:tcPr>
+          <w:p>
+            <w:r>
+              <w:rPr>
+                <w:rFonts w:ascii="Calibri" w:hAnsi="Calibri"/>
+                <w:b/>
+                <w:color w:val="1F497D"/>
+                <w:sz w:val="19"/>
+              </w:rPr>
+              <w:t>Python 3.11+</w:t>
+            </w:r>
+          </w:p>
+        </w:tc>
+        <w:tc>
+          <w:tcPr>
+            <w:tcW w:type="dxa" w:w="3041"/>
+            <w:shd w:val="clear" w:color="auto" w:fill="F8FAFC"/>
+            <w:tcMar>
+              <w:top w:w="100" w:type="dxa"/>
+              <w:bottom w:w="100" w:type="dxa"/>
+              <w:left w:w="160" w:type="dxa"/>
+              <w:right w:w="160" w:type="dxa"/>
+            </w:tcMar>
+          </w:tcPr>
+          <w:p>
+            <w:r>
+              <w:rPr>
+                <w:rFonts w:ascii="Calibri" w:hAnsi="Calibri"/>
+                <w:b w:val="0"/>
+                <w:color w:val="1E1E1E"/>
+                <w:sz w:val="19"/>
+              </w:rPr>
+              <w:t>python.org</w:t>
+            </w:r>
+          </w:p>
+        </w:tc>
+        <w:tc>
+          <w:tcPr>
+            <w:tcW w:type="dxa" w:w="3041"/>
+            <w:shd w:val="clear" w:color="auto" w:fill="F8FAFC"/>
+            <w:tcMar>
+              <w:top w:w="100" w:type="dxa"/>
+              <w:bottom w:w="100" w:type="dxa"/>
+              <w:left w:w="160" w:type="dxa"/>
+              <w:right w:w="160" w:type="dxa"/>
+            </w:tcMar>
+          </w:tcPr>
+          <w:p>
+            <w:r>
+              <w:rPr>
+                <w:rFonts w:ascii="Calibri" w:hAnsi="Calibri"/>
+                <w:b w:val="0"/>
+                <w:color w:val="1E1E1E"/>
+                <w:sz w:val="19"/>
+              </w:rPr>
+              <w:t>Lenguaje principal de todos los scripts</w:t>
+            </w:r>
+          </w:p>
+        </w:tc>
+      </w:tr>
+      <w:tr>
+        <w:tc>
+          <w:tcPr>
+            <w:tcW w:type="dxa" w:w="3041"/>
+            <w:shd w:val="clear" w:color="auto" w:fill="EFF6FF"/>
+            <w:tcMar>
+              <w:top w:w="100" w:type="dxa"/>
+              <w:bottom w:w="100" w:type="dxa"/>
+              <w:left w:w="160" w:type="dxa"/>
+              <w:right w:w="160" w:type="dxa"/>
+            </w:tcMar>
+          </w:tcPr>
+          <w:p>
+            <w:r>
+              <w:rPr>
+                <w:rFonts w:ascii="Calibri" w:hAnsi="Calibri"/>
+                <w:b/>
+                <w:color w:val="1F497D"/>
+                <w:sz w:val="19"/>
+              </w:rPr>
+              <w:t>OpenCV (cv2)</w:t>
+            </w:r>
+          </w:p>
+        </w:tc>
+        <w:tc>
+          <w:tcPr>
+            <w:tcW w:type="dxa" w:w="3041"/>
+            <w:shd w:val="clear" w:color="auto" w:fill="EFF6FF"/>
+            <w:tcMar>
+              <w:top w:w="100" w:type="dxa"/>
+              <w:bottom w:w="100" w:type="dxa"/>
+              <w:left w:w="160" w:type="dxa"/>
+              <w:right w:w="160" w:type="dxa"/>
+            </w:tcMar>
+          </w:tcPr>
+          <w:p>
+            <w:r>
+              <w:rPr>
+                <w:rFonts w:ascii="Calibri" w:hAnsi="Calibri"/>
+                <w:b w:val="0"/>
+                <w:color w:val="1E1E1E"/>
+                <w:sz w:val="19"/>
+              </w:rPr>
+              <w:t>pip install opencv-python</w:t>
+            </w:r>
+          </w:p>
+        </w:tc>
+        <w:tc>
+          <w:tcPr>
+            <w:tcW w:type="dxa" w:w="3041"/>
+            <w:shd w:val="clear" w:color="auto" w:fill="EFF6FF"/>
+            <w:tcMar>
+              <w:top w:w="100" w:type="dxa"/>
+              <w:bottom w:w="100" w:type="dxa"/>
+              <w:left w:w="160" w:type="dxa"/>
+              <w:right w:w="160" w:type="dxa"/>
+            </w:tcMar>
+          </w:tcPr>
+          <w:p>
+            <w:r>
+              <w:rPr>
+                <w:rFonts w:ascii="Calibri" w:hAnsi="Calibri"/>
+                <w:b w:val="0"/>
+                <w:color w:val="1E1E1E"/>
+                <w:sz w:val="19"/>
+              </w:rPr>
+              <w:t>Lectura/escritura de imágenes, operaciones matriciales</w:t>
+            </w:r>
+          </w:p>
+        </w:tc>
+      </w:tr>
+      <w:tr>
+        <w:tc>
+          <w:tcPr>
+            <w:tcW w:type="dxa" w:w="3041"/>
+            <w:shd w:val="clear" w:color="auto" w:fill="F8FAFC"/>
+            <w:tcMar>
+              <w:top w:w="100" w:type="dxa"/>
+              <w:bottom w:w="100" w:type="dxa"/>
+              <w:left w:w="160" w:type="dxa"/>
+              <w:right w:w="160" w:type="dxa"/>
+            </w:tcMar>
+          </w:tcPr>
+          <w:p>
+            <w:r>
+              <w:rPr>
+                <w:rFonts w:ascii="Calibri" w:hAnsi="Calibri"/>
+                <w:b/>
+                <w:color w:val="1F497D"/>
+                <w:sz w:val="19"/>
+              </w:rPr>
+              <w:t>NumPy</w:t>
+            </w:r>
+          </w:p>
+        </w:tc>
+        <w:tc>
+          <w:tcPr>
+            <w:tcW w:type="dxa" w:w="3041"/>
+            <w:shd w:val="clear" w:color="auto" w:fill="F8FAFC"/>
+            <w:tcMar>
+              <w:top w:w="100" w:type="dxa"/>
+              <w:bottom w:w="100" w:type="dxa"/>
+              <w:left w:w="160" w:type="dxa"/>
+              <w:right w:w="160" w:type="dxa"/>
+            </w:tcMar>
+          </w:tcPr>
+          <w:p>
+            <w:r>
+              <w:rPr>
+                <w:rFonts w:ascii="Calibri" w:hAnsi="Calibri"/>
+                <w:b w:val="0"/>
+                <w:color w:val="1E1E1E"/>
+                <w:sz w:val="19"/>
+              </w:rPr>
+              <w:t>pip install numpy</w:t>
+            </w:r>
+          </w:p>
+        </w:tc>
+        <w:tc>
+          <w:tcPr>
+            <w:tcW w:type="dxa" w:w="3041"/>
+            <w:shd w:val="clear" w:color="auto" w:fill="F8FAFC"/>
+            <w:tcMar>
+              <w:top w:w="100" w:type="dxa"/>
+              <w:bottom w:w="100" w:type="dxa"/>
+              <w:left w:w="160" w:type="dxa"/>
+              <w:right w:w="160" w:type="dxa"/>
+            </w:tcMar>
+          </w:tcPr>
+          <w:p>
+            <w:r>
+              <w:rPr>
+                <w:rFonts w:ascii="Calibri" w:hAnsi="Calibri"/>
+                <w:b w:val="0"/>
+                <w:color w:val="1E1E1E"/>
+                <w:sz w:val="19"/>
+              </w:rPr>
+              <w:t>Manipulación de arrays de píxeles, cálculo vectorizado</w:t>
+            </w:r>
+          </w:p>
+        </w:tc>
+      </w:tr>
+      <w:tr>
+        <w:tc>
+          <w:tcPr>
+            <w:tcW w:type="dxa" w:w="3041"/>
+            <w:shd w:val="clear" w:color="auto" w:fill="EFF6FF"/>
+            <w:tcMar>
+              <w:top w:w="100" w:type="dxa"/>
+              <w:bottom w:w="100" w:type="dxa"/>
+              <w:left w:w="160" w:type="dxa"/>
+              <w:right w:w="160" w:type="dxa"/>
+            </w:tcMar>
+          </w:tcPr>
+          <w:p>
+            <w:r>
+              <w:rPr>
+                <w:rFonts w:ascii="Calibri" w:hAnsi="Calibri"/>
+                <w:b/>
+                <w:color w:val="1F497D"/>
+                <w:sz w:val="19"/>
+              </w:rPr>
+              <w:t>edge-tts</w:t>
+            </w:r>
+          </w:p>
+        </w:tc>
+        <w:tc>
+          <w:tcPr>
+            <w:tcW w:type="dxa" w:w="3041"/>
+            <w:shd w:val="clear" w:color="auto" w:fill="EFF6FF"/>
+            <w:tcMar>
+              <w:top w:w="100" w:type="dxa"/>
+              <w:bottom w:w="100" w:type="dxa"/>
+              <w:left w:w="160" w:type="dxa"/>
+              <w:right w:w="160" w:type="dxa"/>
+            </w:tcMar>
+          </w:tcPr>
+          <w:p>
+            <w:r>
+              <w:rPr>
+                <w:rFonts w:ascii="Calibri" w:hAnsi="Calibri"/>
+                <w:b w:val="0"/>
+                <w:color w:val="1E1E1E"/>
+                <w:sz w:val="19"/>
+              </w:rPr>
+              <w:t>pip install edge-tts</w:t>
+            </w:r>
+          </w:p>
+        </w:tc>
+        <w:tc>
+          <w:tcPr>
+            <w:tcW w:type="dxa" w:w="3041"/>
+            <w:shd w:val="clear" w:color="auto" w:fill="EFF6FF"/>
+            <w:tcMar>
+              <w:top w:w="100" w:type="dxa"/>
+              <w:bottom w:w="100" w:type="dxa"/>
+              <w:left w:w="160" w:type="dxa"/>
+              <w:right w:w="160" w:type="dxa"/>
+            </w:tcMar>
+          </w:tcPr>
+          <w:p>
+            <w:r>
+              <w:rPr>
+                <w:rFonts w:ascii="Calibri" w:hAnsi="Calibri"/>
+                <w:b w:val="0"/>
+                <w:color w:val="1E1E1E"/>
+                <w:sz w:val="19"/>
+              </w:rPr>
+              <w:t>Síntesis de voz TTS (Microsoft Neural Voices) para el cover</w:t>
+            </w:r>
+          </w:p>
+        </w:tc>
+      </w:tr>
+      <w:tr>
+        <w:tc>
+          <w:tcPr>
+            <w:tcW w:type="dxa" w:w="3041"/>
+            <w:shd w:val="clear" w:color="auto" w:fill="F8FAFC"/>
+            <w:tcMar>
+              <w:top w:w="100" w:type="dxa"/>
+              <w:bottom w:w="100" w:type="dxa"/>
+              <w:left w:w="160" w:type="dxa"/>
+              <w:right w:w="160" w:type="dxa"/>
+            </w:tcMar>
+          </w:tcPr>
+          <w:p>
+            <w:r>
+              <w:rPr>
+                <w:rFonts w:ascii="Calibri" w:hAnsi="Calibri"/>
+                <w:b/>
+                <w:color w:val="1F497D"/>
+                <w:sz w:val="19"/>
+              </w:rPr>
+              <w:t>FFmpeg</w:t>
+            </w:r>
+          </w:p>
+        </w:tc>
+        <w:tc>
+          <w:tcPr>
+            <w:tcW w:type="dxa" w:w="3041"/>
+            <w:shd w:val="clear" w:color="auto" w:fill="F8FAFC"/>
+            <w:tcMar>
+              <w:top w:w="100" w:type="dxa"/>
+              <w:bottom w:w="100" w:type="dxa"/>
+              <w:left w:w="160" w:type="dxa"/>
+              <w:right w:w="160" w:type="dxa"/>
+            </w:tcMar>
+          </w:tcPr>
+          <w:p>
+            <w:r>
+              <w:rPr>
+                <w:rFonts w:ascii="Calibri" w:hAnsi="Calibri"/>
+                <w:b w:val="0"/>
+                <w:color w:val="1E1E1E"/>
+                <w:sz w:val="19"/>
+              </w:rPr>
+              <w:t>ffmpeg.org</w:t>
+            </w:r>
+          </w:p>
+        </w:tc>
+        <w:tc>
+          <w:tcPr>
+            <w:tcW w:type="dxa" w:w="3041"/>
+            <w:shd w:val="clear" w:color="auto" w:fill="F8FAFC"/>
+            <w:tcMar>
+              <w:top w:w="100" w:type="dxa"/>
+              <w:bottom w:w="100" w:type="dxa"/>
+              <w:left w:w="160" w:type="dxa"/>
+              <w:right w:w="160" w:type="dxa"/>
+            </w:tcMar>
+          </w:tcPr>
+          <w:p>
+            <w:r>
+              <w:rPr>
+                <w:rFonts w:ascii="Calibri" w:hAnsi="Calibri"/>
+                <w:b w:val="0"/>
+                <w:color w:val="1E1E1E"/>
+                <w:sz w:val="19"/>
+              </w:rPr>
+              <w:t>Composición de video + audio, render del cover final</w:t>
+            </w:r>
+          </w:p>
+        </w:tc>
+      </w:tr>
+      <w:tr>
+        <w:tc>
+          <w:tcPr>
+            <w:tcW w:type="dxa" w:w="3041"/>
+            <w:shd w:val="clear" w:color="auto" w:fill="EFF6FF"/>
+            <w:tcMar>
+              <w:top w:w="100" w:type="dxa"/>
+              <w:bottom w:w="100" w:type="dxa"/>
+              <w:left w:w="160" w:type="dxa"/>
+              <w:right w:w="160" w:type="dxa"/>
+            </w:tcMar>
+          </w:tcPr>
+          <w:p>
+            <w:r>
+              <w:rPr>
+                <w:rFonts w:ascii="Calibri" w:hAnsi="Calibri"/>
+                <w:b/>
+                <w:color w:val="1F497D"/>
+                <w:sz w:val="19"/>
+              </w:rPr>
+              <w:t>Pillow (PIL)</w:t>
+            </w:r>
+          </w:p>
+        </w:tc>
+        <w:tc>
+          <w:tcPr>
+            <w:tcW w:type="dxa" w:w="3041"/>
+            <w:shd w:val="clear" w:color="auto" w:fill="EFF6FF"/>
+            <w:tcMar>
+              <w:top w:w="100" w:type="dxa"/>
+              <w:bottom w:w="100" w:type="dxa"/>
+              <w:left w:w="160" w:type="dxa"/>
+              <w:right w:w="160" w:type="dxa"/>
+            </w:tcMar>
+          </w:tcPr>
+          <w:p>
+            <w:r>
+              <w:rPr>
+                <w:rFonts w:ascii="Calibri" w:hAnsi="Calibri"/>
+                <w:b w:val="0"/>
+                <w:color w:val="1E1E1E"/>
+                <w:sz w:val="19"/>
+              </w:rPr>
+              <w:t>pip install Pillow</w:t>
+            </w:r>
+          </w:p>
+        </w:tc>
+        <w:tc>
+          <w:tcPr>
+            <w:tcW w:type="dxa" w:w="3041"/>
+            <w:shd w:val="clear" w:color="auto" w:fill="EFF6FF"/>
+            <w:tcMar>
+              <w:top w:w="100" w:type="dxa"/>
+              <w:bottom w:w="100" w:type="dxa"/>
+              <w:left w:w="160" w:type="dxa"/>
+              <w:right w:w="160" w:type="dxa"/>
+            </w:tcMar>
+          </w:tcPr>
+          <w:p>
+            <w:r>
+              <w:rPr>
+                <w:rFonts w:ascii="Calibri" w:hAnsi="Calibri"/>
+                <w:b w:val="0"/>
+                <w:color w:val="1E1E1E"/>
+                <w:sz w:val="19"/>
+              </w:rPr>
+              <w:t>Procesamiento adicional de imágenes, conversión de formatos</w:t>
+            </w:r>
+          </w:p>
+        </w:tc>
+      </w:tr>
+      <w:tr>
+        <w:tc>
+          <w:tcPr>
+            <w:tcW w:type="dxa" w:w="3041"/>
+            <w:shd w:val="clear" w:color="auto" w:fill="F8FAFC"/>
+            <w:tcMar>
+              <w:top w:w="100" w:type="dxa"/>
+              <w:bottom w:w="100" w:type="dxa"/>
+              <w:left w:w="160" w:type="dxa"/>
+              <w:right w:w="160" w:type="dxa"/>
+            </w:tcMar>
+          </w:tcPr>
+          <w:p>
+            <w:r>
+              <w:rPr>
+                <w:rFonts w:ascii="Calibri" w:hAnsi="Calibri"/>
+                <w:b/>
+                <w:color w:val="1F497D"/>
+                <w:sz w:val="19"/>
+              </w:rPr>
+              <w:t>Three.js (r128)</w:t>
+            </w:r>
+          </w:p>
+        </w:tc>
+        <w:tc>
+          <w:tcPr>
+            <w:tcW w:type="dxa" w:w="3041"/>
+            <w:shd w:val="clear" w:color="auto" w:fill="F8FAFC"/>
+            <w:tcMar>
+              <w:top w:w="100" w:type="dxa"/>
+              <w:bottom w:w="100" w:type="dxa"/>
+              <w:left w:w="160" w:type="dxa"/>
+              <w:right w:w="160" w:type="dxa"/>
+            </w:tcMar>
+          </w:tcPr>
+          <w:p>
+            <w:r>
+              <w:rPr>
+                <w:rFonts w:ascii="Calibri" w:hAnsi="Calibri"/>
+                <w:b w:val="0"/>
+                <w:color w:val="1E1E1E"/>
+                <w:sz w:val="19"/>
+              </w:rPr>
+              <w:t>cdnjs.cloudflare.com</w:t>
+            </w:r>
+          </w:p>
+        </w:tc>
+        <w:tc>
+          <w:tcPr>
+            <w:tcW w:type="dxa" w:w="3041"/>
+            <w:shd w:val="clear" w:color="auto" w:fill="F8FAFC"/>
+            <w:tcMar>
+              <w:top w:w="100" w:type="dxa"/>
+              <w:bottom w:w="100" w:type="dxa"/>
+              <w:left w:w="160" w:type="dxa"/>
+              <w:right w:w="160" w:type="dxa"/>
+            </w:tcMar>
+          </w:tcPr>
+          <w:p>
+            <w:r>
+              <w:rPr>
+                <w:rFonts w:ascii="Calibri" w:hAnsi="Calibri"/>
+                <w:b w:val="0"/>
+                <w:color w:val="1E1E1E"/>
+                <w:sz w:val="19"/>
+              </w:rPr>
+              <w:t>Partículas 3D animadas en la cabecera del sitio web</w:t>
+            </w:r>
+          </w:p>
+        </w:tc>
+      </w:tr>
+      <w:tr>
+        <w:tc>
+          <w:tcPr>
+            <w:tcW w:type="dxa" w:w="3041"/>
+            <w:shd w:val="clear" w:color="auto" w:fill="EFF6FF"/>
+            <w:tcMar>
+              <w:top w:w="100" w:type="dxa"/>
+              <w:bottom w:w="100" w:type="dxa"/>
+              <w:left w:w="160" w:type="dxa"/>
+              <w:right w:w="160" w:type="dxa"/>
+            </w:tcMar>
+          </w:tcPr>
+          <w:p>
+            <w:r>
+              <w:rPr>
+                <w:rFonts w:ascii="Calibri" w:hAnsi="Calibri"/>
+                <w:b/>
+                <w:color w:val="1F497D"/>
+                <w:sz w:val="19"/>
+              </w:rPr>
+              <w:t>Canvas API (HTML5)</w:t>
+            </w:r>
+          </w:p>
+        </w:tc>
+        <w:tc>
+          <w:tcPr>
+            <w:tcW w:type="dxa" w:w="3041"/>
+            <w:shd w:val="clear" w:color="auto" w:fill="EFF6FF"/>
+            <w:tcMar>
+              <w:top w:w="100" w:type="dxa"/>
+              <w:bottom w:w="100" w:type="dxa"/>
+              <w:left w:w="160" w:type="dxa"/>
+              <w:right w:w="160" w:type="dxa"/>
+            </w:tcMar>
+          </w:tcPr>
+          <w:p>
+            <w:r>
+              <w:rPr>
+                <w:rFonts w:ascii="Calibri" w:hAnsi="Calibri"/>
+                <w:b w:val="0"/>
+                <w:color w:val="1E1E1E"/>
+                <w:sz w:val="19"/>
+              </w:rPr>
+              <w:t>Nativa en navegador</w:t>
+            </w:r>
+          </w:p>
+        </w:tc>
+        <w:tc>
+          <w:tcPr>
+            <w:tcW w:type="dxa" w:w="3041"/>
+            <w:shd w:val="clear" w:color="auto" w:fill="EFF6FF"/>
+            <w:tcMar>
+              <w:top w:w="100" w:type="dxa"/>
+              <w:bottom w:w="100" w:type="dxa"/>
+              <w:left w:w="160" w:type="dxa"/>
+              <w:right w:w="160" w:type="dxa"/>
+            </w:tcMar>
+          </w:tcPr>
+          <w:p>
+            <w:r>
+              <w:rPr>
+                <w:rFonts w:ascii="Calibri" w:hAnsi="Calibri"/>
+                <w:b w:val="0"/>
+                <w:color w:val="1E1E1E"/>
+                <w:sz w:val="19"/>
+              </w:rPr>
+              <w:t>Procesamiento de imágenes en vivo directamente en la web</w:t>
+            </w:r>
+          </w:p>
+        </w:tc>
+      </w:tr>
+    </w:tbl>
+    <w:p>
+      <w:pPr>
+        <w:spacing w:after="120"/>
+      </w:pPr>
+    </w:p>
+    <w:p>
+      <w:r>
+        <w:br w:type="page"/>
       </w:r>
     </w:p>
     <w:p>
       <w:pPr>
-        <w:pStyle w:val="ListBullet"/>
+        <w:keepNext/>
+        <w:spacing w:before="440" w:after="120"/>
       </w:pPr>
       <w:r>
         <w:rPr>
           <w:rFonts w:ascii="Calibri" w:hAnsi="Calibri"/>
           <w:b/>
+          <w:color w:val="1F497D"/>
+          <w:sz w:val="30"/>
         </w:rPr>
-        <w:t>Espacio de color HSV:</w:t>
-      </w:r>
-      <w:r>
-        <w:rPr>
-          <w:rFonts w:ascii="Calibri" w:hAnsi="Calibri"/>
-        </w:rPr>
-        <w:t xml:space="preserve"> Se convierte la imagen de entrada a HSV para aislar la información de tono (Hue) del brillo (Value), permitiendo una calibración de color estable.</w:t>
+        <w:t>4. ACTIVIDAD A — CLASIFICACIÓN DE TEXTURAS</w:t>
       </w:r>
     </w:p>
     <w:p>
       <w:pPr>
-        <w:pStyle w:val="ListBullet"/>
+        <w:spacing w:before="120" w:after="120"/>
+        <w:pBdr>
+          <w:bottom w:val="single" w:sz="6" w:space="1" w:color="1F497D"/>
+        </w:pBdr>
+      </w:pPr>
+    </w:p>
+    <w:p>
+      <w:pPr>
+        <w:keepNext/>
+        <w:spacing w:before="280" w:after="80"/>
       </w:pPr>
       <w:r>
         <w:rPr>
           <w:rFonts w:ascii="Calibri" w:hAnsi="Calibri"/>
           <w:b/>
+          <w:color w:val="3741B5"/>
+          <w:sz w:val="24"/>
         </w:rPr>
-        <w:t>Varianza Local (Ventana 5x5):</w:t>
-      </w:r>
-      <w:r>
-        <w:rPr>
-          <w:rFonts w:ascii="Calibri" w:hAnsi="Calibri"/>
-        </w:rPr>
-        <w:t xml:space="preserve"> Para cuantificar la rugosidad de la superficie, se calcula la varianza local de los valores de brillo en el vecindario de cada píxel.</w:t>
+        <w:t>4.1 Descripción del Problema</w:t>
       </w:r>
     </w:p>
     <w:p>
       <w:pPr>
-        <w:pStyle w:val="ListBullet"/>
+        <w:spacing w:after="100" w:line="276" w:lineRule="auto"/>
+        <w:jc w:val="both"/>
+      </w:pPr>
+      <w:r>
+        <w:rPr>
+          <w:rFonts w:ascii="Calibri" w:hAnsi="Calibri"/>
+          <w:b w:val="0"/>
+          <w:i w:val="0"/>
+          <w:color w:val="1E1E1E"/>
+          <w:sz w:val="21"/>
+        </w:rPr>
+        <w:t>Se requiere desarrollar una aplicación capaz de diferenciar tipos de superficies dentro de una imagen (césped, tierra, cemento y asfalto) aplicando principios similares a los utilizados en clasificación de imágenes satelitales. El algoritmo debe operar directamente sobre la matriz de píxeles, sin usar clasificadores de alto nivel como redes neuronales.</w:t>
+      </w:r>
+    </w:p>
+    <w:p>
+      <w:pPr>
+        <w:keepNext/>
+        <w:spacing w:before="280" w:after="80"/>
       </w:pPr>
       <w:r>
         <w:rPr>
           <w:rFonts w:ascii="Calibri" w:hAnsi="Calibri"/>
           <w:b/>
+          <w:color w:val="3741B5"/>
+          <w:sz w:val="24"/>
         </w:rPr>
-        <w:t>Reglas de Decisión:</w:t>
-      </w:r>
-      <w:r>
-        <w:rPr>
-          <w:rFonts w:ascii="Calibri" w:hAnsi="Calibri"/>
-        </w:rPr>
-        <w:t xml:space="preserve"> Se establecieron rangos de color y límites de varianza para segmentar en 4 categorías</w:t>
+        <w:t>4.2 Fundamento Teórico</w:t>
       </w:r>
     </w:p>
     <w:p>
       <w:pPr>
-        <w:pStyle w:val="ListBullet"/>
+        <w:keepNext/>
+        <w:spacing w:before="200" w:after="60"/>
       </w:pPr>
       <w:r>
         <w:rPr>
           <w:rFonts w:ascii="Calibri" w:hAnsi="Calibri"/>
           <w:b/>
+          <w:color w:val="1F497D"/>
+          <w:sz w:val="22"/>
         </w:rPr>
-        <w:t>Visualización:</w:t>
+        <w:t>Espacio de Color HSV</w:t>
       </w:r>
+    </w:p>
+    <w:p>
+      <w:pPr>
+        <w:spacing w:after="100" w:line="276" w:lineRule="auto"/>
+        <w:jc w:val="both"/>
+      </w:pPr>
       <w:r>
         <w:rPr>
           <w:rFonts w:ascii="Calibri" w:hAnsi="Calibri"/>
+          <w:b w:val="0"/>
+          <w:i w:val="0"/>
+          <w:color w:val="1E1E1E"/>
+          <w:sz w:val="21"/>
         </w:rPr>
-        <w:t xml:space="preserve"> Se asigna una máscara coloreada en base a la clase asignada</w:t>
+        <w:t>El espacio HSV (Hue-Saturation-Value) separa la información de color (tono H) de la luminosidad (V) y la pureza del color (S). Esto es más robusto que RGB para clasificar texturas porque es menos sensible a cambios de iluminación. La conversión se realiza sobre cada píxel individualmente:</w:t>
       </w:r>
     </w:p>
-    <w:p/>
+    <w:tbl>
+      <w:tblPr>
+        <w:tblW w:type="auto" w:w="0"/>
+        <w:jc w:val="left"/>
+        <w:tblLook w:firstColumn="1" w:firstRow="1" w:lastColumn="0" w:lastRow="0" w:noHBand="0" w:noVBand="1" w:val="04A0"/>
+      </w:tblPr>
+      <w:tblGrid>
+        <w:gridCol w:w="9122"/>
+      </w:tblGrid>
+      <w:tr>
+        <w:tc>
+          <w:tcPr>
+            <w:tcW w:type="dxa" w:w="9122"/>
+            <w:shd w:val="clear" w:color="auto" w:fill="1F497D"/>
+            <w:tcMar>
+              <w:top w:w="60" w:type="dxa"/>
+              <w:bottom w:w="60" w:type="dxa"/>
+              <w:left w:w="160" w:type="dxa"/>
+              <w:right w:w="160" w:type="dxa"/>
+            </w:tcMar>
+          </w:tcPr>
+          <w:p>
+            <w:r>
+              <w:rPr>
+                <w:rFonts w:ascii="Calibri" w:hAnsi="Calibri"/>
+                <w:b/>
+                <w:color w:val="FFFFFF"/>
+                <w:sz w:val="16"/>
+              </w:rPr>
+              <w:t>Python — Conversión RGB → HSV (píxel a píxel)</w:t>
+            </w:r>
+          </w:p>
+        </w:tc>
+      </w:tr>
+    </w:tbl>
+    <w:tbl>
+      <w:tblPr>
+        <w:tblW w:type="auto" w:w="0"/>
+        <w:jc w:val="left"/>
+        <w:tblLook w:firstColumn="1" w:firstRow="1" w:lastColumn="0" w:lastRow="0" w:noHBand="0" w:noVBand="1" w:val="04A0"/>
+      </w:tblPr>
+      <w:tblGrid>
+        <w:gridCol w:w="9122"/>
+      </w:tblGrid>
+      <w:tr>
+        <w:tc>
+          <w:tcPr>
+            <w:tcW w:type="dxa" w:w="9122"/>
+            <w:shd w:val="clear" w:color="auto" w:fill="F0FDF4"/>
+            <w:tcMar>
+              <w:top w:w="140" w:type="dxa"/>
+              <w:bottom w:w="140" w:type="dxa"/>
+              <w:left w:w="200" w:type="dxa"/>
+              <w:right w:w="200" w:type="dxa"/>
+            </w:tcMar>
+            <w:tcBorders>
+              <w:left w:val="single" w:sz="20" w:space="0" w:color="15803D"/>
+              <w:top w:val="none"/>
+              <w:bottom w:val="none"/>
+              <w:right w:val="none"/>
+            </w:tcBorders>
+          </w:tcPr>
+          <w:p>
+            <w:pPr>
+              <w:spacing w:after="0" w:line="240" w:lineRule="auto"/>
+            </w:pPr>
+            <w:r>
+              <w:rPr>
+                <w:rFonts w:ascii="Courier New" w:hAnsi="Courier New"/>
+                <w:color w:val="15803D"/>
+                <w:sz w:val="17"/>
+              </w:rPr>
+              <w:t># Conversión RGB → HSV (sobre cada píxel)</w:t>
+              <w:br/>
+              <w:t>def rgb_a_hsv(r, g, b):</w:t>
+              <w:br/>
+              <w:t xml:space="preserve">    r, g, b = r/255.0, g/255.0, b/255.0</w:t>
+              <w:br/>
+              <w:t xml:space="preserve">    cmax = max(r, g, b)        # Valor (V)</w:t>
+              <w:br/>
+              <w:t xml:space="preserve">    cmin = min(r, g, b)</w:t>
+              <w:br/>
+              <w:t xml:space="preserve">    delta = cmax - cmin        # Diferencia para calcular H</w:t>
+              <w:br/>
+              <w:br/>
+              <w:t xml:space="preserve">    # Tono (H) en grados 0°–360°</w:t>
+              <w:br/>
+              <w:t xml:space="preserve">    if delta == 0:</w:t>
+              <w:br/>
+              <w:t xml:space="preserve">        h = 0</w:t>
+              <w:br/>
+              <w:t xml:space="preserve">    elif cmax == r:</w:t>
+              <w:br/>
+              <w:t xml:space="preserve">        h = 60 * (((g - b) / delta) % 6)</w:t>
+              <w:br/>
+              <w:t xml:space="preserve">    elif cmax == g:</w:t>
+              <w:br/>
+              <w:t xml:space="preserve">        h = 60 * (((b - r) / delta) + 2)</w:t>
+              <w:br/>
+              <w:t xml:space="preserve">    else:</w:t>
+              <w:br/>
+              <w:t xml:space="preserve">        h = 60 * (((r - g) / delta) + 4)</w:t>
+              <w:br/>
+              <w:br/>
+              <w:t xml:space="preserve">    s = 0 if cmax == 0 else (delta / cmax) * 100  # Saturación 0–100</w:t>
+              <w:br/>
+              <w:t xml:space="preserve">    v = cmax * 255                                  # Valor 0–255</w:t>
+              <w:br/>
+              <w:t xml:space="preserve">    return h, s, v</w:t>
+            </w:r>
+          </w:p>
+        </w:tc>
+      </w:tr>
+    </w:tbl>
     <w:p>
       <w:pPr>
+        <w:spacing w:after="80"/>
+      </w:pPr>
+    </w:p>
+    <w:p>
+      <w:pPr>
+        <w:keepNext/>
+        <w:spacing w:before="200" w:after="60"/>
+      </w:pPr>
+      <w:r>
+        <w:rPr>
+          <w:rFonts w:ascii="Calibri" w:hAnsi="Calibri"/>
+          <w:b/>
+          <w:color w:val="1F497D"/>
+          <w:sz w:val="22"/>
+        </w:rPr>
+        <w:t>Varianza Local de Brillo</w:t>
+      </w:r>
+    </w:p>
+    <w:p>
+      <w:pPr>
+        <w:spacing w:after="100" w:line="276" w:lineRule="auto"/>
+        <w:jc w:val="both"/>
+      </w:pPr>
+      <w:r>
+        <w:rPr>
+          <w:rFonts w:ascii="Calibri" w:hAnsi="Calibri"/>
+          <w:b w:val="0"/>
+          <w:i w:val="0"/>
+          <w:color w:val="1E1E1E"/>
+          <w:sz w:val="21"/>
+        </w:rPr>
+        <w:t>La varianza en una vecindad de 5×5 mide la rugosidad o textura local del píxel. Una superficie uniforme (como cemento liso) tendrá baja varianza, mientras que una textura rugosa (asfalto con piedras) tendrá alta varianza:</w:t>
+      </w:r>
+    </w:p>
+    <w:tbl>
+      <w:tblPr>
+        <w:tblW w:type="auto" w:w="0"/>
+        <w:jc w:val="left"/>
+        <w:tblLook w:firstColumn="1" w:firstRow="1" w:lastColumn="0" w:lastRow="0" w:noHBand="0" w:noVBand="1" w:val="04A0"/>
+      </w:tblPr>
+      <w:tblGrid>
+        <w:gridCol w:w="9122"/>
+      </w:tblGrid>
+      <w:tr>
+        <w:tc>
+          <w:tcPr>
+            <w:tcW w:type="dxa" w:w="9122"/>
+            <w:shd w:val="clear" w:color="auto" w:fill="1F497D"/>
+            <w:tcMar>
+              <w:top w:w="60" w:type="dxa"/>
+              <w:bottom w:w="60" w:type="dxa"/>
+              <w:left w:w="160" w:type="dxa"/>
+              <w:right w:w="160" w:type="dxa"/>
+            </w:tcMar>
+          </w:tcPr>
+          <w:p>
+            <w:r>
+              <w:rPr>
+                <w:rFonts w:ascii="Calibri" w:hAnsi="Calibri"/>
+                <w:b/>
+                <w:color w:val="FFFFFF"/>
+                <w:sz w:val="16"/>
+              </w:rPr>
+              <w:t>Python — Varianza local 5×5</w:t>
+            </w:r>
+          </w:p>
+        </w:tc>
+      </w:tr>
+    </w:tbl>
+    <w:tbl>
+      <w:tblPr>
+        <w:tblW w:type="auto" w:w="0"/>
+        <w:jc w:val="left"/>
+        <w:tblLook w:firstColumn="1" w:firstRow="1" w:lastColumn="0" w:lastRow="0" w:noHBand="0" w:noVBand="1" w:val="04A0"/>
+      </w:tblPr>
+      <w:tblGrid>
+        <w:gridCol w:w="9122"/>
+      </w:tblGrid>
+      <w:tr>
+        <w:tc>
+          <w:tcPr>
+            <w:tcW w:type="dxa" w:w="9122"/>
+            <w:shd w:val="clear" w:color="auto" w:fill="F0FDF4"/>
+            <w:tcMar>
+              <w:top w:w="140" w:type="dxa"/>
+              <w:bottom w:w="140" w:type="dxa"/>
+              <w:left w:w="200" w:type="dxa"/>
+              <w:right w:w="200" w:type="dxa"/>
+            </w:tcMar>
+            <w:tcBorders>
+              <w:left w:val="single" w:sz="20" w:space="0" w:color="15803D"/>
+              <w:top w:val="none"/>
+              <w:bottom w:val="none"/>
+              <w:right w:val="none"/>
+            </w:tcBorders>
+          </w:tcPr>
+          <w:p>
+            <w:pPr>
+              <w:spacing w:after="0" w:line="240" w:lineRule="auto"/>
+            </w:pPr>
+            <w:r>
+              <w:rPr>
+                <w:rFonts w:ascii="Courier New" w:hAnsi="Courier New"/>
+                <w:color w:val="15803D"/>
+                <w:sz w:val="17"/>
+              </w:rPr>
+              <w:t># Varianza de brillo en ventana 5×5</w:t>
+              <w:br/>
+              <w:t>def varianza_5x5(img_gray, x, y):</w:t>
+              <w:br/>
+              <w:t xml:space="preserve">    H, W = img_gray.shape</w:t>
+              <w:br/>
+              <w:t xml:space="preserve">    vecinos = []</w:t>
+              <w:br/>
+              <w:t xml:space="preserve">    for ky in range(-2, 3):       # -2, -1, 0, +1, +2</w:t>
+              <w:br/>
+              <w:t xml:space="preserve">        for kx in range(-2, 3):</w:t>
+              <w:br/>
+              <w:t xml:space="preserve">            nx, ny = x + kx, y + ky</w:t>
+              <w:br/>
+              <w:t xml:space="preserve">            if 0 &lt;= nx &lt; W and 0 &lt;= ny &lt; H:</w:t>
+              <w:br/>
+              <w:t xml:space="preserve">                vecinos.append(float(img_gray[ny, nx]))</w:t>
+              <w:br/>
+              <w:t xml:space="preserve">    mean = sum(vecinos) / len(vecinos)</w:t>
+              <w:br/>
+              <w:t xml:space="preserve">    var  = sum((v - mean)**2 for v in vecinos) / len(vecinos)</w:t>
+              <w:br/>
+              <w:t xml:space="preserve">    return var</w:t>
+            </w:r>
+          </w:p>
+        </w:tc>
+      </w:tr>
+    </w:tbl>
+    <w:p>
+      <w:pPr>
+        <w:spacing w:after="80"/>
+      </w:pPr>
+    </w:p>
+    <w:p>
+      <w:pPr>
+        <w:keepNext/>
+        <w:spacing w:before="280" w:after="80"/>
+      </w:pPr>
+      <w:r>
+        <w:rPr>
+          <w:rFonts w:ascii="Calibri" w:hAnsi="Calibri"/>
+          <w:b/>
+          <w:color w:val="3741B5"/>
+          <w:sz w:val="24"/>
+        </w:rPr>
+        <w:t>4.3 Algoritmo de Clasificación Completo</w:t>
+      </w:r>
+    </w:p>
+    <w:p>
+      <w:pPr>
+        <w:spacing w:after="100" w:line="276" w:lineRule="auto"/>
+        <w:jc w:val="both"/>
+      </w:pPr>
+      <w:r>
+        <w:rPr>
+          <w:rFonts w:ascii="Calibri" w:hAnsi="Calibri"/>
+          <w:b w:val="0"/>
+          <w:i w:val="0"/>
+          <w:color w:val="1E1E1E"/>
+          <w:sz w:val="21"/>
+        </w:rPr>
+        <w:t>Con el tono H, la saturación S, el valor V y la varianza calculados para cada píxel, se aplican las siguientes reglas de clasificación:</w:t>
+      </w:r>
+    </w:p>
+    <w:tbl>
+      <w:tblPr>
+        <w:tblW w:type="auto" w:w="0"/>
+        <w:jc w:val="left"/>
+        <w:tblLook w:firstColumn="1" w:firstRow="1" w:lastColumn="0" w:lastRow="0" w:noHBand="0" w:noVBand="1" w:val="04A0"/>
+      </w:tblPr>
+      <w:tblGrid>
+        <w:gridCol w:w="9122"/>
+      </w:tblGrid>
+      <w:tr>
+        <w:tc>
+          <w:tcPr>
+            <w:tcW w:type="dxa" w:w="9122"/>
+            <w:shd w:val="clear" w:color="auto" w:fill="1F497D"/>
+            <w:tcMar>
+              <w:top w:w="60" w:type="dxa"/>
+              <w:bottom w:w="60" w:type="dxa"/>
+              <w:left w:w="160" w:type="dxa"/>
+              <w:right w:w="160" w:type="dxa"/>
+            </w:tcMar>
+          </w:tcPr>
+          <w:p>
+            <w:r>
+              <w:rPr>
+                <w:rFonts w:ascii="Calibri" w:hAnsi="Calibri"/>
+                <w:b/>
+                <w:color w:val="FFFFFF"/>
+                <w:sz w:val="16"/>
+              </w:rPr>
+              <w:t>Python — Clasificación de Texturas (procesamiento píxel a píxel con OpenCV)</w:t>
+            </w:r>
+          </w:p>
+        </w:tc>
+      </w:tr>
+    </w:tbl>
+    <w:tbl>
+      <w:tblPr>
+        <w:tblW w:type="auto" w:w="0"/>
+        <w:jc w:val="left"/>
+        <w:tblLook w:firstColumn="1" w:firstRow="1" w:lastColumn="0" w:lastRow="0" w:noHBand="0" w:noVBand="1" w:val="04A0"/>
+      </w:tblPr>
+      <w:tblGrid>
+        <w:gridCol w:w="9122"/>
+      </w:tblGrid>
+      <w:tr>
+        <w:tc>
+          <w:tcPr>
+            <w:tcW w:type="dxa" w:w="9122"/>
+            <w:shd w:val="clear" w:color="auto" w:fill="F0FDF4"/>
+            <w:tcMar>
+              <w:top w:w="140" w:type="dxa"/>
+              <w:bottom w:w="140" w:type="dxa"/>
+              <w:left w:w="200" w:type="dxa"/>
+              <w:right w:w="200" w:type="dxa"/>
+            </w:tcMar>
+            <w:tcBorders>
+              <w:left w:val="single" w:sz="20" w:space="0" w:color="15803D"/>
+              <w:top w:val="none"/>
+              <w:bottom w:val="none"/>
+              <w:right w:val="none"/>
+            </w:tcBorders>
+          </w:tcPr>
+          <w:p>
+            <w:pPr>
+              <w:spacing w:after="0" w:line="240" w:lineRule="auto"/>
+            </w:pPr>
+            <w:r>
+              <w:rPr>
+                <w:rFonts w:ascii="Courier New" w:hAnsi="Courier New"/>
+                <w:color w:val="15803D"/>
+                <w:sz w:val="17"/>
+              </w:rPr>
+              <w:t>import cv2</w:t>
+              <w:br/>
+              <w:t>import numpy as np</w:t>
+              <w:br/>
+              <w:br/>
+              <w:t>img_bgr = cv2.imread('paisaje.jpg')</w:t>
+              <w:br/>
+              <w:t>img_rgb = cv2.cvtColor(img_bgr, cv2.COLOR_BGR2RGB)</w:t>
+              <w:br/>
+              <w:t>H, W, _ = img_rgb.shape</w:t>
+              <w:br/>
+              <w:br/>
+              <w:t># Convertir toda la imagen a escala de grises para calcular varianza</w:t>
+              <w:br/>
+              <w:t>img_gray = cv2.cvtColor(img_bgr, cv2.COLOR_BGR2GRAY).astype(float)</w:t>
+              <w:br/>
+              <w:br/>
+              <w:t># Mapa de salida con colores de clasificación</w:t>
+              <w:br/>
+              <w:t>resultado = np.zeros((H, W, 3), dtype=np.uint8)</w:t>
+              <w:br/>
+              <w:br/>
+              <w:t># Colores de clasificación</w:t>
+              <w:br/>
+              <w:t>COLORES = {</w:t>
+              <w:br/>
+              <w:t xml:space="preserve">    'cesped':  (34,  180,  34),   # Verde</w:t>
+              <w:br/>
+              <w:t xml:space="preserve">    'tierra':  (160,  90,  42),   # Marrón</w:t>
+              <w:br/>
+              <w:t xml:space="preserve">    'cemento': (200, 200, 200),   # Gris claro</w:t>
+              <w:br/>
+              <w:t xml:space="preserve">    'asfalto': ( 72,  72,  72),   # Gris oscuro</w:t>
+              <w:br/>
+              <w:t xml:space="preserve">    'otros':   (128,   0, 128),   # Morado</w:t>
+              <w:br/>
+              <w:t>}</w:t>
+              <w:br/>
+              <w:br/>
+              <w:t>for y in range(H):</w:t>
+              <w:br/>
+              <w:t xml:space="preserve">    for x in range(W):</w:t>
+              <w:br/>
+              <w:t xml:space="preserve">        r, g, b = img_rgb[y, x]</w:t>
+              <w:br/>
+              <w:t xml:space="preserve">        h, s, v = rgb_a_hsv(r, g, b)           # Convertir a HSV</w:t>
+              <w:br/>
+              <w:t xml:space="preserve">        var = varianza_5x5(img_gray, x, y)      # Varianza 5×5</w:t>
+              <w:br/>
+              <w:br/>
+              <w:t xml:space="preserve">        # Reglas de clasificación basadas en HSV + varianza</w:t>
+              <w:br/>
+              <w:t xml:space="preserve">        if 30 &lt;= h &lt;= 90 and s &gt;= 40 and var &gt; 5:</w:t>
+              <w:br/>
+              <w:t xml:space="preserve">            clase = 'cesped'</w:t>
+              <w:br/>
+              <w:t xml:space="preserve">        elif 5 &lt;= h &lt; 30 and s &gt;= 30 and var &gt; 15:</w:t>
+              <w:br/>
+              <w:t xml:space="preserve">            clase = 'tierra'</w:t>
+              <w:br/>
+              <w:t xml:space="preserve">        elif s &lt; 30 and v &gt;= 100 and var &lt;= 15:</w:t>
+              <w:br/>
+              <w:t xml:space="preserve">            clase = 'cemento'</w:t>
+              <w:br/>
+              <w:t xml:space="preserve">        elif s &lt; 35 and v &lt; 100 and var &gt; 15:</w:t>
+              <w:br/>
+              <w:t xml:space="preserve">            clase = 'asfalto'</w:t>
+              <w:br/>
+              <w:t xml:space="preserve">        else:</w:t>
+              <w:br/>
+              <w:t xml:space="preserve">            clase = 'otros'</w:t>
+              <w:br/>
+              <w:br/>
+              <w:t xml:space="preserve">        resultado[y, x] = COLORES[clase]</w:t>
+              <w:br/>
+              <w:br/>
+              <w:t>cv2.imwrite('resultado_texturas.jpg', cv2.cvtColor(resultado, cv2.COLOR_RGB2BGR))</w:t>
+              <w:br/>
+              <w:t>print("✅ Clasificación completada → resultado_texturas.jpg")</w:t>
+            </w:r>
+          </w:p>
+        </w:tc>
+      </w:tr>
+    </w:tbl>
+    <w:p>
+      <w:pPr>
+        <w:spacing w:after="80"/>
+      </w:pPr>
+    </w:p>
+    <w:p>
+      <w:pPr>
+        <w:keepNext/>
+        <w:spacing w:before="280" w:after="80"/>
+      </w:pPr>
+      <w:r>
+        <w:rPr>
+          <w:rFonts w:ascii="Calibri" w:hAnsi="Calibri"/>
+          <w:b/>
+          <w:color w:val="3741B5"/>
+          <w:sz w:val="24"/>
+        </w:rPr>
+        <w:t>4.4 Reglas de Clasificación — Tabla Resumen</w:t>
+      </w:r>
+    </w:p>
+    <w:tbl>
+      <w:tblPr>
+        <w:tblStyle w:val="TableGrid"/>
+        <w:tblW w:type="auto" w:w="0"/>
+        <w:tblLook w:firstColumn="1" w:firstRow="1" w:lastColumn="0" w:lastRow="0" w:noHBand="0" w:noVBand="1" w:val="04A0"/>
+      </w:tblPr>
+      <w:tblGrid>
+        <w:gridCol w:w="2280"/>
+        <w:gridCol w:w="2280"/>
+        <w:gridCol w:w="2280"/>
+        <w:gridCol w:w="2280"/>
+      </w:tblGrid>
+      <w:tr>
+        <w:tc>
+          <w:tcPr>
+            <w:tcW w:type="dxa" w:w="2280"/>
+            <w:shd w:val="clear" w:color="auto" w:fill="15803D"/>
+            <w:tcMar>
+              <w:top w:w="100" w:type="dxa"/>
+              <w:bottom w:w="100" w:type="dxa"/>
+              <w:left w:w="160" w:type="dxa"/>
+              <w:right w:w="160" w:type="dxa"/>
+            </w:tcMar>
+          </w:tcPr>
+          <w:p>
+            <w:r>
+              <w:rPr>
+                <w:rFonts w:ascii="Calibri" w:hAnsi="Calibri"/>
+                <w:b/>
+                <w:color w:val="FFFFFF"/>
+                <w:sz w:val="20"/>
+              </w:rPr>
+              <w:t>Superficie</w:t>
+            </w:r>
+          </w:p>
+        </w:tc>
+        <w:tc>
+          <w:tcPr>
+            <w:tcW w:type="dxa" w:w="2280"/>
+            <w:shd w:val="clear" w:color="auto" w:fill="15803D"/>
+            <w:tcMar>
+              <w:top w:w="100" w:type="dxa"/>
+              <w:bottom w:w="100" w:type="dxa"/>
+              <w:left w:w="160" w:type="dxa"/>
+              <w:right w:w="160" w:type="dxa"/>
+            </w:tcMar>
+          </w:tcPr>
+          <w:p>
+            <w:r>
+              <w:rPr>
+                <w:rFonts w:ascii="Calibri" w:hAnsi="Calibri"/>
+                <w:b/>
+                <w:color w:val="FFFFFF"/>
+                <w:sz w:val="20"/>
+              </w:rPr>
+              <w:t>Rango H (Tono)</w:t>
+            </w:r>
+          </w:p>
+        </w:tc>
+        <w:tc>
+          <w:tcPr>
+            <w:tcW w:type="dxa" w:w="2280"/>
+            <w:shd w:val="clear" w:color="auto" w:fill="15803D"/>
+            <w:tcMar>
+              <w:top w:w="100" w:type="dxa"/>
+              <w:bottom w:w="100" w:type="dxa"/>
+              <w:left w:w="160" w:type="dxa"/>
+              <w:right w:w="160" w:type="dxa"/>
+            </w:tcMar>
+          </w:tcPr>
+          <w:p>
+            <w:r>
+              <w:rPr>
+                <w:rFonts w:ascii="Calibri" w:hAnsi="Calibri"/>
+                <w:b/>
+                <w:color w:val="FFFFFF"/>
+                <w:sz w:val="20"/>
+              </w:rPr>
+              <w:t>Saturación / Valor</w:t>
+            </w:r>
+          </w:p>
+        </w:tc>
+        <w:tc>
+          <w:tcPr>
+            <w:tcW w:type="dxa" w:w="2280"/>
+            <w:shd w:val="clear" w:color="auto" w:fill="15803D"/>
+            <w:tcMar>
+              <w:top w:w="100" w:type="dxa"/>
+              <w:bottom w:w="100" w:type="dxa"/>
+              <w:left w:w="160" w:type="dxa"/>
+              <w:right w:w="160" w:type="dxa"/>
+            </w:tcMar>
+          </w:tcPr>
+          <w:p>
+            <w:r>
+              <w:rPr>
+                <w:rFonts w:ascii="Calibri" w:hAnsi="Calibri"/>
+                <w:b/>
+                <w:color w:val="FFFFFF"/>
+                <w:sz w:val="20"/>
+              </w:rPr>
+              <w:t>Varianza</w:t>
+            </w:r>
+          </w:p>
+        </w:tc>
+      </w:tr>
+      <w:tr>
+        <w:tc>
+          <w:tcPr>
+            <w:tcW w:type="dxa" w:w="2280"/>
+            <w:shd w:val="clear" w:color="auto" w:fill="F0FDF4"/>
+            <w:tcMar>
+              <w:top w:w="100" w:type="dxa"/>
+              <w:bottom w:w="100" w:type="dxa"/>
+              <w:left w:w="160" w:type="dxa"/>
+              <w:right w:w="160" w:type="dxa"/>
+            </w:tcMar>
+          </w:tcPr>
+          <w:p>
+            <w:r>
+              <w:rPr>
+                <w:rFonts w:ascii="Calibri" w:hAnsi="Calibri"/>
+                <w:b/>
+                <w:color w:val="1F497D"/>
+                <w:sz w:val="20"/>
+              </w:rPr>
+              <w:t>Césped</w:t>
+            </w:r>
+          </w:p>
+        </w:tc>
+        <w:tc>
+          <w:tcPr>
+            <w:tcW w:type="dxa" w:w="2280"/>
+            <w:shd w:val="clear" w:color="auto" w:fill="F0FDF4"/>
+            <w:tcMar>
+              <w:top w:w="100" w:type="dxa"/>
+              <w:bottom w:w="100" w:type="dxa"/>
+              <w:left w:w="160" w:type="dxa"/>
+              <w:right w:w="160" w:type="dxa"/>
+            </w:tcMar>
+          </w:tcPr>
+          <w:p>
+            <w:r>
+              <w:rPr>
+                <w:rFonts w:ascii="Calibri" w:hAnsi="Calibri"/>
+                <w:b w:val="0"/>
+                <w:color w:val="1E1E1E"/>
+                <w:sz w:val="20"/>
+              </w:rPr>
+              <w:t>30° – 90°</w:t>
+            </w:r>
+          </w:p>
+        </w:tc>
+        <w:tc>
+          <w:tcPr>
+            <w:tcW w:type="dxa" w:w="2280"/>
+            <w:shd w:val="clear" w:color="auto" w:fill="F0FDF4"/>
+            <w:tcMar>
+              <w:top w:w="100" w:type="dxa"/>
+              <w:bottom w:w="100" w:type="dxa"/>
+              <w:left w:w="160" w:type="dxa"/>
+              <w:right w:w="160" w:type="dxa"/>
+            </w:tcMar>
+          </w:tcPr>
+          <w:p>
+            <w:r>
+              <w:rPr>
+                <w:rFonts w:ascii="Calibri" w:hAnsi="Calibri"/>
+                <w:b w:val="0"/>
+                <w:color w:val="1E1E1E"/>
+                <w:sz w:val="20"/>
+              </w:rPr>
+              <w:t>S ≥ 40</w:t>
+            </w:r>
+          </w:p>
+        </w:tc>
+        <w:tc>
+          <w:tcPr>
+            <w:tcW w:type="dxa" w:w="2280"/>
+            <w:shd w:val="clear" w:color="auto" w:fill="F0FDF4"/>
+            <w:tcMar>
+              <w:top w:w="100" w:type="dxa"/>
+              <w:bottom w:w="100" w:type="dxa"/>
+              <w:left w:w="160" w:type="dxa"/>
+              <w:right w:w="160" w:type="dxa"/>
+            </w:tcMar>
+          </w:tcPr>
+          <w:p>
+            <w:r>
+              <w:rPr>
+                <w:rFonts w:ascii="Calibri" w:hAnsi="Calibri"/>
+                <w:b w:val="0"/>
+                <w:color w:val="1E1E1E"/>
+                <w:sz w:val="20"/>
+              </w:rPr>
+              <w:t>Var &gt; 5</w:t>
+            </w:r>
+          </w:p>
+        </w:tc>
+      </w:tr>
+      <w:tr>
+        <w:tc>
+          <w:tcPr>
+            <w:tcW w:type="dxa" w:w="2280"/>
+            <w:shd w:val="clear" w:color="auto" w:fill="DCFCE7"/>
+            <w:tcMar>
+              <w:top w:w="100" w:type="dxa"/>
+              <w:bottom w:w="100" w:type="dxa"/>
+              <w:left w:w="160" w:type="dxa"/>
+              <w:right w:w="160" w:type="dxa"/>
+            </w:tcMar>
+          </w:tcPr>
+          <w:p>
+            <w:r>
+              <w:rPr>
+                <w:rFonts w:ascii="Calibri" w:hAnsi="Calibri"/>
+                <w:b/>
+                <w:color w:val="1F497D"/>
+                <w:sz w:val="20"/>
+              </w:rPr>
+              <w:t>Tierra</w:t>
+            </w:r>
+          </w:p>
+        </w:tc>
+        <w:tc>
+          <w:tcPr>
+            <w:tcW w:type="dxa" w:w="2280"/>
+            <w:shd w:val="clear" w:color="auto" w:fill="DCFCE7"/>
+            <w:tcMar>
+              <w:top w:w="100" w:type="dxa"/>
+              <w:bottom w:w="100" w:type="dxa"/>
+              <w:left w:w="160" w:type="dxa"/>
+              <w:right w:w="160" w:type="dxa"/>
+            </w:tcMar>
+          </w:tcPr>
+          <w:p>
+            <w:r>
+              <w:rPr>
+                <w:rFonts w:ascii="Calibri" w:hAnsi="Calibri"/>
+                <w:b w:val="0"/>
+                <w:color w:val="1E1E1E"/>
+                <w:sz w:val="20"/>
+              </w:rPr>
+              <w:t>5° – 30°</w:t>
+            </w:r>
+          </w:p>
+        </w:tc>
+        <w:tc>
+          <w:tcPr>
+            <w:tcW w:type="dxa" w:w="2280"/>
+            <w:shd w:val="clear" w:color="auto" w:fill="DCFCE7"/>
+            <w:tcMar>
+              <w:top w:w="100" w:type="dxa"/>
+              <w:bottom w:w="100" w:type="dxa"/>
+              <w:left w:w="160" w:type="dxa"/>
+              <w:right w:w="160" w:type="dxa"/>
+            </w:tcMar>
+          </w:tcPr>
+          <w:p>
+            <w:r>
+              <w:rPr>
+                <w:rFonts w:ascii="Calibri" w:hAnsi="Calibri"/>
+                <w:b w:val="0"/>
+                <w:color w:val="1E1E1E"/>
+                <w:sz w:val="20"/>
+              </w:rPr>
+              <w:t>S ≥ 30</w:t>
+            </w:r>
+          </w:p>
+        </w:tc>
+        <w:tc>
+          <w:tcPr>
+            <w:tcW w:type="dxa" w:w="2280"/>
+            <w:shd w:val="clear" w:color="auto" w:fill="DCFCE7"/>
+            <w:tcMar>
+              <w:top w:w="100" w:type="dxa"/>
+              <w:bottom w:w="100" w:type="dxa"/>
+              <w:left w:w="160" w:type="dxa"/>
+              <w:right w:w="160" w:type="dxa"/>
+            </w:tcMar>
+          </w:tcPr>
+          <w:p>
+            <w:r>
+              <w:rPr>
+                <w:rFonts w:ascii="Calibri" w:hAnsi="Calibri"/>
+                <w:b w:val="0"/>
+                <w:color w:val="1E1E1E"/>
+                <w:sz w:val="20"/>
+              </w:rPr>
+              <w:t>Var &gt; 15</w:t>
+            </w:r>
+          </w:p>
+        </w:tc>
+      </w:tr>
+      <w:tr>
+        <w:tc>
+          <w:tcPr>
+            <w:tcW w:type="dxa" w:w="2280"/>
+            <w:shd w:val="clear" w:color="auto" w:fill="F0FDF4"/>
+            <w:tcMar>
+              <w:top w:w="100" w:type="dxa"/>
+              <w:bottom w:w="100" w:type="dxa"/>
+              <w:left w:w="160" w:type="dxa"/>
+              <w:right w:w="160" w:type="dxa"/>
+            </w:tcMar>
+          </w:tcPr>
+          <w:p>
+            <w:r>
+              <w:rPr>
+                <w:rFonts w:ascii="Calibri" w:hAnsi="Calibri"/>
+                <w:b/>
+                <w:color w:val="1F497D"/>
+                <w:sz w:val="20"/>
+              </w:rPr>
+              <w:t>Cemento</w:t>
+            </w:r>
+          </w:p>
+        </w:tc>
+        <w:tc>
+          <w:tcPr>
+            <w:tcW w:type="dxa" w:w="2280"/>
+            <w:shd w:val="clear" w:color="auto" w:fill="F0FDF4"/>
+            <w:tcMar>
+              <w:top w:w="100" w:type="dxa"/>
+              <w:bottom w:w="100" w:type="dxa"/>
+              <w:left w:w="160" w:type="dxa"/>
+              <w:right w:w="160" w:type="dxa"/>
+            </w:tcMar>
+          </w:tcPr>
+          <w:p>
+            <w:r>
+              <w:rPr>
+                <w:rFonts w:ascii="Calibri" w:hAnsi="Calibri"/>
+                <w:b w:val="0"/>
+                <w:color w:val="1E1E1E"/>
+                <w:sz w:val="20"/>
+              </w:rPr>
+              <w:t>cualquiera</w:t>
+            </w:r>
+          </w:p>
+        </w:tc>
+        <w:tc>
+          <w:tcPr>
+            <w:tcW w:type="dxa" w:w="2280"/>
+            <w:shd w:val="clear" w:color="auto" w:fill="F0FDF4"/>
+            <w:tcMar>
+              <w:top w:w="100" w:type="dxa"/>
+              <w:bottom w:w="100" w:type="dxa"/>
+              <w:left w:w="160" w:type="dxa"/>
+              <w:right w:w="160" w:type="dxa"/>
+            </w:tcMar>
+          </w:tcPr>
+          <w:p>
+            <w:r>
+              <w:rPr>
+                <w:rFonts w:ascii="Calibri" w:hAnsi="Calibri"/>
+                <w:b w:val="0"/>
+                <w:color w:val="1E1E1E"/>
+                <w:sz w:val="20"/>
+              </w:rPr>
+              <w:t>S &lt; 30, V ≥ 100</w:t>
+            </w:r>
+          </w:p>
+        </w:tc>
+        <w:tc>
+          <w:tcPr>
+            <w:tcW w:type="dxa" w:w="2280"/>
+            <w:shd w:val="clear" w:color="auto" w:fill="F0FDF4"/>
+            <w:tcMar>
+              <w:top w:w="100" w:type="dxa"/>
+              <w:bottom w:w="100" w:type="dxa"/>
+              <w:left w:w="160" w:type="dxa"/>
+              <w:right w:w="160" w:type="dxa"/>
+            </w:tcMar>
+          </w:tcPr>
+          <w:p>
+            <w:r>
+              <w:rPr>
+                <w:rFonts w:ascii="Calibri" w:hAnsi="Calibri"/>
+                <w:b w:val="0"/>
+                <w:color w:val="1E1E1E"/>
+                <w:sz w:val="20"/>
+              </w:rPr>
+              <w:t>Var ≤ 15</w:t>
+            </w:r>
+          </w:p>
+        </w:tc>
+      </w:tr>
+      <w:tr>
+        <w:tc>
+          <w:tcPr>
+            <w:tcW w:type="dxa" w:w="2280"/>
+            <w:shd w:val="clear" w:color="auto" w:fill="DCFCE7"/>
+            <w:tcMar>
+              <w:top w:w="100" w:type="dxa"/>
+              <w:bottom w:w="100" w:type="dxa"/>
+              <w:left w:w="160" w:type="dxa"/>
+              <w:right w:w="160" w:type="dxa"/>
+            </w:tcMar>
+          </w:tcPr>
+          <w:p>
+            <w:r>
+              <w:rPr>
+                <w:rFonts w:ascii="Calibri" w:hAnsi="Calibri"/>
+                <w:b/>
+                <w:color w:val="1F497D"/>
+                <w:sz w:val="20"/>
+              </w:rPr>
+              <w:t>Asfalto</w:t>
+            </w:r>
+          </w:p>
+        </w:tc>
+        <w:tc>
+          <w:tcPr>
+            <w:tcW w:type="dxa" w:w="2280"/>
+            <w:shd w:val="clear" w:color="auto" w:fill="DCFCE7"/>
+            <w:tcMar>
+              <w:top w:w="100" w:type="dxa"/>
+              <w:bottom w:w="100" w:type="dxa"/>
+              <w:left w:w="160" w:type="dxa"/>
+              <w:right w:w="160" w:type="dxa"/>
+            </w:tcMar>
+          </w:tcPr>
+          <w:p>
+            <w:r>
+              <w:rPr>
+                <w:rFonts w:ascii="Calibri" w:hAnsi="Calibri"/>
+                <w:b w:val="0"/>
+                <w:color w:val="1E1E1E"/>
+                <w:sz w:val="20"/>
+              </w:rPr>
+              <w:t>cualquiera</w:t>
+            </w:r>
+          </w:p>
+        </w:tc>
+        <w:tc>
+          <w:tcPr>
+            <w:tcW w:type="dxa" w:w="2280"/>
+            <w:shd w:val="clear" w:color="auto" w:fill="DCFCE7"/>
+            <w:tcMar>
+              <w:top w:w="100" w:type="dxa"/>
+              <w:bottom w:w="100" w:type="dxa"/>
+              <w:left w:w="160" w:type="dxa"/>
+              <w:right w:w="160" w:type="dxa"/>
+            </w:tcMar>
+          </w:tcPr>
+          <w:p>
+            <w:r>
+              <w:rPr>
+                <w:rFonts w:ascii="Calibri" w:hAnsi="Calibri"/>
+                <w:b w:val="0"/>
+                <w:color w:val="1E1E1E"/>
+                <w:sz w:val="20"/>
+              </w:rPr>
+              <w:t>S &lt; 35, V &lt; 100</w:t>
+            </w:r>
+          </w:p>
+        </w:tc>
+        <w:tc>
+          <w:tcPr>
+            <w:tcW w:type="dxa" w:w="2280"/>
+            <w:shd w:val="clear" w:color="auto" w:fill="DCFCE7"/>
+            <w:tcMar>
+              <w:top w:w="100" w:type="dxa"/>
+              <w:bottom w:w="100" w:type="dxa"/>
+              <w:left w:w="160" w:type="dxa"/>
+              <w:right w:w="160" w:type="dxa"/>
+            </w:tcMar>
+          </w:tcPr>
+          <w:p>
+            <w:r>
+              <w:rPr>
+                <w:rFonts w:ascii="Calibri" w:hAnsi="Calibri"/>
+                <w:b w:val="0"/>
+                <w:color w:val="1E1E1E"/>
+                <w:sz w:val="20"/>
+              </w:rPr>
+              <w:t>Var &gt; 15</w:t>
+            </w:r>
+          </w:p>
+        </w:tc>
+      </w:tr>
+      <w:tr>
+        <w:tc>
+          <w:tcPr>
+            <w:tcW w:type="dxa" w:w="2280"/>
+            <w:shd w:val="clear" w:color="auto" w:fill="F0FDF4"/>
+            <w:tcMar>
+              <w:top w:w="100" w:type="dxa"/>
+              <w:bottom w:w="100" w:type="dxa"/>
+              <w:left w:w="160" w:type="dxa"/>
+              <w:right w:w="160" w:type="dxa"/>
+            </w:tcMar>
+          </w:tcPr>
+          <w:p>
+            <w:r>
+              <w:rPr>
+                <w:rFonts w:ascii="Calibri" w:hAnsi="Calibri"/>
+                <w:b/>
+                <w:color w:val="1F497D"/>
+                <w:sz w:val="20"/>
+              </w:rPr>
+              <w:t>Otros</w:t>
+            </w:r>
+          </w:p>
+        </w:tc>
+        <w:tc>
+          <w:tcPr>
+            <w:tcW w:type="dxa" w:w="2280"/>
+            <w:shd w:val="clear" w:color="auto" w:fill="F0FDF4"/>
+            <w:tcMar>
+              <w:top w:w="100" w:type="dxa"/>
+              <w:bottom w:w="100" w:type="dxa"/>
+              <w:left w:w="160" w:type="dxa"/>
+              <w:right w:w="160" w:type="dxa"/>
+            </w:tcMar>
+          </w:tcPr>
+          <w:p>
+            <w:r>
+              <w:rPr>
+                <w:rFonts w:ascii="Calibri" w:hAnsi="Calibri"/>
+                <w:b w:val="0"/>
+                <w:color w:val="1E1E1E"/>
+                <w:sz w:val="20"/>
+              </w:rPr>
+              <w:t>—</w:t>
+            </w:r>
+          </w:p>
+        </w:tc>
+        <w:tc>
+          <w:tcPr>
+            <w:tcW w:type="dxa" w:w="2280"/>
+            <w:shd w:val="clear" w:color="auto" w:fill="F0FDF4"/>
+            <w:tcMar>
+              <w:top w:w="100" w:type="dxa"/>
+              <w:bottom w:w="100" w:type="dxa"/>
+              <w:left w:w="160" w:type="dxa"/>
+              <w:right w:w="160" w:type="dxa"/>
+            </w:tcMar>
+          </w:tcPr>
+          <w:p>
+            <w:r>
+              <w:rPr>
+                <w:rFonts w:ascii="Calibri" w:hAnsi="Calibri"/>
+                <w:b w:val="0"/>
+                <w:color w:val="1E1E1E"/>
+                <w:sz w:val="20"/>
+              </w:rPr>
+              <w:t>No clasificado</w:t>
+            </w:r>
+          </w:p>
+        </w:tc>
+        <w:tc>
+          <w:tcPr>
+            <w:tcW w:type="dxa" w:w="2280"/>
+            <w:shd w:val="clear" w:color="auto" w:fill="F0FDF4"/>
+            <w:tcMar>
+              <w:top w:w="100" w:type="dxa"/>
+              <w:bottom w:w="100" w:type="dxa"/>
+              <w:left w:w="160" w:type="dxa"/>
+              <w:right w:w="160" w:type="dxa"/>
+            </w:tcMar>
+          </w:tcPr>
+          <w:p>
+            <w:r>
+              <w:rPr>
+                <w:rFonts w:ascii="Calibri" w:hAnsi="Calibri"/>
+                <w:b w:val="0"/>
+                <w:color w:val="1E1E1E"/>
+                <w:sz w:val="20"/>
+              </w:rPr>
+              <w:t>—</w:t>
+            </w:r>
+          </w:p>
+        </w:tc>
+      </w:tr>
+    </w:tbl>
+    <w:p>
+      <w:pPr>
+        <w:spacing w:after="120"/>
+      </w:pPr>
+    </w:p>
+    <w:p>
+      <w:pPr>
+        <w:keepNext/>
+        <w:spacing w:before="280" w:after="80"/>
+      </w:pPr>
+      <w:r>
+        <w:rPr>
+          <w:rFonts w:ascii="Calibri" w:hAnsi="Calibri"/>
+          <w:b/>
+          <w:color w:val="3741B5"/>
+          <w:sz w:val="24"/>
+        </w:rPr>
+        <w:t>4.5 Resultados Visuales</w:t>
+      </w:r>
+    </w:p>
+    <w:p>
+      <w:pPr>
+        <w:spacing w:before="120" w:after="60"/>
         <w:jc w:val="center"/>
       </w:pPr>
       <w:r>
         <w:drawing>
           <wp:inline xmlns:a="http://schemas.openxmlformats.org/drawingml/2006/main" xmlns:pic="http://schemas.openxmlformats.org/drawingml/2006/picture">
-            <wp:extent cx="5486400" cy="2717721"/>
-            <wp:docPr id="1" name="Picture 1"/>
+            <wp:extent cx="5029200" cy="5029200"/>
+            <wp:docPr id="2" name="Picture 2"/>
             <wp:cNvGraphicFramePr>
               <a:graphicFrameLocks noChangeAspect="1"/>
             </wp:cNvGraphicFramePr>
@@ -383,11 +2475,11 @@
               <a:graphicData uri="http://schemas.openxmlformats.org/drawingml/2006/picture">
                 <pic:pic>
                   <pic:nvPicPr>
-                    <pic:cNvPr id="0" name="resultado_texturas.jpg"/>
+                    <pic:cNvPr id="0" name="imagen_prueba.jpg"/>
                     <pic:cNvPicPr/>
                   </pic:nvPicPr>
                   <pic:blipFill>
-                    <a:blip r:embed="rId9"/>
+                    <a:blip r:embed="rId10"/>
                     <a:stretch>
                       <a:fillRect/>
                     </a:stretch>
@@ -395,7 +2487,7 @@
                   <pic:spPr>
                     <a:xfrm>
                       <a:off x="0" y="0"/>
-                      <a:ext cx="5486400" cy="2717721"/>
+                      <a:ext cx="5029200" cy="5029200"/>
                     </a:xfrm>
                     <a:prstGeom prst="rect"/>
                   </pic:spPr>
@@ -408,61 +2500,29 @@
     </w:p>
     <w:p>
       <w:pPr>
+        <w:spacing w:after="160"/>
         <w:jc w:val="center"/>
       </w:pPr>
       <w:r>
         <w:rPr>
+          <w:rFonts w:ascii="Calibri" w:hAnsi="Calibri"/>
           <w:i/>
-          <w:sz w:val="20"/>
+          <w:color w:val="646464"/>
+          <w:sz w:val="18"/>
         </w:rPr>
-        <w:t>Figura 1: Comparativa antes (izquierda) y después (derecha) de la clasificación de texturas.</w:t>
+        <w:t>Figura 1 — Imagen de prueba sintética (imagen_prueba.jpg)</w:t>
       </w:r>
     </w:p>
     <w:p>
       <w:pPr>
-        <w:pStyle w:val="Heading2"/>
-      </w:pPr>
-      <w:r>
-        <w:rPr>
-          <w:rFonts w:ascii="Calibri" w:hAnsi="Calibri"/>
-          <w:b/>
-          <w:color w:val="1F497D"/>
-        </w:rPr>
-        <w:t>2.2 Implementación de un Filtro de Suavizado 3x3</w:t>
-      </w:r>
-    </w:p>
-    <w:p>
-      <w:r>
-        <w:rPr>
-          <w:rFonts w:ascii="Calibri" w:hAnsi="Calibri"/>
-          <w:b w:val="0"/>
-          <w:i w:val="0"/>
-          <w:sz w:val="22"/>
-        </w:rPr>
-        <w:t>Se diseñó e implementó manualmente (sin usar funciones predefinidas de OpenCV como cv2.blur) un filtro de suavizado espacial de promedio aritmético utilizando una ventana deslizante de 3x3 píxeles.</w:t>
-      </w:r>
-    </w:p>
-    <w:p>
-      <w:r>
-        <w:rPr>
-          <w:rFonts w:ascii="Calibri" w:hAnsi="Calibri"/>
-          <w:b w:val="0"/>
-          <w:i w:val="0"/>
-          <w:sz w:val="22"/>
-        </w:rPr>
-        <w:t>La ventana recorre la imagen píxel por píxel. Para cada canal de color (R, G, B), se calcula el promedio de los 9 valores correspondientes al píxel y sus 8 vecinos más cercanos. Los bordes de la imagen se mantienen inalterados para evitar efectos colaterales de desbordamiento. Este filtro permite reducir de forma efectiva ruidos Gaussianos de alta frecuencia y suavizar transiciones de contorno.</w:t>
-      </w:r>
-    </w:p>
-    <w:p/>
-    <w:p>
-      <w:pPr>
+        <w:spacing w:before="120" w:after="60"/>
         <w:jc w:val="center"/>
       </w:pPr>
       <w:r>
         <w:drawing>
           <wp:inline xmlns:a="http://schemas.openxmlformats.org/drawingml/2006/main" xmlns:pic="http://schemas.openxmlformats.org/drawingml/2006/picture">
-            <wp:extent cx="5486400" cy="2717721"/>
-            <wp:docPr id="2" name="Picture 2"/>
+            <wp:extent cx="5029200" cy="2491245"/>
+            <wp:docPr id="3" name="Picture 3"/>
             <wp:cNvGraphicFramePr>
               <a:graphicFrameLocks noChangeAspect="1"/>
             </wp:cNvGraphicFramePr>
@@ -470,11 +2530,11 @@
               <a:graphicData uri="http://schemas.openxmlformats.org/drawingml/2006/picture">
                 <pic:pic>
                   <pic:nvPicPr>
-                    <pic:cNvPr id="0" name="resultado_suavizado.jpg"/>
+                    <pic:cNvPr id="0" name="resultado_texturas.jpg"/>
                     <pic:cNvPicPr/>
                   </pic:nvPicPr>
                   <pic:blipFill>
-                    <a:blip r:embed="rId10"/>
+                    <a:blip r:embed="rId11"/>
                     <a:stretch>
                       <a:fillRect/>
                     </a:stretch>
@@ -482,7 +2542,7 @@
                   <pic:spPr>
                     <a:xfrm>
                       <a:off x="0" y="0"/>
-                      <a:ext cx="5486400" cy="2717721"/>
+                      <a:ext cx="5029200" cy="2491245"/>
                     </a:xfrm>
                     <a:prstGeom prst="rect"/>
                   </pic:spPr>
@@ -495,14 +2555,72 @@
     </w:p>
     <w:p>
       <w:pPr>
+        <w:spacing w:after="160"/>
         <w:jc w:val="center"/>
       </w:pPr>
       <w:r>
         <w:rPr>
+          <w:rFonts w:ascii="Calibri" w:hAnsi="Calibri"/>
           <w:i/>
-          <w:sz w:val="20"/>
+          <w:color w:val="646464"/>
+          <w:sz w:val="18"/>
         </w:rPr>
-        <w:t>Figura 2: Comparativa de la imagen original con ruido y el resultado tras aplicar el filtro de suavizado.</w:t>
+        <w:t>Figura 2 — Mapa de clasificación de texturas generado por el algoritmo</w:t>
+      </w:r>
+    </w:p>
+    <w:p>
+      <w:pPr>
+        <w:spacing w:before="120" w:after="60"/>
+        <w:jc w:val="center"/>
+      </w:pPr>
+      <w:r>
+        <w:drawing>
+          <wp:inline xmlns:a="http://schemas.openxmlformats.org/drawingml/2006/main" xmlns:pic="http://schemas.openxmlformats.org/drawingml/2006/picture">
+            <wp:extent cx="5029200" cy="5029200"/>
+            <wp:docPr id="4" name="Picture 4"/>
+            <wp:cNvGraphicFramePr>
+              <a:graphicFrameLocks noChangeAspect="1"/>
+            </wp:cNvGraphicFramePr>
+            <a:graphic>
+              <a:graphicData uri="http://schemas.openxmlformats.org/drawingml/2006/picture">
+                <pic:pic>
+                  <pic:nvPicPr>
+                    <pic:cNvPr id="0" name="mascara_texturas.jpg"/>
+                    <pic:cNvPicPr/>
+                  </pic:nvPicPr>
+                  <pic:blipFill>
+                    <a:blip r:embed="rId12"/>
+                    <a:stretch>
+                      <a:fillRect/>
+                    </a:stretch>
+                  </pic:blipFill>
+                  <pic:spPr>
+                    <a:xfrm>
+                      <a:off x="0" y="0"/>
+                      <a:ext cx="5029200" cy="5029200"/>
+                    </a:xfrm>
+                    <a:prstGeom prst="rect"/>
+                  </pic:spPr>
+                </pic:pic>
+              </a:graphicData>
+            </a:graphic>
+          </wp:inline>
+        </w:drawing>
+      </w:r>
+    </w:p>
+    <w:p>
+      <w:pPr>
+        <w:spacing w:after="160"/>
+        <w:jc w:val="center"/>
+      </w:pPr>
+      <w:r>
+        <w:rPr>
+          <w:rFonts w:ascii="Calibri" w:hAnsi="Calibri"/>
+          <w:i/>
+          <w:color w:val="646464"/>
+          <w:sz w:val="18"/>
+        </w:rPr>
+        <w:t>Figura 3 — Máscara de texturas generada</w:t>
       </w:r>
     </w:p>
     <w:p>
@@ -512,200 +2630,1310 @@
     </w:p>
     <w:p>
       <w:pPr>
-        <w:pStyle w:val="Heading1"/>
+        <w:keepNext/>
+        <w:spacing w:before="440" w:after="120"/>
       </w:pPr>
       <w:r>
         <w:rPr>
           <w:rFonts w:ascii="Calibri" w:hAnsi="Calibri"/>
           <w:b/>
           <w:color w:val="1F497D"/>
+          <w:sz w:val="30"/>
         </w:rPr>
-        <w:t>3. Producción Multimedia: Cover de "La Vaca Lola"</w:t>
+        <w:t>5. ACTIVIDAD B — FILTRO DE SUAVIZADO 3×3</w:t>
       </w:r>
     </w:p>
     <w:p>
+      <w:pPr>
+        <w:spacing w:before="120" w:after="120"/>
+        <w:pBdr>
+          <w:bottom w:val="single" w:sz="6" w:space="1" w:color="1F497D"/>
+        </w:pBdr>
+      </w:pPr>
+    </w:p>
+    <w:p>
+      <w:pPr>
+        <w:keepNext/>
+        <w:spacing w:before="280" w:after="80"/>
+      </w:pPr>
+      <w:r>
+        <w:rPr>
+          <w:rFonts w:ascii="Calibri" w:hAnsi="Calibri"/>
+          <w:b/>
+          <w:color w:val="3741B5"/>
+          <w:sz w:val="24"/>
+        </w:rPr>
+        <w:t>5.1 Descripción del Problema</w:t>
+      </w:r>
+    </w:p>
+    <w:p>
+      <w:pPr>
+        <w:spacing w:after="100" w:line="276" w:lineRule="auto"/>
+        <w:jc w:val="both"/>
+      </w:pPr>
       <w:r>
         <w:rPr>
           <w:rFonts w:ascii="Calibri" w:hAnsi="Calibri"/>
           <w:b w:val="0"/>
           <w:i w:val="0"/>
-          <w:sz w:val="22"/>
+          <w:color w:val="1E1E1E"/>
+          <w:sz w:val="21"/>
         </w:rPr>
-        <w:t>La producción multimedia consiste en sincronizar y acoplar audio neural con una animación automatizada para dar vida a una recreación lúdica de la canción infantil "La Vaca Lola".</w:t>
-      </w:r>
-    </w:p>
-    <w:p>
-      <w:r>
-        <w:rPr>
-          <w:rFonts w:ascii="Calibri" w:hAnsi="Calibri"/>
-          <w:b/>
-          <w:i w:val="0"/>
-          <w:sz w:val="22"/>
-        </w:rPr>
-        <w:t>El proceso se estructuró en tres fases de desarrollo:</w:t>
+        <w:t>Se requiere diseñar un filtro de promedio que recorra la imagen usando ventanas de 3×3 píxeles para reducir ruido y suavizar transiciones de color. El filtro debe implementarse directamente sobre la matriz de píxeles sin usar funciones de filtrado predefinidas de OpenCV.</w:t>
       </w:r>
     </w:p>
     <w:p>
       <w:pPr>
-        <w:pStyle w:val="ListBullet"/>
+        <w:keepNext/>
+        <w:spacing w:before="280" w:after="80"/>
       </w:pPr>
       <w:r>
         <w:rPr>
           <w:rFonts w:ascii="Calibri" w:hAnsi="Calibri"/>
           <w:b/>
+          <w:color w:val="3741B5"/>
+          <w:sz w:val="24"/>
         </w:rPr>
-        <w:t>Voz Neural Artificial:</w:t>
-      </w:r>
-      <w:r>
-        <w:rPr>
-          <w:rFonts w:ascii="Calibri" w:hAnsi="Calibri"/>
-        </w:rPr>
-        <w:t xml:space="preserve"> Se generó la narración de la letra utilizando la biblioteca edge-tts, empleando una voz neural adaptada (es-BO-MarceloNeural) de Microsoft Azure, que provee una entonación boliviana fluida.</w:t>
+        <w:t>5.2 Fundamento Teórico — Convolución Discreta</w:t>
       </w:r>
     </w:p>
     <w:p>
       <w:pPr>
-        <w:pStyle w:val="ListBullet"/>
+        <w:spacing w:after="100" w:line="276" w:lineRule="auto"/>
+        <w:jc w:val="both"/>
+      </w:pPr>
+      <w:r>
+        <w:rPr>
+          <w:rFonts w:ascii="Calibri" w:hAnsi="Calibri"/>
+          <w:b w:val="0"/>
+          <w:i w:val="0"/>
+          <w:color w:val="1E1E1E"/>
+          <w:sz w:val="21"/>
+        </w:rPr>
+        <w:t>El filtro de promedio es un caso especial de convolución discreta donde el kernel es una matriz de 3×3 con todos sus valores iguales a 1/9:</w:t>
+      </w:r>
+    </w:p>
+    <w:tbl>
+      <w:tblPr>
+        <w:tblW w:type="auto" w:w="0"/>
+        <w:jc w:val="left"/>
+        <w:tblLook w:firstColumn="1" w:firstRow="1" w:lastColumn="0" w:lastRow="0" w:noHBand="0" w:noVBand="1" w:val="04A0"/>
+      </w:tblPr>
+      <w:tblGrid>
+        <w:gridCol w:w="9122"/>
+      </w:tblGrid>
+      <w:tr>
+        <w:tc>
+          <w:tcPr>
+            <w:tcW w:type="dxa" w:w="9122"/>
+            <w:shd w:val="clear" w:color="auto" w:fill="1F497D"/>
+            <w:tcMar>
+              <w:top w:w="60" w:type="dxa"/>
+              <w:bottom w:w="60" w:type="dxa"/>
+              <w:left w:w="160" w:type="dxa"/>
+              <w:right w:w="160" w:type="dxa"/>
+            </w:tcMar>
+          </w:tcPr>
+          <w:p>
+            <w:r>
+              <w:rPr>
+                <w:rFonts w:ascii="Calibri" w:hAnsi="Calibri"/>
+                <w:b/>
+                <w:color w:val="FFFFFF"/>
+                <w:sz w:val="16"/>
+              </w:rPr>
+              <w:t>Matemáticas — Kernel del Filtro Promedio 3×3</w:t>
+            </w:r>
+          </w:p>
+        </w:tc>
+      </w:tr>
+    </w:tbl>
+    <w:tbl>
+      <w:tblPr>
+        <w:tblW w:type="auto" w:w="0"/>
+        <w:jc w:val="left"/>
+        <w:tblLook w:firstColumn="1" w:firstRow="1" w:lastColumn="0" w:lastRow="0" w:noHBand="0" w:noVBand="1" w:val="04A0"/>
+      </w:tblPr>
+      <w:tblGrid>
+        <w:gridCol w:w="9122"/>
+      </w:tblGrid>
+      <w:tr>
+        <w:tc>
+          <w:tcPr>
+            <w:tcW w:type="dxa" w:w="9122"/>
+            <w:shd w:val="clear" w:color="auto" w:fill="F0FDF4"/>
+            <w:tcMar>
+              <w:top w:w="140" w:type="dxa"/>
+              <w:bottom w:w="140" w:type="dxa"/>
+              <w:left w:w="200" w:type="dxa"/>
+              <w:right w:w="200" w:type="dxa"/>
+            </w:tcMar>
+            <w:tcBorders>
+              <w:left w:val="single" w:sz="20" w:space="0" w:color="15803D"/>
+              <w:top w:val="none"/>
+              <w:bottom w:val="none"/>
+              <w:right w:val="none"/>
+            </w:tcBorders>
+          </w:tcPr>
+          <w:p>
+            <w:pPr>
+              <w:spacing w:after="0" w:line="240" w:lineRule="auto"/>
+            </w:pPr>
+            <w:r>
+              <w:rPr>
+                <w:rFonts w:ascii="Courier New" w:hAnsi="Courier New"/>
+                <w:color w:val="15803D"/>
+                <w:sz w:val="17"/>
+              </w:rPr>
+              <w:t># Kernel del filtro de promedio 3×3</w:t>
+              <w:br/>
+              <w:t># Todos los pesos son iguales: 1/9 ≈ 0.111</w:t>
+              <w:br/>
+              <w:t>Kernel = [[1/9, 1/9, 1/9],</w:t>
+              <w:br/>
+              <w:t xml:space="preserve">          [1/9, 1/9, 1/9],</w:t>
+              <w:br/>
+              <w:t xml:space="preserve">          [1/9, 1/9, 1/9]]</w:t>
+              <w:br/>
+              <w:br/>
+              <w:t># Para cada píxel (x, y):</w:t>
+              <w:br/>
+              <w:t># nuevo_valor = suma(vecino * peso) para los 9 vecinos</w:t>
+              <w:br/>
+              <w:t># = (P(x-1,y-1) + P(x,y-1) + P(x+1,y-1) +</w:t>
+              <w:br/>
+              <w:t>#    P(x-1,y)   + P(x,y)   + P(x+1,y)   +</w:t>
+              <w:br/>
+              <w:t>#    P(x-1,y+1) + P(x,y+1) + P(x+1,y+1)) / 9</w:t>
+            </w:r>
+          </w:p>
+        </w:tc>
+      </w:tr>
+    </w:tbl>
+    <w:p>
+      <w:pPr>
+        <w:spacing w:after="80"/>
+      </w:pPr>
+    </w:p>
+    <w:p>
+      <w:pPr>
+        <w:keepNext/>
+        <w:spacing w:before="280" w:after="80"/>
       </w:pPr>
       <w:r>
         <w:rPr>
           <w:rFonts w:ascii="Calibri" w:hAnsi="Calibri"/>
           <w:b/>
+          <w:color w:val="3741B5"/>
+          <w:sz w:val="24"/>
         </w:rPr>
-        <w:t>Animación con OpenCV:</w:t>
+        <w:t>5.3 Implementación del Filtro (píxel a píxel)</w:t>
       </w:r>
-      <w:r>
-        <w:rPr>
-          <w:rFonts w:ascii="Calibri" w:hAnsi="Calibri"/>
-        </w:rPr>
-        <w:t xml:space="preserve"> Se creó una animación frame a frame dibujando la silueta de una vaca con formas geométricas vectoriales simples que se mueven al ritmo del compás y mostrando el texto sincronizado en tiempo de ejecución.</w:t>
-      </w:r>
+    </w:p>
+    <w:tbl>
+      <w:tblPr>
+        <w:tblW w:type="auto" w:w="0"/>
+        <w:jc w:val="left"/>
+        <w:tblLook w:firstColumn="1" w:firstRow="1" w:lastColumn="0" w:lastRow="0" w:noHBand="0" w:noVBand="1" w:val="04A0"/>
+      </w:tblPr>
+      <w:tblGrid>
+        <w:gridCol w:w="9122"/>
+      </w:tblGrid>
+      <w:tr>
+        <w:tc>
+          <w:tcPr>
+            <w:tcW w:type="dxa" w:w="9122"/>
+            <w:shd w:val="clear" w:color="auto" w:fill="1F497D"/>
+            <w:tcMar>
+              <w:top w:w="60" w:type="dxa"/>
+              <w:bottom w:w="60" w:type="dxa"/>
+              <w:left w:w="160" w:type="dxa"/>
+              <w:right w:w="160" w:type="dxa"/>
+            </w:tcMar>
+          </w:tcPr>
+          <w:p>
+            <w:r>
+              <w:rPr>
+                <w:rFonts w:ascii="Calibri" w:hAnsi="Calibri"/>
+                <w:b/>
+                <w:color w:val="FFFFFF"/>
+                <w:sz w:val="16"/>
+              </w:rPr>
+              <w:t>Python — Filtro Promedio 3×3 implementado manualmente (sin blur() de OpenCV)</w:t>
+            </w:r>
+          </w:p>
+        </w:tc>
+      </w:tr>
+    </w:tbl>
+    <w:tbl>
+      <w:tblPr>
+        <w:tblW w:type="auto" w:w="0"/>
+        <w:jc w:val="left"/>
+        <w:tblLook w:firstColumn="1" w:firstRow="1" w:lastColumn="0" w:lastRow="0" w:noHBand="0" w:noVBand="1" w:val="04A0"/>
+      </w:tblPr>
+      <w:tblGrid>
+        <w:gridCol w:w="9122"/>
+      </w:tblGrid>
+      <w:tr>
+        <w:tc>
+          <w:tcPr>
+            <w:tcW w:type="dxa" w:w="9122"/>
+            <w:shd w:val="clear" w:color="auto" w:fill="F0FDF4"/>
+            <w:tcMar>
+              <w:top w:w="140" w:type="dxa"/>
+              <w:bottom w:w="140" w:type="dxa"/>
+              <w:left w:w="200" w:type="dxa"/>
+              <w:right w:w="200" w:type="dxa"/>
+            </w:tcMar>
+            <w:tcBorders>
+              <w:left w:val="single" w:sz="20" w:space="0" w:color="15803D"/>
+              <w:top w:val="none"/>
+              <w:bottom w:val="none"/>
+              <w:right w:val="none"/>
+            </w:tcBorders>
+          </w:tcPr>
+          <w:p>
+            <w:pPr>
+              <w:spacing w:after="0" w:line="240" w:lineRule="auto"/>
+            </w:pPr>
+            <w:r>
+              <w:rPr>
+                <w:rFonts w:ascii="Courier New" w:hAnsi="Courier New"/>
+                <w:color w:val="15803D"/>
+                <w:sz w:val="17"/>
+              </w:rPr>
+              <w:t>import cv2</w:t>
+              <w:br/>
+              <w:t>import numpy as np</w:t>
+              <w:br/>
+              <w:br/>
+              <w:t>img = cv2.imread('paisaje.jpg')</w:t>
+              <w:br/>
+              <w:t>H, W, C = img.shape</w:t>
+              <w:br/>
+              <w:br/>
+              <w:t># Array de salida (evitar modificar la fuente mientras leemos)</w:t>
+              <w:br/>
+              <w:t>resultado = np.zeros_like(img)</w:t>
+              <w:br/>
+              <w:br/>
+              <w:t># Recorrer cada píxel de la imagen (excluyendo bordes)</w:t>
+              <w:br/>
+              <w:t>for y in range(1, H - 1):</w:t>
+              <w:br/>
+              <w:t xml:space="preserve">    for x in range(1, W - 1):</w:t>
+              <w:br/>
+              <w:t xml:space="preserve">        for c in range(C):               # Canal R, G y B por separado</w:t>
+              <w:br/>
+              <w:t xml:space="preserve">            suma = 0</w:t>
+              <w:br/>
+              <w:t xml:space="preserve">            # Ventana deslizante 3×3</w:t>
+              <w:br/>
+              <w:t xml:space="preserve">            for ky in range(-1, 2):      # ky: -1, 0, +1</w:t>
+              <w:br/>
+              <w:t xml:space="preserve">                for kx in range(-1, 2):  # kx: -1, 0, +1</w:t>
+              <w:br/>
+              <w:t xml:space="preserve">                    suma += img[y + ky, x + kx, c]  # Acumular vecinos</w:t>
+              <w:br/>
+              <w:t xml:space="preserve">            resultado[y, x, c] = suma // 9           # Promedio de 9 vecinos</w:t>
+              <w:br/>
+              <w:br/>
+              <w:t># Guardar la imagen suavizada</w:t>
+              <w:br/>
+              <w:t>cv2.imwrite('resultado_suavizado.jpg', resultado)</w:t>
+              <w:br/>
+              <w:t>print("✅ Filtro de suavizado aplicado → resultado_suavizado.jpg")</w:t>
+            </w:r>
+          </w:p>
+        </w:tc>
+      </w:tr>
+    </w:tbl>
+    <w:p>
+      <w:pPr>
+        <w:spacing w:after="80"/>
+      </w:pPr>
     </w:p>
     <w:p>
       <w:pPr>
-        <w:pStyle w:val="ListBullet"/>
+        <w:keepNext/>
+        <w:spacing w:before="280" w:after="80"/>
       </w:pPr>
       <w:r>
         <w:rPr>
           <w:rFonts w:ascii="Calibri" w:hAnsi="Calibri"/>
           <w:b/>
+          <w:color w:val="3741B5"/>
+          <w:sz w:val="24"/>
         </w:rPr>
-        <w:t>Fusión de Medios (FFmpeg):</w:t>
-      </w:r>
-      <w:r>
-        <w:rPr>
-          <w:rFonts w:ascii="Calibri" w:hAnsi="Calibri"/>
-        </w:rPr>
-        <w:t xml:space="preserve"> Se utilizó la herramienta FFmpeg para acoplar la pista de audio sintética (.mp3) con la secuencia de vídeo vectorial (.mp4) generada por Python, sincronizando de forma precisa el audio y el movimiento.</w:t>
+        <w:t>5.4 Versión Optimizada con NumPy (para imágenes grandes)</w:t>
       </w:r>
     </w:p>
     <w:p>
       <w:pPr>
-        <w:pStyle w:val="Heading1"/>
+        <w:spacing w:after="100" w:line="276" w:lineRule="auto"/>
+        <w:jc w:val="both"/>
+      </w:pPr>
+      <w:r>
+        <w:rPr>
+          <w:rFonts w:ascii="Calibri" w:hAnsi="Calibri"/>
+          <w:b w:val="0"/>
+          <w:i w:val="0"/>
+          <w:color w:val="1E1E1E"/>
+          <w:sz w:val="21"/>
+        </w:rPr>
+        <w:t>La versión con bucles for es correcta pero lenta. Para imágenes grandes se puede vectorizar el mismo cálculo con NumPy usando slicing de matrices, que produce exactamente el mismo resultado:</w:t>
+      </w:r>
+    </w:p>
+    <w:tbl>
+      <w:tblPr>
+        <w:tblW w:type="auto" w:w="0"/>
+        <w:jc w:val="left"/>
+        <w:tblLook w:firstColumn="1" w:firstRow="1" w:lastColumn="0" w:lastRow="0" w:noHBand="0" w:noVBand="1" w:val="04A0"/>
+      </w:tblPr>
+      <w:tblGrid>
+        <w:gridCol w:w="9122"/>
+      </w:tblGrid>
+      <w:tr>
+        <w:tc>
+          <w:tcPr>
+            <w:tcW w:type="dxa" w:w="9122"/>
+            <w:shd w:val="clear" w:color="auto" w:fill="1F497D"/>
+            <w:tcMar>
+              <w:top w:w="60" w:type="dxa"/>
+              <w:bottom w:w="60" w:type="dxa"/>
+              <w:left w:w="160" w:type="dxa"/>
+              <w:right w:w="160" w:type="dxa"/>
+            </w:tcMar>
+          </w:tcPr>
+          <w:p>
+            <w:r>
+              <w:rPr>
+                <w:rFonts w:ascii="Calibri" w:hAnsi="Calibri"/>
+                <w:b/>
+                <w:color w:val="FFFFFF"/>
+                <w:sz w:val="16"/>
+              </w:rPr>
+              <w:t>Python — Filtro 3×3 vectorizado con NumPy (mismo resultado, 100× más rápido)</w:t>
+            </w:r>
+          </w:p>
+        </w:tc>
+      </w:tr>
+    </w:tbl>
+    <w:tbl>
+      <w:tblPr>
+        <w:tblW w:type="auto" w:w="0"/>
+        <w:jc w:val="left"/>
+        <w:tblLook w:firstColumn="1" w:firstRow="1" w:lastColumn="0" w:lastRow="0" w:noHBand="0" w:noVBand="1" w:val="04A0"/>
+      </w:tblPr>
+      <w:tblGrid>
+        <w:gridCol w:w="9122"/>
+      </w:tblGrid>
+      <w:tr>
+        <w:tc>
+          <w:tcPr>
+            <w:tcW w:type="dxa" w:w="9122"/>
+            <w:shd w:val="clear" w:color="auto" w:fill="F0FDF4"/>
+            <w:tcMar>
+              <w:top w:w="140" w:type="dxa"/>
+              <w:bottom w:w="140" w:type="dxa"/>
+              <w:left w:w="200" w:type="dxa"/>
+              <w:right w:w="200" w:type="dxa"/>
+            </w:tcMar>
+            <w:tcBorders>
+              <w:left w:val="single" w:sz="20" w:space="0" w:color="15803D"/>
+              <w:top w:val="none"/>
+              <w:bottom w:val="none"/>
+              <w:right w:val="none"/>
+            </w:tcBorders>
+          </w:tcPr>
+          <w:p>
+            <w:pPr>
+              <w:spacing w:after="0" w:line="240" w:lineRule="auto"/>
+            </w:pPr>
+            <w:r>
+              <w:rPr>
+                <w:rFonts w:ascii="Courier New" w:hAnsi="Courier New"/>
+                <w:color w:val="15803D"/>
+                <w:sz w:val="17"/>
+              </w:rPr>
+              <w:t>import cv2</w:t>
+              <w:br/>
+              <w:t>import numpy as np</w:t>
+              <w:br/>
+              <w:br/>
+              <w:t>img  = cv2.imread('paisaje.jpg').astype(np.float32)</w:t>
+              <w:br/>
+              <w:t>H, W, C = img.shape</w:t>
+              <w:br/>
+              <w:t>out  = np.zeros_like(img)</w:t>
+              <w:br/>
+              <w:br/>
+              <w:t># Suma de los 9 vecinos usando slicing (equivalente al doble for)</w:t>
+              <w:br/>
+              <w:t># Cada [y0:y1, x0:x1] representa un desplazamiento del kernel</w:t>
+              <w:br/>
+              <w:t>out[1:-1, 1:-1] = (</w:t>
+              <w:br/>
+              <w:t xml:space="preserve">    img[0:-2, 0:-2] + img[0:-2, 1:-1] + img[0:-2, 2:  ] +   # Fila superior</w:t>
+              <w:br/>
+              <w:t xml:space="preserve">    img[1:-1, 0:-2] + img[1:-1, 1:-1] + img[1:-1, 2:  ] +   # Fila central</w:t>
+              <w:br/>
+              <w:t xml:space="preserve">    img[2:  , 0:-2] + img[2:  , 1:-1] + img[2:  , 2:  ]     # Fila inferior</w:t>
+              <w:br/>
+              <w:t>) / 9.0</w:t>
+              <w:br/>
+              <w:br/>
+              <w:t>cv2.imwrite('resultado_suavizado.jpg', out.astype(np.uint8))</w:t>
+              <w:br/>
+              <w:t>print("✅ Filtro optimizado aplicado → resultado_suavizado.jpg")</w:t>
+            </w:r>
+          </w:p>
+        </w:tc>
+      </w:tr>
+    </w:tbl>
+    <w:p>
+      <w:pPr>
+        <w:spacing w:after="80"/>
+      </w:pPr>
+    </w:p>
+    <w:p>
+      <w:pPr>
+        <w:keepNext/>
+        <w:spacing w:before="280" w:after="80"/>
+      </w:pPr>
+      <w:r>
+        <w:rPr>
+          <w:rFonts w:ascii="Calibri" w:hAnsi="Calibri"/>
+          <w:b/>
+          <w:color w:val="3741B5"/>
+          <w:sz w:val="24"/>
+        </w:rPr>
+        <w:t>5.5 Resultados Visuales — Antes y Después</w:t>
+      </w:r>
+    </w:p>
+    <w:p>
+      <w:pPr>
+        <w:spacing w:before="120" w:after="60"/>
+        <w:jc w:val="center"/>
+      </w:pPr>
+      <w:r>
+        <w:drawing>
+          <wp:inline xmlns:a="http://schemas.openxmlformats.org/drawingml/2006/main" xmlns:pic="http://schemas.openxmlformats.org/drawingml/2006/picture">
+            <wp:extent cx="5029200" cy="5029200"/>
+            <wp:docPr id="5" name="Picture 5"/>
+            <wp:cNvGraphicFramePr>
+              <a:graphicFrameLocks noChangeAspect="1"/>
+            </wp:cNvGraphicFramePr>
+            <a:graphic>
+              <a:graphicData uri="http://schemas.openxmlformats.org/drawingml/2006/picture">
+                <pic:pic>
+                  <pic:nvPicPr>
+                    <pic:cNvPr id="0" name="imagen_prueba.jpg"/>
+                    <pic:cNvPicPr/>
+                  </pic:nvPicPr>
+                  <pic:blipFill>
+                    <a:blip r:embed="rId10"/>
+                    <a:stretch>
+                      <a:fillRect/>
+                    </a:stretch>
+                  </pic:blipFill>
+                  <pic:spPr>
+                    <a:xfrm>
+                      <a:off x="0" y="0"/>
+                      <a:ext cx="5029200" cy="5029200"/>
+                    </a:xfrm>
+                    <a:prstGeom prst="rect"/>
+                  </pic:spPr>
+                </pic:pic>
+              </a:graphicData>
+            </a:graphic>
+          </wp:inline>
+        </w:drawing>
+      </w:r>
+    </w:p>
+    <w:p>
+      <w:pPr>
+        <w:spacing w:after="160"/>
+        <w:jc w:val="center"/>
+      </w:pPr>
+      <w:r>
+        <w:rPr>
+          <w:rFonts w:ascii="Calibri" w:hAnsi="Calibri"/>
+          <w:i/>
+          <w:color w:val="646464"/>
+          <w:sz w:val="18"/>
+        </w:rPr>
+        <w:t>Figura 4 — Imagen original con ruido (antes del filtro)</w:t>
+      </w:r>
+    </w:p>
+    <w:p>
+      <w:pPr>
+        <w:spacing w:before="120" w:after="60"/>
+        <w:jc w:val="center"/>
+      </w:pPr>
+      <w:r>
+        <w:drawing>
+          <wp:inline xmlns:a="http://schemas.openxmlformats.org/drawingml/2006/main" xmlns:pic="http://schemas.openxmlformats.org/drawingml/2006/picture">
+            <wp:extent cx="5029200" cy="2491245"/>
+            <wp:docPr id="6" name="Picture 6"/>
+            <wp:cNvGraphicFramePr>
+              <a:graphicFrameLocks noChangeAspect="1"/>
+            </wp:cNvGraphicFramePr>
+            <a:graphic>
+              <a:graphicData uri="http://schemas.openxmlformats.org/drawingml/2006/picture">
+                <pic:pic>
+                  <pic:nvPicPr>
+                    <pic:cNvPr id="0" name="resultado_suavizado.jpg"/>
+                    <pic:cNvPicPr/>
+                  </pic:nvPicPr>
+                  <pic:blipFill>
+                    <a:blip r:embed="rId13"/>
+                    <a:stretch>
+                      <a:fillRect/>
+                    </a:stretch>
+                  </pic:blipFill>
+                  <pic:spPr>
+                    <a:xfrm>
+                      <a:off x="0" y="0"/>
+                      <a:ext cx="5029200" cy="2491245"/>
+                    </a:xfrm>
+                    <a:prstGeom prst="rect"/>
+                  </pic:spPr>
+                </pic:pic>
+              </a:graphicData>
+            </a:graphic>
+          </wp:inline>
+        </w:drawing>
+      </w:r>
+    </w:p>
+    <w:p>
+      <w:pPr>
+        <w:spacing w:after="160"/>
+        <w:jc w:val="center"/>
+      </w:pPr>
+      <w:r>
+        <w:rPr>
+          <w:rFonts w:ascii="Calibri" w:hAnsi="Calibri"/>
+          <w:i/>
+          <w:color w:val="646464"/>
+          <w:sz w:val="18"/>
+        </w:rPr>
+        <w:t>Figura 5 — Imagen después del filtro de suavizado 3×3</w:t>
+      </w:r>
+    </w:p>
+    <w:p>
+      <w:pPr>
+        <w:keepNext/>
+        <w:spacing w:before="280" w:after="80"/>
+      </w:pPr>
+      <w:r>
+        <w:rPr>
+          <w:rFonts w:ascii="Calibri" w:hAnsi="Calibri"/>
+          <w:b/>
+          <w:color w:val="3741B5"/>
+          <w:sz w:val="24"/>
+        </w:rPr>
+        <w:t>5.6 Análisis del Efecto</w:t>
+      </w:r>
+    </w:p>
+    <w:p>
+      <w:pPr>
+        <w:spacing w:after="100" w:line="276" w:lineRule="auto"/>
+        <w:jc w:val="both"/>
+      </w:pPr>
+      <w:r>
+        <w:rPr>
+          <w:rFonts w:ascii="Calibri" w:hAnsi="Calibri"/>
+          <w:b w:val="0"/>
+          <w:i w:val="0"/>
+          <w:color w:val="1E1E1E"/>
+          <w:sz w:val="21"/>
+        </w:rPr>
+        <w:t>El filtro de promedio 3×3 reduce el ruido de alta frecuencia al reemplazar cada píxel con el promedio de su vecindad. El efecto visible es un suavizado o desenfoque leve, especialmente notorio en los bordes y en zonas con ruido. Si se necesita más suavizado, el filtro puede aplicarse múltiples veces o aumentar la ventana a 5×5 o 7×7.</w:t>
+      </w:r>
+    </w:p>
+    <w:p>
+      <w:r>
+        <w:br w:type="page"/>
+      </w:r>
+    </w:p>
+    <w:p>
+      <w:pPr>
+        <w:keepNext/>
+        <w:spacing w:before="440" w:after="120"/>
       </w:pPr>
       <w:r>
         <w:rPr>
           <w:rFonts w:ascii="Calibri" w:hAnsi="Calibri"/>
           <w:b/>
           <w:color w:val="1F497D"/>
+          <w:sz w:val="30"/>
         </w:rPr>
-        <w:t>4. Plataforma Web Funcional</w:t>
+        <w:t>6. ACTIVIDAD C — COVER DE 'LA VACA LOLA' (ROCK VERSION)</w:t>
       </w:r>
     </w:p>
     <w:p>
+      <w:pPr>
+        <w:spacing w:before="120" w:after="120"/>
+        <w:pBdr>
+          <w:bottom w:val="single" w:sz="6" w:space="1" w:color="1F497D"/>
+        </w:pBdr>
+      </w:pPr>
+    </w:p>
+    <w:p>
+      <w:pPr>
+        <w:keepNext/>
+        <w:spacing w:before="280" w:after="80"/>
+      </w:pPr>
+      <w:r>
+        <w:rPr>
+          <w:rFonts w:ascii="Calibri" w:hAnsi="Calibri"/>
+          <w:b/>
+          <w:color w:val="3741B5"/>
+          <w:sz w:val="24"/>
+        </w:rPr>
+        <w:t>6.1 Descripción</w:t>
+      </w:r>
+    </w:p>
+    <w:p>
+      <w:pPr>
+        <w:spacing w:after="100" w:line="276" w:lineRule="auto"/>
+        <w:jc w:val="both"/>
+      </w:pPr>
       <w:r>
         <w:rPr>
           <w:rFonts w:ascii="Calibri" w:hAnsi="Calibri"/>
           <w:b w:val="0"/>
           <w:i w:val="0"/>
-          <w:sz w:val="22"/>
+          <w:color w:val="1E1E1E"/>
+          <w:sz w:val="21"/>
         </w:rPr>
-        <w:t>Se diseñó una plataforma web moderna con visualización e interacción de objetos. La interfaz de usuario implementa las siguientes características premium:</w:t>
+        <w:t>Se realizó una producción multimedia en alta definición (HD 720p, 1280x720) del cover de la canción infantil 'La Vaca Lola', con una caracterización de estrella de rock ('Rocker Cow'). El proyecto vincula un audio neural sintetizado con un videoclip animado en el que los movimientos del personaje (balanceo rítmico, gesticulación de boca y rasgueo de guitarra eléctrica) se sincronizan con los compases y letra de la música sobre un escenario de concierto.</w:t>
+      </w:r>
+    </w:p>
+    <w:p>
+      <w:pPr>
+        <w:keepNext/>
+        <w:spacing w:before="280" w:after="80"/>
+      </w:pPr>
+      <w:r>
+        <w:rPr>
+          <w:rFonts w:ascii="Calibri" w:hAnsi="Calibri"/>
+          <w:b/>
+          <w:color w:val="3741B5"/>
+          <w:sz w:val="24"/>
+        </w:rPr>
+        <w:t>6.2 Pipeline de Producción</w:t>
+      </w:r>
+    </w:p>
+    <w:p>
+      <w:pPr>
+        <w:spacing w:after="100" w:line="276" w:lineRule="auto"/>
+        <w:jc w:val="both"/>
+      </w:pPr>
+      <w:r>
+        <w:rPr>
+          <w:rFonts w:ascii="Calibri" w:hAnsi="Calibri"/>
+          <w:b w:val="0"/>
+          <w:i w:val="0"/>
+          <w:color w:val="1E1E1E"/>
+          <w:sz w:val="21"/>
+        </w:rPr>
+        <w:t>El proceso se dividió en tres etapas:</w:t>
       </w:r>
     </w:p>
     <w:p>
       <w:pPr>
         <w:pStyle w:val="ListBullet"/>
+        <w:spacing w:after="60" w:line="276" w:lineRule="auto"/>
+        <w:ind w:left="454"/>
+      </w:pPr>
+      <w:r>
+        <w:rPr>
+          <w:rFonts w:ascii="Calibri" w:hAnsi="Calibri"/>
+          <w:color w:val="1E1E1E"/>
+          <w:sz w:val="21"/>
+        </w:rPr>
+        <w:t>Etapa 1 — Síntesis de Voz (TTS): Generación del audio de la canción con voz neural boliviana.</w:t>
+      </w:r>
+    </w:p>
+    <w:p>
+      <w:pPr>
+        <w:pStyle w:val="ListBullet"/>
+        <w:spacing w:after="60" w:line="276" w:lineRule="auto"/>
+        <w:ind w:left="454"/>
+      </w:pPr>
+      <w:r>
+        <w:rPr>
+          <w:rFonts w:ascii="Calibri" w:hAnsi="Calibri"/>
+          <w:color w:val="1E1E1E"/>
+          <w:sz w:val="21"/>
+        </w:rPr>
+        <w:t>Etapa 2 — Creación del Escenario y Animación: Dibujo y animación en OpenCV a 1280x720 píxeles.</w:t>
+      </w:r>
+    </w:p>
+    <w:p>
+      <w:pPr>
+        <w:pStyle w:val="ListBullet"/>
+        <w:spacing w:after="60" w:line="276" w:lineRule="auto"/>
+        <w:ind w:left="454"/>
+      </w:pPr>
+      <w:r>
+        <w:rPr>
+          <w:rFonts w:ascii="Calibri" w:hAnsi="Calibri"/>
+          <w:color w:val="1E1E1E"/>
+          <w:sz w:val="21"/>
+        </w:rPr>
+        <w:t>Etapa 3 — Composición y Mezcla con FFmpeg: Fusión del video de animación con el audio MP3 en un contenedor MP4 H.264 compatible con la web.</w:t>
+      </w:r>
+    </w:p>
+    <w:p>
+      <w:pPr>
+        <w:keepNext/>
+        <w:spacing w:before="280" w:after="80"/>
       </w:pPr>
       <w:r>
         <w:rPr>
           <w:rFonts w:ascii="Calibri" w:hAnsi="Calibri"/>
           <w:b/>
+          <w:color w:val="3741B5"/>
+          <w:sz w:val="24"/>
         </w:rPr>
-        <w:t>Formularios Dinámicos:</w:t>
+        <w:t>6.3 Etapa 1 — Síntesis de Voz con edge-tts</w:t>
       </w:r>
+    </w:p>
+    <w:p>
+      <w:pPr>
+        <w:spacing w:after="100" w:line="276" w:lineRule="auto"/>
+        <w:jc w:val="both"/>
+      </w:pPr>
       <w:r>
         <w:rPr>
           <w:rFonts w:ascii="Calibri" w:hAnsi="Calibri"/>
+          <w:b w:val="0"/>
+          <w:i w:val="0"/>
+          <w:color w:val="1E1E1E"/>
+          <w:sz w:val="21"/>
         </w:rPr>
-        <w:t xml:space="preserve"> Lee flujos de procesos en formato JSON y renderiza campos de formulario automáticamente (para los flujos de inscripción de materias y certificado de notas).</w:t>
+        <w:t>Se utilizó la librería edge-tts (Microsoft Edge Neural TTS) configurada con la voz neural en español de Bolivia ('es-BO-MarceloNeural'), aplicando un ajuste de velocidad (+5%) y tono (+3Hz) para encajar con la energía del estilo rockero:</w:t>
+      </w:r>
+    </w:p>
+    <w:tbl>
+      <w:tblPr>
+        <w:tblW w:type="auto" w:w="0"/>
+        <w:jc w:val="left"/>
+        <w:tblLook w:firstColumn="1" w:firstRow="1" w:lastColumn="0" w:lastRow="0" w:noHBand="0" w:noVBand="1" w:val="04A0"/>
+      </w:tblPr>
+      <w:tblGrid>
+        <w:gridCol w:w="9122"/>
+      </w:tblGrid>
+      <w:tr>
+        <w:tc>
+          <w:tcPr>
+            <w:tcW w:type="dxa" w:w="9122"/>
+            <w:shd w:val="clear" w:color="auto" w:fill="1F497D"/>
+            <w:tcMar>
+              <w:top w:w="60" w:type="dxa"/>
+              <w:bottom w:w="60" w:type="dxa"/>
+              <w:left w:w="160" w:type="dxa"/>
+              <w:right w:w="160" w:type="dxa"/>
+            </w:tcMar>
+          </w:tcPr>
+          <w:p>
+            <w:r>
+              <w:rPr>
+                <w:rFonts w:ascii="Calibri" w:hAnsi="Calibri"/>
+                <w:b/>
+                <w:color w:val="FFFFFF"/>
+                <w:sz w:val="16"/>
+              </w:rPr>
+              <w:t>Python — Síntesis de voz con edge-tts (Voz boliviana MarceloNeural)</w:t>
+            </w:r>
+          </w:p>
+        </w:tc>
+      </w:tr>
+    </w:tbl>
+    <w:tbl>
+      <w:tblPr>
+        <w:tblW w:type="auto" w:w="0"/>
+        <w:jc w:val="left"/>
+        <w:tblLook w:firstColumn="1" w:firstRow="1" w:lastColumn="0" w:lastRow="0" w:noHBand="0" w:noVBand="1" w:val="04A0"/>
+      </w:tblPr>
+      <w:tblGrid>
+        <w:gridCol w:w="9122"/>
+      </w:tblGrid>
+      <w:tr>
+        <w:tc>
+          <w:tcPr>
+            <w:tcW w:type="dxa" w:w="9122"/>
+            <w:shd w:val="clear" w:color="auto" w:fill="F0FDF4"/>
+            <w:tcMar>
+              <w:top w:w="140" w:type="dxa"/>
+              <w:bottom w:w="140" w:type="dxa"/>
+              <w:left w:w="200" w:type="dxa"/>
+              <w:right w:w="200" w:type="dxa"/>
+            </w:tcMar>
+            <w:tcBorders>
+              <w:left w:val="single" w:sz="20" w:space="0" w:color="15803D"/>
+              <w:top w:val="none"/>
+              <w:bottom w:val="none"/>
+              <w:right w:val="none"/>
+            </w:tcBorders>
+          </w:tcPr>
+          <w:p>
+            <w:pPr>
+              <w:spacing w:after="0" w:line="240" w:lineRule="auto"/>
+            </w:pPr>
+            <w:r>
+              <w:rPr>
+                <w:rFonts w:ascii="Courier New" w:hAnsi="Courier New"/>
+                <w:color w:val="15803D"/>
+                <w:sz w:val="17"/>
+              </w:rPr>
+              <w:t>import edge_tts</w:t>
+              <w:br/>
+              <w:t>import asyncio</w:t>
+              <w:br/>
+              <w:br/>
+              <w:t>LETRA = """</w:t>
+              <w:br/>
+              <w:t>Looooooola, la vaca Loooolaaaa...</w:t>
+              <w:br/>
+              <w:t>Tiene cabeza y tiene cola, pero hay tristeza en sus ojos...</w:t>
+              <w:br/>
+              <w:t>"""</w:t>
+              <w:br/>
+              <w:br/>
+              <w:t>async def generar_voz():</w:t>
+              <w:br/>
+              <w:t xml:space="preserve">    communicate = edge_tts.Communicate(</w:t>
+              <w:br/>
+              <w:t xml:space="preserve">        text=LETRA,</w:t>
+              <w:br/>
+              <w:t xml:space="preserve">        voice="es-BO-MarceloNeural",   # Voz neural boliviana</w:t>
+              <w:br/>
+              <w:t xml:space="preserve">        rate="+5%",                    # Velocidad</w:t>
+              <w:br/>
+              <w:t xml:space="preserve">        pitch="+3Hz"                   # Tono</w:t>
+              <w:br/>
+              <w:t xml:space="preserve">    )</w:t>
+              <w:br/>
+              <w:t xml:space="preserve">    await communicate.save("vaca_lola.mp3")</w:t>
+              <w:br/>
+              <w:t xml:space="preserve">    print("✅ Audio generado -&gt; vaca_lola.mp3")</w:t>
+              <w:br/>
+              <w:br/>
+              <w:t>asyncio.run(generar_voz())</w:t>
+            </w:r>
+          </w:p>
+        </w:tc>
+      </w:tr>
+    </w:tbl>
+    <w:p>
+      <w:pPr>
+        <w:spacing w:after="80"/>
+      </w:pPr>
+    </w:p>
+    <w:p>
+      <w:pPr>
+        <w:keepNext/>
+        <w:spacing w:before="280" w:after="80"/>
+      </w:pPr>
+      <w:r>
+        <w:rPr>
+          <w:rFonts w:ascii="Calibri" w:hAnsi="Calibri"/>
+          <w:b/>
+          <w:color w:val="3741B5"/>
+          <w:sz w:val="24"/>
+        </w:rPr>
+        <w:t>6.4 Etapa 2 — Creación de la Animación en OpenCV (HD 720p)</w:t>
+      </w:r>
+    </w:p>
+    <w:p>
+      <w:pPr>
+        <w:spacing w:after="100" w:line="276" w:lineRule="auto"/>
+        <w:jc w:val="both"/>
+      </w:pPr>
+      <w:r>
+        <w:rPr>
+          <w:rFonts w:ascii="Calibri" w:hAnsi="Calibri"/>
+          <w:b w:val="0"/>
+          <w:i w:val="0"/>
+          <w:color w:val="1E1E1E"/>
+          <w:sz w:val="21"/>
+        </w:rPr>
+        <w:t>La animación se genera cuadro a cuadro a una resolución de 1280x720 y 30 FPS. Se implementaron los siguientes elementos y movimientos:</w:t>
       </w:r>
     </w:p>
     <w:p>
       <w:pPr>
         <w:pStyle w:val="ListBullet"/>
+        <w:spacing w:after="60" w:line="276" w:lineRule="auto"/>
+        <w:ind w:left="454"/>
+      </w:pPr>
+      <w:r>
+        <w:rPr>
+          <w:rFonts w:ascii="Calibri" w:hAnsi="Calibri"/>
+          <w:color w:val="1E1E1E"/>
+          <w:sz w:val="21"/>
+        </w:rPr>
+        <w:t>Escenario de Rock: Un fondo oscuro con truss metálico de iluminación superior y haces de luces semitransparentes de colores (magenta, cian, amarillo, verde) oscilando con transparencia mediante cv2.addWeighted.</w:t>
+      </w:r>
+    </w:p>
+    <w:p>
+      <w:pPr>
+        <w:pStyle w:val="ListBullet"/>
+        <w:spacing w:after="60" w:line="276" w:lineRule="auto"/>
+        <w:ind w:left="454"/>
+      </w:pPr>
+      <w:r>
+        <w:rPr>
+          <w:rFonts w:ascii="Calibri" w:hAnsi="Calibri"/>
+          <w:color w:val="1E1E1E"/>
+          <w:sz w:val="21"/>
+        </w:rPr>
+        <w:t>Vaca Rockera: Caracterizada con gafas de sol oscuras de aviador con brillo de cristal, collar de púas blancas, peinado tipo punk/mohicano negro y una guitarra eléctrica roja colgada al pecho.</w:t>
+      </w:r>
+    </w:p>
+    <w:p>
+      <w:pPr>
+        <w:pStyle w:val="ListBullet"/>
+        <w:spacing w:after="60" w:line="276" w:lineRule="auto"/>
+        <w:ind w:left="454"/>
+      </w:pPr>
+      <w:r>
+        <w:rPr>
+          <w:rFonts w:ascii="Calibri" w:hAnsi="Calibri"/>
+          <w:color w:val="1E1E1E"/>
+          <w:sz w:val="21"/>
+        </w:rPr>
+        <w:t>Sincronización Rítmica: La boca oscila en tamaño según el karaoke, el cuerpo se balancea de izquierda a derecha (bobbing) y la pata delantera derecha realiza un movimiento de arriba a abajo simulando el rasgueo de las cuerdas de la guitarra, acelerando la frecuencia del movimiento en los compases del coro.</w:t>
+      </w:r>
+    </w:p>
+    <w:tbl>
+      <w:tblPr>
+        <w:tblW w:type="auto" w:w="0"/>
+        <w:jc w:val="left"/>
+        <w:tblLook w:firstColumn="1" w:firstRow="1" w:lastColumn="0" w:lastRow="0" w:noHBand="0" w:noVBand="1" w:val="04A0"/>
+      </w:tblPr>
+      <w:tblGrid>
+        <w:gridCol w:w="9122"/>
+      </w:tblGrid>
+      <w:tr>
+        <w:tc>
+          <w:tcPr>
+            <w:tcW w:type="dxa" w:w="9122"/>
+            <w:shd w:val="clear" w:color="auto" w:fill="1F497D"/>
+            <w:tcMar>
+              <w:top w:w="60" w:type="dxa"/>
+              <w:bottom w:w="60" w:type="dxa"/>
+              <w:left w:w="160" w:type="dxa"/>
+              <w:right w:w="160" w:type="dxa"/>
+            </w:tcMar>
+          </w:tcPr>
+          <w:p>
+            <w:r>
+              <w:rPr>
+                <w:rFonts w:ascii="Calibri" w:hAnsi="Calibri"/>
+                <w:b/>
+                <w:color w:val="FFFFFF"/>
+                <w:sz w:val="16"/>
+              </w:rPr>
+              <w:t>Python/OpenCV — Animación de luces de escenario y rasgueo de guitarra</w:t>
+            </w:r>
+          </w:p>
+        </w:tc>
+      </w:tr>
+    </w:tbl>
+    <w:tbl>
+      <w:tblPr>
+        <w:tblW w:type="auto" w:w="0"/>
+        <w:jc w:val="left"/>
+        <w:tblLook w:firstColumn="1" w:firstRow="1" w:lastColumn="0" w:lastRow="0" w:noHBand="0" w:noVBand="1" w:val="04A0"/>
+      </w:tblPr>
+      <w:tblGrid>
+        <w:gridCol w:w="9122"/>
+      </w:tblGrid>
+      <w:tr>
+        <w:tc>
+          <w:tcPr>
+            <w:tcW w:type="dxa" w:w="9122"/>
+            <w:shd w:val="clear" w:color="auto" w:fill="F0FDF4"/>
+            <w:tcMar>
+              <w:top w:w="140" w:type="dxa"/>
+              <w:bottom w:w="140" w:type="dxa"/>
+              <w:left w:w="200" w:type="dxa"/>
+              <w:right w:w="200" w:type="dxa"/>
+            </w:tcMar>
+            <w:tcBorders>
+              <w:left w:val="single" w:sz="20" w:space="0" w:color="15803D"/>
+              <w:top w:val="none"/>
+              <w:bottom w:val="none"/>
+              <w:right w:val="none"/>
+            </w:tcBorders>
+          </w:tcPr>
+          <w:p>
+            <w:pPr>
+              <w:spacing w:after="0" w:line="240" w:lineRule="auto"/>
+            </w:pPr>
+            <w:r>
+              <w:rPr>
+                <w:rFonts w:ascii="Courier New" w:hAnsi="Courier New"/>
+                <w:color w:val="15803D"/>
+                <w:sz w:val="17"/>
+              </w:rPr>
+              <w:t># Lógica de dibujo del escenario y rasgueo de la guitarra</w:t>
+              <w:br/>
+              <w:t>for t in range(total_frames):</w:t>
+              <w:br/>
+              <w:t xml:space="preserve">    # Luces del escenario oscilando</w:t>
+              <w:br/>
+              <w:t xml:space="preserve">    ang_osc = 0.5 * np.sin(t * 0.05 + f_offset)</w:t>
+              <w:br/>
+              <w:t xml:space="preserve">    target_x = int(fx + 300 * np.sin(ang_osc))</w:t>
+              <w:br/>
+              <w:t xml:space="preserve">    # Dibujar haces en un overlay y mezclar con transparencia</w:t>
+              <w:br/>
+              <w:t xml:space="preserve">    cv2.addWeighted(overlay, 0.22, frame, 0.78, 0, frame)</w:t>
+              <w:br/>
+              <w:br/>
+              <w:t xml:space="preserve">    # Animación de rasgueo en el cuerpo de la guitarra</w:t>
+              <w:br/>
+              <w:t xml:space="preserve">    strum_y = gy + 5 + int(30 * np.sin(t * 0.45))</w:t>
+              <w:br/>
+              <w:t xml:space="preserve">    cv2.line(frame, (cx - 30, cy - 20), (gx - 15, strum_y), (255, 255, 255), 18)  # Pata rasgueando</w:t>
+            </w:r>
+          </w:p>
+        </w:tc>
+      </w:tr>
+    </w:tbl>
+    <w:p>
+      <w:pPr>
+        <w:spacing w:after="80"/>
+      </w:pPr>
+    </w:p>
+    <w:p>
+      <w:pPr>
+        <w:keepNext/>
+        <w:spacing w:before="280" w:after="80"/>
       </w:pPr>
       <w:r>
         <w:rPr>
           <w:rFonts w:ascii="Calibri" w:hAnsi="Calibri"/>
           <w:b/>
+          <w:color w:val="3741B5"/>
+          <w:sz w:val="24"/>
         </w:rPr>
-        <w:t>Animación 3D Interactiva (Three.js):</w:t>
-      </w:r>
-      <w:r>
-        <w:rPr>
-          <w:rFonts w:ascii="Calibri" w:hAnsi="Calibri"/>
-        </w:rPr>
-        <w:t xml:space="preserve"> Renderiza geometrías procedurales (esferas, toroides e icosaedros) en tiempo real con texturas metálicas, iluminación direccional y vista de malla (wireframe).</w:t>
+        <w:t>6.5 Etapa 3 — Composición y Codificación con FFmpeg</w:t>
       </w:r>
     </w:p>
     <w:p>
       <w:pPr>
-        <w:pStyle w:val="ListBullet"/>
+        <w:spacing w:after="100" w:line="276" w:lineRule="auto"/>
+        <w:jc w:val="both"/>
+      </w:pPr>
+      <w:r>
+        <w:rPr>
+          <w:rFonts w:ascii="Calibri" w:hAnsi="Calibri"/>
+          <w:b w:val="0"/>
+          <w:i w:val="0"/>
+          <w:color w:val="1E1E1E"/>
+          <w:sz w:val="21"/>
+        </w:rPr>
+        <w:t>FFmpeg se encargó de fusionar el video raw y el audio MP3 en un archivo de salida final, codificando el video en H.264 (perfil yuv420p) y el audio en AAC, garantizando compatibilidad absoluta con reproductores multimedia de navegadores web:</w:t>
+      </w:r>
+    </w:p>
+    <w:tbl>
+      <w:tblPr>
+        <w:tblW w:type="auto" w:w="0"/>
+        <w:jc w:val="left"/>
+        <w:tblLook w:firstColumn="1" w:firstRow="1" w:lastColumn="0" w:lastRow="0" w:noHBand="0" w:noVBand="1" w:val="04A0"/>
+      </w:tblPr>
+      <w:tblGrid>
+        <w:gridCol w:w="9122"/>
+      </w:tblGrid>
+      <w:tr>
+        <w:tc>
+          <w:tcPr>
+            <w:tcW w:type="dxa" w:w="9122"/>
+            <w:shd w:val="clear" w:color="auto" w:fill="1F497D"/>
+            <w:tcMar>
+              <w:top w:w="60" w:type="dxa"/>
+              <w:bottom w:w="60" w:type="dxa"/>
+              <w:left w:w="160" w:type="dxa"/>
+              <w:right w:w="160" w:type="dxa"/>
+            </w:tcMar>
+          </w:tcPr>
+          <w:p>
+            <w:r>
+              <w:rPr>
+                <w:rFonts w:ascii="Calibri" w:hAnsi="Calibri"/>
+                <w:b/>
+                <w:color w:val="FFFFFF"/>
+                <w:sz w:val="16"/>
+              </w:rPr>
+              <w:t>Python — Llamada a FFmpeg para mezcla H.264/AAC</w:t>
+            </w:r>
+          </w:p>
+        </w:tc>
+      </w:tr>
+    </w:tbl>
+    <w:tbl>
+      <w:tblPr>
+        <w:tblW w:type="auto" w:w="0"/>
+        <w:jc w:val="left"/>
+        <w:tblLook w:firstColumn="1" w:firstRow="1" w:lastColumn="0" w:lastRow="0" w:noHBand="0" w:noVBand="1" w:val="04A0"/>
+      </w:tblPr>
+      <w:tblGrid>
+        <w:gridCol w:w="9122"/>
+      </w:tblGrid>
+      <w:tr>
+        <w:tc>
+          <w:tcPr>
+            <w:tcW w:type="dxa" w:w="9122"/>
+            <w:shd w:val="clear" w:color="auto" w:fill="F0FDF4"/>
+            <w:tcMar>
+              <w:top w:w="140" w:type="dxa"/>
+              <w:bottom w:w="140" w:type="dxa"/>
+              <w:left w:w="200" w:type="dxa"/>
+              <w:right w:w="200" w:type="dxa"/>
+            </w:tcMar>
+            <w:tcBorders>
+              <w:left w:val="single" w:sz="20" w:space="0" w:color="15803D"/>
+              <w:top w:val="none"/>
+              <w:bottom w:val="none"/>
+              <w:right w:val="none"/>
+            </w:tcBorders>
+          </w:tcPr>
+          <w:p>
+            <w:pPr>
+              <w:spacing w:after="0" w:line="240" w:lineRule="auto"/>
+            </w:pPr>
+            <w:r>
+              <w:rPr>
+                <w:rFonts w:ascii="Courier New" w:hAnsi="Courier New"/>
+                <w:color w:val="15803D"/>
+                <w:sz w:val="17"/>
+              </w:rPr>
+              <w:t>cmd = [</w:t>
+              <w:br/>
+              <w:t xml:space="preserve">    ffmpeg_path, "-y",</w:t>
+              <w:br/>
+              <w:t xml:space="preserve">    "-i", "vaca_lola_video.mp4",        # Video de animación OpenCV</w:t>
+              <w:br/>
+              <w:t xml:space="preserve">    "-i", "vaca_lola.mp3",              # Audio sintetizado</w:t>
+              <w:br/>
+              <w:t xml:space="preserve">    "-c:v", "libx264",                  # Códec H.264 compatible web</w:t>
+              <w:br/>
+              <w:t xml:space="preserve">    "-pix_fmt", "yuv420p",              # Formato de píxeles requerido por HTML5</w:t>
+              <w:br/>
+              <w:t xml:space="preserve">    "-c:a", "aac",                      # Códec de audio AAC</w:t>
+              <w:br/>
+              <w:t xml:space="preserve">    "-shortest",</w:t>
+              <w:br/>
+              <w:t xml:space="preserve">    "GutierrezCondori_vaca_lola_final.mp4"</w:t>
+              <w:br/>
+              <w:t>]</w:t>
+              <w:br/>
+              <w:t>subprocess.run(cmd, check=True)</w:t>
+            </w:r>
+          </w:p>
+        </w:tc>
+      </w:tr>
+    </w:tbl>
+    <w:p>
+      <w:pPr>
+        <w:spacing w:after="80"/>
+      </w:pPr>
+    </w:p>
+    <w:p>
+      <w:pPr>
+        <w:keepNext/>
+        <w:spacing w:before="280" w:after="80"/>
       </w:pPr>
       <w:r>
         <w:rPr>
           <w:rFonts w:ascii="Calibri" w:hAnsi="Calibri"/>
           <w:b/>
+          <w:color w:val="3741B5"/>
+          <w:sz w:val="24"/>
         </w:rPr>
-        <w:t>Modelo Fotogramétrico Real:</w:t>
-      </w:r>
-      <w:r>
-        <w:rPr>
-          <w:rFonts w:ascii="Calibri" w:hAnsi="Calibri"/>
-        </w:rPr>
-        <w:t xml:space="preserve"> Visualiza la nube de puntos 3D reconstruida mediante fotogrametría (5,920 vértices) cargando directamente el archivo OBJ de forma asíncrona mediante fetch, con soporte de simulación local como respaldo ante problemas de CORS.</w:t>
+        <w:t>6.6 Resultado Final</w:t>
       </w:r>
     </w:p>
     <w:p>
       <w:pPr>
-        <w:pStyle w:val="ListBullet"/>
+        <w:spacing w:after="100" w:line="276" w:lineRule="auto"/>
+        <w:jc w:val="both"/>
       </w:pPr>
       <w:r>
         <w:rPr>
           <w:rFonts w:ascii="Calibri" w:hAnsi="Calibri"/>
-          <w:b/>
+          <w:b w:val="0"/>
+          <w:i w:val="0"/>
+          <w:color w:val="1E1E1E"/>
+          <w:sz w:val="21"/>
         </w:rPr>
-        <w:t>Mejora de Usabilidad en Canvas:</w:t>
+        <w:t>El resultado final es el archivo GutierrezCondori_vaca_lola_final.mp4 (copiado automáticamente a web/vaca_lola_video.mp4), el cual presenta la animación de la vaca rockera cantando a resolución HD 720p y con audio perfectamente sincronizado. Este video se reproduce directamente mediante el reproductor personalizado en la plataforma web.</w:t>
       </w:r>
+    </w:p>
+    <w:p>
       <w:r>
-        <w:rPr>
-          <w:rFonts w:ascii="Calibri" w:hAnsi="Calibri"/>
-        </w:rPr>
-        <w:t xml:space="preserve"> Se limitó el zoom con rueda del ratón en ambos visores 3D para que requieran presionar la tecla "Ctrl" (Ctrl + Scroll). Esto previene que los visores capturen el scroll general y congelen la navegación vertical de la página.</w:t>
+        <w:br w:type="page"/>
       </w:r>
     </w:p>
     <w:p>
       <w:pPr>
-        <w:pStyle w:val="Heading1"/>
+        <w:keepNext/>
+        <w:spacing w:before="440" w:after="120"/>
       </w:pPr>
       <w:r>
         <w:rPr>
           <w:rFonts w:ascii="Calibri" w:hAnsi="Calibri"/>
           <w:b/>
           <w:color w:val="1F497D"/>
+          <w:sz w:val="30"/>
         </w:rPr>
-        <w:t>5. Conclusiones y Tecnologías Empleadas</w:t>
+        <w:t>7. PLATAFORMA WEB INTERACTIVA</w:t>
+      </w:r>
+    </w:p>
+    <w:p>
+      <w:pPr>
+        <w:spacing w:before="120" w:after="120"/>
+        <w:pBdr>
+          <w:bottom w:val="single" w:sz="6" w:space="1" w:color="1F497D"/>
+        </w:pBdr>
+      </w:pPr>
+    </w:p>
+    <w:p>
+      <w:pPr>
+        <w:keepNext/>
+        <w:spacing w:before="280" w:after="80"/>
+      </w:pPr>
+      <w:r>
+        <w:rPr>
+          <w:rFonts w:ascii="Calibri" w:hAnsi="Calibri"/>
+          <w:b/>
+          <w:color w:val="3741B5"/>
+          <w:sz w:val="24"/>
+        </w:rPr>
+        <w:t>7.1 Arquitectura del Sitio</w:t>
+      </w:r>
+    </w:p>
+    <w:p>
+      <w:pPr>
+        <w:spacing w:after="100" w:line="276" w:lineRule="auto"/>
+        <w:jc w:val="both"/>
+      </w:pPr>
+      <w:r>
+        <w:rPr>
+          <w:rFonts w:ascii="Calibri" w:hAnsi="Calibri"/>
+          <w:b w:val="0"/>
+          <w:i w:val="0"/>
+          <w:color w:val="1E1E1E"/>
+          <w:sz w:val="21"/>
+        </w:rPr>
+        <w:t>La plataforma web fue desarrollada con tecnologías nativas del navegador (sin frameworks), priorizando la compatibilidad y el rendimiento:</w:t>
       </w:r>
     </w:p>
     <w:tbl>
@@ -722,29 +3950,139 @@
         <w:tc>
           <w:tcPr>
             <w:tcW w:type="dxa" w:w="4561"/>
+            <w:shd w:val="clear" w:color="auto" w:fill="F0FDF4"/>
+            <w:tcMar>
+              <w:top w:w="100" w:type="dxa"/>
+              <w:bottom w:w="100" w:type="dxa"/>
+              <w:left w:w="160" w:type="dxa"/>
+              <w:right w:w="160" w:type="dxa"/>
+            </w:tcMar>
           </w:tcPr>
           <w:p>
             <w:r>
               <w:rPr>
                 <w:rFonts w:ascii="Calibri" w:hAnsi="Calibri"/>
                 <w:b/>
+                <w:color w:val="1F497D"/>
                 <w:sz w:val="20"/>
               </w:rPr>
-              <w:t>Python 3.13 / NumPy</w:t>
+              <w:t>index.html</w:t>
             </w:r>
           </w:p>
         </w:tc>
         <w:tc>
           <w:tcPr>
             <w:tcW w:type="dxa" w:w="4561"/>
+            <w:shd w:val="clear" w:color="auto" w:fill="F0FDF4"/>
+            <w:tcMar>
+              <w:top w:w="100" w:type="dxa"/>
+              <w:bottom w:w="100" w:type="dxa"/>
+              <w:left w:w="160" w:type="dxa"/>
+              <w:right w:w="160" w:type="dxa"/>
+            </w:tcMar>
           </w:tcPr>
           <w:p>
             <w:r>
               <w:rPr>
                 <w:rFonts w:ascii="Calibri" w:hAnsi="Calibri"/>
+                <w:color w:val="1E1E1E"/>
                 <w:sz w:val="20"/>
               </w:rPr>
-              <w:t>Cálculos de matrices de píxeles para clasificación y filtro de suavizado.</w:t>
+              <w:t>Estructura HTML5 con 3 secciones (una por actividad), navegación fija, hero y footer</w:t>
+            </w:r>
+          </w:p>
+        </w:tc>
+      </w:tr>
+      <w:tr>
+        <w:tc>
+          <w:tcPr>
+            <w:tcW w:type="dxa" w:w="4561"/>
+            <w:shd w:val="clear" w:color="auto" w:fill="DCFCE7"/>
+            <w:tcMar>
+              <w:top w:w="100" w:type="dxa"/>
+              <w:bottom w:w="100" w:type="dxa"/>
+              <w:left w:w="160" w:type="dxa"/>
+              <w:right w:w="160" w:type="dxa"/>
+            </w:tcMar>
+          </w:tcPr>
+          <w:p>
+            <w:r>
+              <w:rPr>
+                <w:rFonts w:ascii="Calibri" w:hAnsi="Calibri"/>
+                <w:b/>
+                <w:color w:val="1F497D"/>
+                <w:sz w:val="20"/>
+              </w:rPr>
+              <w:t>style.css</w:t>
+            </w:r>
+          </w:p>
+        </w:tc>
+        <w:tc>
+          <w:tcPr>
+            <w:tcW w:type="dxa" w:w="4561"/>
+            <w:shd w:val="clear" w:color="auto" w:fill="DCFCE7"/>
+            <w:tcMar>
+              <w:top w:w="100" w:type="dxa"/>
+              <w:bottom w:w="100" w:type="dxa"/>
+              <w:left w:w="160" w:type="dxa"/>
+              <w:right w:w="160" w:type="dxa"/>
+            </w:tcMar>
+          </w:tcPr>
+          <w:p>
+            <w:r>
+              <w:rPr>
+                <w:rFonts w:ascii="Calibri" w:hAnsi="Calibri"/>
+                <w:color w:val="1E1E1E"/>
+                <w:sz w:val="20"/>
+              </w:rPr>
+              <w:t>Estilos premium con tema verde oscuro, animaciones CSS, diseño responsivo</w:t>
+            </w:r>
+          </w:p>
+        </w:tc>
+      </w:tr>
+      <w:tr>
+        <w:tc>
+          <w:tcPr>
+            <w:tcW w:type="dxa" w:w="4561"/>
+            <w:shd w:val="clear" w:color="auto" w:fill="F0FDF4"/>
+            <w:tcMar>
+              <w:top w:w="100" w:type="dxa"/>
+              <w:bottom w:w="100" w:type="dxa"/>
+              <w:left w:w="160" w:type="dxa"/>
+              <w:right w:w="160" w:type="dxa"/>
+            </w:tcMar>
+          </w:tcPr>
+          <w:p>
+            <w:r>
+              <w:rPr>
+                <w:rFonts w:ascii="Calibri" w:hAnsi="Calibri"/>
+                <w:b/>
+                <w:color w:val="1F497D"/>
+                <w:sz w:val="20"/>
+              </w:rPr>
+              <w:t>app.js</w:t>
+            </w:r>
+          </w:p>
+        </w:tc>
+        <w:tc>
+          <w:tcPr>
+            <w:tcW w:type="dxa" w:w="4561"/>
+            <w:shd w:val="clear" w:color="auto" w:fill="F0FDF4"/>
+            <w:tcMar>
+              <w:top w:w="100" w:type="dxa"/>
+              <w:bottom w:w="100" w:type="dxa"/>
+              <w:left w:w="160" w:type="dxa"/>
+              <w:right w:w="160" w:type="dxa"/>
+            </w:tcMar>
+          </w:tcPr>
+          <w:p>
+            <w:r>
+              <w:rPr>
+                <w:rFonts w:ascii="Calibri" w:hAnsi="Calibri"/>
+                <w:color w:val="1E1E1E"/>
+                <w:sz w:val="20"/>
+              </w:rPr>
+              <w:t>Lógica JavaScript: algoritmos de procesamiento, Three.js para partículas 3D, carga de imágenes</w:t>
             </w:r>
           </w:p>
         </w:tc>
@@ -754,167 +4092,680 @@
           <w:tcPr>
             <w:tcW w:type="dxa" w:w="4561"/>
           </w:tcPr>
-          <w:p>
-            <w:r>
-              <w:rPr>
-                <w:rFonts w:ascii="Calibri" w:hAnsi="Calibri"/>
-                <w:b/>
-                <w:sz w:val="20"/>
-              </w:rPr>
-              <w:t>OpenCV 4.13</w:t>
-            </w:r>
-          </w:p>
+          <w:p/>
         </w:tc>
         <w:tc>
           <w:tcPr>
             <w:tcW w:type="dxa" w:w="4561"/>
           </w:tcPr>
-          <w:p>
-            <w:r>
-              <w:rPr>
-                <w:rFonts w:ascii="Calibri" w:hAnsi="Calibri"/>
-                <w:sz w:val="20"/>
-              </w:rPr>
-              <w:t>Lectura de imágenes y generación del video vectorial de la vaca animada.</w:t>
-            </w:r>
-          </w:p>
+          <w:p/>
         </w:tc>
       </w:tr>
+    </w:tbl>
+    <w:p>
+      <w:pPr>
+        <w:spacing w:after="120"/>
+      </w:pPr>
+    </w:p>
+    <w:p>
+      <w:pPr>
+        <w:keepNext/>
+        <w:spacing w:before="280" w:after="80"/>
+      </w:pPr>
+      <w:r>
+        <w:rPr>
+          <w:rFonts w:ascii="Calibri" w:hAnsi="Calibri"/>
+          <w:b/>
+          <w:color w:val="3741B5"/>
+          <w:sz w:val="24"/>
+        </w:rPr>
+        <w:t>7.2 Procesamiento en Vivo — Canvas API</w:t>
+      </w:r>
+    </w:p>
+    <w:p>
+      <w:pPr>
+        <w:spacing w:after="100" w:line="276" w:lineRule="auto"/>
+        <w:jc w:val="both"/>
+      </w:pPr>
+      <w:r>
+        <w:rPr>
+          <w:rFonts w:ascii="Calibri" w:hAnsi="Calibri"/>
+          <w:b w:val="0"/>
+          <w:i w:val="0"/>
+          <w:color w:val="1E1E1E"/>
+          <w:sz w:val="21"/>
+        </w:rPr>
+        <w:t>La sección más técnica de la web permite ejecutar ambos algoritmos (clasificación y suavizado) directamente en el navegador, sin enviar datos a ningún servidor. Esto es posible gracias al Canvas API de HTML5 que expone la matriz de píxeles de cualquier imagen:</w:t>
+      </w:r>
+    </w:p>
+    <w:tbl>
+      <w:tblPr>
+        <w:tblW w:type="auto" w:w="0"/>
+        <w:jc w:val="left"/>
+        <w:tblLook w:firstColumn="1" w:firstRow="1" w:lastColumn="0" w:lastRow="0" w:noHBand="0" w:noVBand="1" w:val="04A0"/>
+      </w:tblPr>
+      <w:tblGrid>
+        <w:gridCol w:w="9122"/>
+      </w:tblGrid>
       <w:tr>
         <w:tc>
           <w:tcPr>
-            <w:tcW w:type="dxa" w:w="4561"/>
+            <w:tcW w:type="dxa" w:w="9122"/>
+            <w:shd w:val="clear" w:color="auto" w:fill="1F497D"/>
+            <w:tcMar>
+              <w:top w:w="60" w:type="dxa"/>
+              <w:bottom w:w="60" w:type="dxa"/>
+              <w:left w:w="160" w:type="dxa"/>
+              <w:right w:w="160" w:type="dxa"/>
+            </w:tcMar>
           </w:tcPr>
           <w:p>
             <w:r>
               <w:rPr>
                 <w:rFonts w:ascii="Calibri" w:hAnsi="Calibri"/>
                 <w:b/>
-                <w:sz w:val="20"/>
+                <w:color w:val="FFFFFF"/>
+                <w:sz w:val="16"/>
               </w:rPr>
-              <w:t>edge-tts</w:t>
-            </w:r>
-          </w:p>
-        </w:tc>
-        <w:tc>
-          <w:tcPr>
-            <w:tcW w:type="dxa" w:w="4561"/>
-          </w:tcPr>
-          <w:p>
-            <w:r>
-              <w:rPr>
-                <w:rFonts w:ascii="Calibri" w:hAnsi="Calibri"/>
-                <w:sz w:val="20"/>
-              </w:rPr>
-              <w:t>Síntesis de voz neural de alta calidad en español boliviano.</w:t>
+              <w:t>JavaScript — Acceso y modificación de píxeles con Canvas API</w:t>
             </w:r>
           </w:p>
         </w:tc>
       </w:tr>
+    </w:tbl>
+    <w:tbl>
+      <w:tblPr>
+        <w:tblW w:type="auto" w:w="0"/>
+        <w:jc w:val="left"/>
+        <w:tblLook w:firstColumn="1" w:firstRow="1" w:lastColumn="0" w:lastRow="0" w:noHBand="0" w:noVBand="1" w:val="04A0"/>
+      </w:tblPr>
+      <w:tblGrid>
+        <w:gridCol w:w="9122"/>
+      </w:tblGrid>
       <w:tr>
         <w:tc>
           <w:tcPr>
-            <w:tcW w:type="dxa" w:w="4561"/>
+            <w:tcW w:type="dxa" w:w="9122"/>
+            <w:shd w:val="clear" w:color="auto" w:fill="F0FDF4"/>
+            <w:tcMar>
+              <w:top w:w="140" w:type="dxa"/>
+              <w:bottom w:w="140" w:type="dxa"/>
+              <w:left w:w="200" w:type="dxa"/>
+              <w:right w:w="200" w:type="dxa"/>
+            </w:tcMar>
+            <w:tcBorders>
+              <w:left w:val="single" w:sz="20" w:space="0" w:color="15803D"/>
+              <w:top w:val="none"/>
+              <w:bottom w:val="none"/>
+              <w:right w:val="none"/>
+            </w:tcBorders>
+          </w:tcPr>
+          <w:p>
+            <w:pPr>
+              <w:spacing w:after="0" w:line="240" w:lineRule="auto"/>
+            </w:pPr>
+            <w:r>
+              <w:rPr>
+                <w:rFonts w:ascii="Courier New" w:hAnsi="Courier New"/>
+                <w:color w:val="15803D"/>
+                <w:sz w:val="17"/>
+              </w:rPr>
+              <w:t>// Obtener acceso a los píxeles de la imagen en el Canvas</w:t>
+              <w:br/>
+              <w:t>const canvas = document.getElementById('canvasIn');</w:t>
+              <w:br/>
+              <w:t>const ctx    = canvas.getContext('2d');</w:t>
+              <w:br/>
+              <w:t>ctx.drawImage(imagenCargada, 0, 0, canvas.width, canvas.height);</w:t>
+              <w:br/>
+              <w:br/>
+              <w:t>// getImageData devuelve un array plano [R,G,B,A, R,G,B,A, ...]</w:t>
+              <w:br/>
+              <w:t>const imageData = ctx.getImageData(0, 0, canvas.width, canvas.height);</w:t>
+              <w:br/>
+              <w:t>const data      = imageData.data;  // Uint8ClampedArray</w:t>
+              <w:br/>
+              <w:br/>
+              <w:t>// Acceder a un píxel en posición (x, y):</w:t>
+              <w:br/>
+              <w:t>const i = (y * canvas.width + x) * 4;</w:t>
+              <w:br/>
+              <w:t>const r = data[i];     // Canal Rojo   (0–255)</w:t>
+              <w:br/>
+              <w:t>const g = data[i + 1]; // Canal Verde  (0–255)</w:t>
+              <w:br/>
+              <w:t>const b = data[i + 2]; // Canal Azul   (0–255)</w:t>
+              <w:br/>
+              <w:t>const a = data[i + 3]; // Alpha/Opacidad (255 = opaco)</w:t>
+              <w:br/>
+              <w:br/>
+              <w:t>// Modificar el píxel y escribir el resultado:</w:t>
+              <w:br/>
+              <w:t>const out = ctx.createImageData(canvas.width, canvas.height);</w:t>
+              <w:br/>
+              <w:t>out.data[i]     = nuevoR;</w:t>
+              <w:br/>
+              <w:t>out.data[i + 1] = nuevoG;</w:t>
+              <w:br/>
+              <w:t>out.data[i + 2] = nuevoB;</w:t>
+              <w:br/>
+              <w:t>out.data[i + 3] = 255;</w:t>
+              <w:br/>
+              <w:t>ctx.putImageData(out, 0, 0); // Dibujar el resultado</w:t>
+            </w:r>
+          </w:p>
+        </w:tc>
+      </w:tr>
+    </w:tbl>
+    <w:p>
+      <w:pPr>
+        <w:spacing w:after="80"/>
+      </w:pPr>
+    </w:p>
+    <w:p>
+      <w:pPr>
+        <w:keepNext/>
+        <w:spacing w:before="440" w:after="120"/>
+      </w:pPr>
+      <w:r>
+        <w:rPr>
+          <w:rFonts w:ascii="Calibri" w:hAnsi="Calibri"/>
+          <w:b/>
+          <w:color w:val="1F497D"/>
+          <w:sz w:val="30"/>
+        </w:rPr>
+        <w:t>8. REPOSITORIO DE CÓDIGO EN GITHUB</w:t>
+      </w:r>
+    </w:p>
+    <w:p>
+      <w:pPr>
+        <w:spacing w:before="120" w:after="120"/>
+        <w:pBdr>
+          <w:bottom w:val="single" w:sz="6" w:space="1" w:color="1F497D"/>
+        </w:pBdr>
+      </w:pPr>
+    </w:p>
+    <w:p>
+      <w:pPr>
+        <w:spacing w:after="100" w:line="276" w:lineRule="auto"/>
+        <w:jc w:val="both"/>
+      </w:pPr>
+      <w:r>
+        <w:rPr>
+          <w:rFonts w:ascii="Calibri" w:hAnsi="Calibri"/>
+          <w:b w:val="0"/>
+          <w:i w:val="0"/>
+          <w:color w:val="1E1E1E"/>
+          <w:sz w:val="21"/>
+        </w:rPr>
+        <w:t>Todo el código del proyecto fue publicado en un repositorio GitHub con documentación básica de instalación. El repositorio incluye:</w:t>
+      </w:r>
+    </w:p>
+    <w:p>
+      <w:pPr>
+        <w:pStyle w:val="ListBullet"/>
+        <w:spacing w:after="60" w:line="276" w:lineRule="auto"/>
+        <w:ind w:left="454"/>
+      </w:pPr>
+      <w:r>
+        <w:rPr>
+          <w:rFonts w:ascii="Calibri" w:hAnsi="Calibri"/>
+          <w:color w:val="1E1E1E"/>
+          <w:sz w:val="21"/>
+        </w:rPr>
+        <w:t>README.md — Instrucciones de instalación y ejecución de cada script.</w:t>
+      </w:r>
+    </w:p>
+    <w:p>
+      <w:pPr>
+        <w:pStyle w:val="ListBullet"/>
+        <w:spacing w:after="60" w:line="276" w:lineRule="auto"/>
+        <w:ind w:left="454"/>
+      </w:pPr>
+      <w:r>
+        <w:rPr>
+          <w:rFonts w:ascii="Calibri" w:hAnsi="Calibri"/>
+          <w:color w:val="1E1E1E"/>
+          <w:sz w:val="21"/>
+        </w:rPr>
+        <w:t>requirements.txt — Lista de dependencias Python (opencv-python, numpy, edge-tts, Pillow).</w:t>
+      </w:r>
+    </w:p>
+    <w:p>
+      <w:pPr>
+        <w:pStyle w:val="ListBullet"/>
+        <w:spacing w:after="60" w:line="276" w:lineRule="auto"/>
+        <w:ind w:left="454"/>
+      </w:pPr>
+      <w:r>
+        <w:rPr>
+          <w:rFonts w:ascii="Calibri" w:hAnsi="Calibri"/>
+          <w:color w:val="1E1E1E"/>
+          <w:sz w:val="21"/>
+        </w:rPr>
+        <w:t>procesamiento/ — Scripts Python de clasificación de texturas y filtro de suavizado.</w:t>
+      </w:r>
+    </w:p>
+    <w:p>
+      <w:pPr>
+        <w:pStyle w:val="ListBullet"/>
+        <w:spacing w:after="60" w:line="276" w:lineRule="auto"/>
+        <w:ind w:left="454"/>
+      </w:pPr>
+      <w:r>
+        <w:rPr>
+          <w:rFonts w:ascii="Calibri" w:hAnsi="Calibri"/>
+          <w:color w:val="1E1E1E"/>
+          <w:sz w:val="21"/>
+        </w:rPr>
+        <w:t>web/ — Archivos HTML, CSS y JavaScript de la plataforma web.</w:t>
+      </w:r>
+    </w:p>
+    <w:p>
+      <w:pPr>
+        <w:pStyle w:val="ListBullet"/>
+        <w:spacing w:after="60" w:line="276" w:lineRule="auto"/>
+        <w:ind w:left="454"/>
+      </w:pPr>
+      <w:r>
+        <w:rPr>
+          <w:rFonts w:ascii="Calibri" w:hAnsi="Calibri"/>
+          <w:color w:val="1E1E1E"/>
+          <w:sz w:val="21"/>
+        </w:rPr>
+        <w:t>generar_informe.py — Script para generar este informe técnico en formato Word.</w:t>
+      </w:r>
+    </w:p>
+    <w:p>
+      <w:pPr>
+        <w:pStyle w:val="ListBullet"/>
+        <w:spacing w:after="60" w:line="276" w:lineRule="auto"/>
+        <w:ind w:left="454"/>
+      </w:pPr>
+      <w:r>
+        <w:rPr>
+          <w:rFonts w:ascii="Calibri" w:hAnsi="Calibri"/>
+          <w:color w:val="1E1E1E"/>
+          <w:sz w:val="21"/>
+        </w:rPr>
+        <w:t>Imágenes de resultado: resultado_texturas.jpg, resultado_suavizado.jpg, mascara_texturas.jpg.</w:t>
+      </w:r>
+    </w:p>
+    <w:tbl>
+      <w:tblPr>
+        <w:tblW w:type="auto" w:w="0"/>
+        <w:jc w:val="left"/>
+        <w:tblLook w:firstColumn="1" w:firstRow="1" w:lastColumn="0" w:lastRow="0" w:noHBand="0" w:noVBand="1" w:val="04A0"/>
+      </w:tblPr>
+      <w:tblGrid>
+        <w:gridCol w:w="9122"/>
+      </w:tblGrid>
+      <w:tr>
+        <w:tc>
+          <w:tcPr>
+            <w:tcW w:type="dxa" w:w="9122"/>
+            <w:shd w:val="clear" w:color="auto" w:fill="1F497D"/>
+            <w:tcMar>
+              <w:top w:w="60" w:type="dxa"/>
+              <w:bottom w:w="60" w:type="dxa"/>
+              <w:left w:w="160" w:type="dxa"/>
+              <w:right w:w="160" w:type="dxa"/>
+            </w:tcMar>
           </w:tcPr>
           <w:p>
             <w:r>
               <w:rPr>
                 <w:rFonts w:ascii="Calibri" w:hAnsi="Calibri"/>
                 <w:b/>
-                <w:sz w:val="20"/>
+                <w:color w:val="FFFFFF"/>
+                <w:sz w:val="16"/>
               </w:rPr>
-              <w:t>FFmpeg</w:t>
-            </w:r>
-          </w:p>
-        </w:tc>
-        <w:tc>
-          <w:tcPr>
-            <w:tcW w:type="dxa" w:w="4561"/>
-          </w:tcPr>
-          <w:p>
-            <w:r>
-              <w:rPr>
-                <w:rFonts w:ascii="Calibri" w:hAnsi="Calibri"/>
-                <w:sz w:val="20"/>
-              </w:rPr>
-              <w:t>Combinación del video generado con el archivo MP3 sintético.</w:t>
-            </w:r>
-          </w:p>
-        </w:tc>
-      </w:tr>
-      <w:tr>
-        <w:tc>
-          <w:tcPr>
-            <w:tcW w:type="dxa" w:w="4561"/>
-          </w:tcPr>
-          <w:p>
-            <w:r>
-              <w:rPr>
-                <w:rFonts w:ascii="Calibri" w:hAnsi="Calibri"/>
-                <w:b/>
-                <w:sz w:val="20"/>
-              </w:rPr>
-              <w:t>Three.js r128</w:t>
-            </w:r>
-          </w:p>
-        </w:tc>
-        <w:tc>
-          <w:tcPr>
-            <w:tcW w:type="dxa" w:w="4561"/>
-          </w:tcPr>
-          <w:p>
-            <w:r>
-              <w:rPr>
-                <w:rFonts w:ascii="Calibri" w:hAnsi="Calibri"/>
-                <w:sz w:val="20"/>
-              </w:rPr>
-              <w:t>Visualización de geometrías interactivas y visor de nube de puntos OBJ en web.</w:t>
-            </w:r>
-          </w:p>
-        </w:tc>
-      </w:tr>
-      <w:tr>
-        <w:tc>
-          <w:tcPr>
-            <w:tcW w:type="dxa" w:w="4561"/>
-          </w:tcPr>
-          <w:p>
-            <w:r>
-              <w:rPr>
-                <w:rFonts w:ascii="Calibri" w:hAnsi="Calibri"/>
-                <w:b/>
-                <w:sz w:val="20"/>
-              </w:rPr>
-              <w:t>HTML5 / CSS3 / JS</w:t>
-            </w:r>
-          </w:p>
-        </w:tc>
-        <w:tc>
-          <w:tcPr>
-            <w:tcW w:type="dxa" w:w="4561"/>
-          </w:tcPr>
-          <w:p>
-            <w:r>
-              <w:rPr>
-                <w:rFonts w:ascii="Calibri" w:hAnsi="Calibri"/>
-                <w:sz w:val="20"/>
-              </w:rPr>
-              <w:t>Estructura semántica, formularios dinámicos y estilos premium oscuros.</w:t>
+              <w:t>Bash — Instalación y ejecución del proyecto desde GitHub</w:t>
             </w:r>
           </w:p>
         </w:tc>
       </w:tr>
     </w:tbl>
-    <w:p/>
+    <w:tbl>
+      <w:tblPr>
+        <w:tblW w:type="auto" w:w="0"/>
+        <w:jc w:val="left"/>
+        <w:tblLook w:firstColumn="1" w:firstRow="1" w:lastColumn="0" w:lastRow="0" w:noHBand="0" w:noVBand="1" w:val="04A0"/>
+      </w:tblPr>
+      <w:tblGrid>
+        <w:gridCol w:w="9122"/>
+      </w:tblGrid>
+      <w:tr>
+        <w:tc>
+          <w:tcPr>
+            <w:tcW w:type="dxa" w:w="9122"/>
+            <w:shd w:val="clear" w:color="auto" w:fill="F0FDF4"/>
+            <w:tcMar>
+              <w:top w:w="140" w:type="dxa"/>
+              <w:bottom w:w="140" w:type="dxa"/>
+              <w:left w:w="200" w:type="dxa"/>
+              <w:right w:w="200" w:type="dxa"/>
+            </w:tcMar>
+            <w:tcBorders>
+              <w:left w:val="single" w:sz="20" w:space="0" w:color="15803D"/>
+              <w:top w:val="none"/>
+              <w:bottom w:val="none"/>
+              <w:right w:val="none"/>
+            </w:tcBorders>
+          </w:tcPr>
+          <w:p>
+            <w:pPr>
+              <w:spacing w:after="0" w:line="240" w:lineRule="auto"/>
+            </w:pPr>
+            <w:r>
+              <w:rPr>
+                <w:rFonts w:ascii="Courier New" w:hAnsi="Courier New"/>
+                <w:color w:val="15803D"/>
+                <w:sz w:val="17"/>
+              </w:rPr>
+              <w:t># Comandos para instalar y ejecutar el proyecto desde GitHub</w:t>
+              <w:br/>
+              <w:br/>
+              <w:t># 1. Clonar el repositorio</w:t>
+              <w:br/>
+              <w:t>git clone https://github.com/usuario/ProyectoMultimedia.git</w:t>
+              <w:br/>
+              <w:t>cd ProyectoMultimedia</w:t>
+              <w:br/>
+              <w:br/>
+              <w:t># 2. Instalar dependencias Python</w:t>
+              <w:br/>
+              <w:t>pip install -r requirements.txt</w:t>
+              <w:br/>
+              <w:t># Contenido de requirements.txt:</w:t>
+              <w:br/>
+              <w:t># opencv-python</w:t>
+              <w:br/>
+              <w:t># numpy</w:t>
+              <w:br/>
+              <w:t># Pillow</w:t>
+              <w:br/>
+              <w:t># edge-tts</w:t>
+              <w:br/>
+              <w:t># python-docx</w:t>
+              <w:br/>
+              <w:br/>
+              <w:t># 3. Ejecutar clasificación de texturas</w:t>
+              <w:br/>
+              <w:t>python procesamiento/clasificar_texturas.py</w:t>
+              <w:br/>
+              <w:br/>
+              <w:t># 4. Ejecutar filtro de suavizado</w:t>
+              <w:br/>
+              <w:t>python procesamiento/filtro_suavizado.py</w:t>
+              <w:br/>
+              <w:br/>
+              <w:t># 5. Generar el cover de La Vaca Lola</w:t>
+              <w:br/>
+              <w:t>python procesamiento/generar_cover.py</w:t>
+              <w:br/>
+              <w:br/>
+              <w:t># 6. Abrir la plataforma web en el navegador</w:t>
+              <w:br/>
+              <w:t># Simplemente abrir web/index.html con cualquier navegador</w:t>
+            </w:r>
+          </w:p>
+        </w:tc>
+      </w:tr>
+    </w:tbl>
     <w:p>
+      <w:pPr>
+        <w:spacing w:after="80"/>
+      </w:pPr>
+    </w:p>
+    <w:p>
+      <w:r>
+        <w:br w:type="page"/>
+      </w:r>
+    </w:p>
+    <w:p>
+      <w:pPr>
+        <w:keepNext/>
+        <w:spacing w:before="440" w:after="120"/>
+      </w:pPr>
+      <w:r>
+        <w:rPr>
+          <w:rFonts w:ascii="Calibri" w:hAnsi="Calibri"/>
+          <w:b/>
+          <w:color w:val="1F497D"/>
+          <w:sz w:val="30"/>
+        </w:rPr>
+        <w:t>9. CONCLUSIONES</w:t>
+      </w:r>
+    </w:p>
+    <w:p>
+      <w:pPr>
+        <w:spacing w:before="120" w:after="120"/>
+        <w:pBdr>
+          <w:bottom w:val="single" w:sz="6" w:space="1" w:color="1F497D"/>
+        </w:pBdr>
+      </w:pPr>
+    </w:p>
+    <w:p>
+      <w:pPr>
+        <w:spacing w:after="100" w:line="276" w:lineRule="auto"/>
+        <w:jc w:val="both"/>
+      </w:pPr>
       <w:r>
         <w:rPr>
           <w:rFonts w:ascii="Calibri" w:hAnsi="Calibri"/>
           <w:b w:val="0"/>
           <w:i w:val="0"/>
-          <w:sz w:val="22"/>
+          <w:color w:val="1E1E1E"/>
+          <w:sz w:val="21"/>
         </w:rPr>
-        <w:t>En conclusión, el desarrollo del proyecto demuestra la viabilidad de implementar algoritmos de bajo nivel a nivel de píxel en Python de forma eficiente. La combinación de Three.js y APIs de front-end web proveen una experiencia inmersiva e interactiva sin necesidad de software propietario.</w:t>
+        <w:t>El presente trabajo individual demostró que es posible implementar algoritmos completos de procesamiento de imágenes operando directamente a nivel de píxel, sin depender de funciones de alto nivel. A continuación las conclusiones por actividad:</w:t>
+      </w:r>
+    </w:p>
+    <w:p/>
+    <w:p>
+      <w:pPr>
+        <w:spacing w:before="120" w:after="80" w:line="276" w:lineRule="auto"/>
+        <w:ind w:left="283"/>
+      </w:pPr>
+      <w:r>
+        <w:rPr>
+          <w:rFonts w:ascii="Calibri" w:hAnsi="Calibri"/>
+          <w:b/>
+          <w:color w:val="1F497D"/>
+          <w:sz w:val="21"/>
+        </w:rPr>
+        <w:t xml:space="preserve">1. Clasificación de Texturas: </w:t>
+      </w:r>
+      <w:r>
+        <w:rPr>
+          <w:rFonts w:ascii="Calibri" w:hAnsi="Calibri"/>
+          <w:color w:val="1E1E1E"/>
+          <w:sz w:val="21"/>
+        </w:rPr>
+        <w:t>La combinación del espacio HSV con la varianza local de brillo (5×5) permite diferenciar satisfactoriamente superficies de césped, tierra, cemento y asfalto en condiciones de iluminación variada. El enfoque es análogo a los clasificadores de imágenes satelitales.</w:t>
+      </w:r>
+    </w:p>
+    <w:p>
+      <w:pPr>
+        <w:spacing w:before="120" w:after="80" w:line="276" w:lineRule="auto"/>
+        <w:ind w:left="283"/>
+      </w:pPr>
+      <w:r>
+        <w:rPr>
+          <w:rFonts w:ascii="Calibri" w:hAnsi="Calibri"/>
+          <w:b/>
+          <w:color w:val="1F497D"/>
+          <w:sz w:val="21"/>
+        </w:rPr>
+        <w:t xml:space="preserve">2. Filtro de Suavizado 3×3: </w:t>
+      </w:r>
+      <w:r>
+        <w:rPr>
+          <w:rFonts w:ascii="Calibri" w:hAnsi="Calibri"/>
+          <w:color w:val="1E1E1E"/>
+          <w:sz w:val="21"/>
+        </w:rPr>
+        <w:t>El filtro de promedio con ventana deslizante de 3×3 reduce el ruido de alta frecuencia de forma efectiva. La implementación manual refuerza la comprensión de la convolución discreta, concepto fundamental en el procesamiento de imágenes y en las redes neuronales convolucionales.</w:t>
+      </w:r>
+    </w:p>
+    <w:p>
+      <w:pPr>
+        <w:spacing w:before="120" w:after="80" w:line="276" w:lineRule="auto"/>
+        <w:ind w:left="283"/>
+      </w:pPr>
+      <w:r>
+        <w:rPr>
+          <w:rFonts w:ascii="Calibri" w:hAnsi="Calibri"/>
+          <w:b/>
+          <w:color w:val="1F497D"/>
+          <w:sz w:val="21"/>
+        </w:rPr>
+        <w:t xml:space="preserve">3. Cover de La Vaca Lola: </w:t>
+      </w:r>
+      <w:r>
+        <w:rPr>
+          <w:rFonts w:ascii="Calibri" w:hAnsi="Calibri"/>
+          <w:color w:val="1E1E1E"/>
+          <w:sz w:val="21"/>
+        </w:rPr>
+        <w:t>La integración de edge-tts para síntesis de voz neural con FFmpeg para la composición de video permitió producir un cover multimedia de calidad profesional, con sincronización correcta entre el audio y la animación del personaje.</w:t>
+      </w:r>
+    </w:p>
+    <w:p>
+      <w:pPr>
+        <w:spacing w:before="120" w:after="80" w:line="276" w:lineRule="auto"/>
+        <w:ind w:left="283"/>
+      </w:pPr>
+      <w:r>
+        <w:rPr>
+          <w:rFonts w:ascii="Calibri" w:hAnsi="Calibri"/>
+          <w:b/>
+          <w:color w:val="1F497D"/>
+          <w:sz w:val="21"/>
+        </w:rPr>
+        <w:t xml:space="preserve">4. Plataforma Web: </w:t>
+      </w:r>
+      <w:r>
+        <w:rPr>
+          <w:rFonts w:ascii="Calibri" w:hAnsi="Calibri"/>
+          <w:color w:val="1E1E1E"/>
+          <w:sz w:val="21"/>
+        </w:rPr>
+        <w:t>La implementación de los algoritmos directamente en JavaScript con la Canvas API permite que el usuario ejecute el procesamiento en tiempo real sin necesidad de instalaciones, haciendo el proyecto más accesible y demostrable.</w:t>
+      </w:r>
+    </w:p>
+    <w:p>
+      <w:pPr>
+        <w:keepNext/>
+        <w:spacing w:before="440" w:after="120"/>
+      </w:pPr>
+      <w:r>
+        <w:rPr>
+          <w:rFonts w:ascii="Calibri" w:hAnsi="Calibri"/>
+          <w:b/>
+          <w:color w:val="1F497D"/>
+          <w:sz w:val="30"/>
+        </w:rPr>
+        <w:t>10. REFERENCIAS</w:t>
+      </w:r>
+    </w:p>
+    <w:p>
+      <w:pPr>
+        <w:spacing w:before="120" w:after="120"/>
+        <w:pBdr>
+          <w:bottom w:val="single" w:sz="6" w:space="1" w:color="1F497D"/>
+        </w:pBdr>
+      </w:pPr>
+    </w:p>
+    <w:p>
+      <w:pPr>
+        <w:pStyle w:val="ListBullet"/>
+        <w:spacing w:after="60" w:line="276" w:lineRule="auto"/>
+        <w:ind w:left="454"/>
+      </w:pPr>
+      <w:r>
+        <w:rPr>
+          <w:rFonts w:ascii="Calibri" w:hAnsi="Calibri"/>
+          <w:color w:val="1E1E1E"/>
+          <w:sz w:val="21"/>
+        </w:rPr>
+        <w:t>Gonzalez, R. C., &amp; Woods, R. E. (2018). Digital Image Processing (4th ed.). Pearson.</w:t>
+      </w:r>
+    </w:p>
+    <w:p>
+      <w:pPr>
+        <w:pStyle w:val="ListBullet"/>
+        <w:spacing w:after="60" w:line="276" w:lineRule="auto"/>
+        <w:ind w:left="454"/>
+      </w:pPr>
+      <w:r>
+        <w:rPr>
+          <w:rFonts w:ascii="Calibri" w:hAnsi="Calibri"/>
+          <w:color w:val="1E1E1E"/>
+          <w:sz w:val="21"/>
+        </w:rPr>
+        <w:t>OpenCV Documentation. (2024). Image Processing in OpenCV. https://docs.opencv.org/</w:t>
+      </w:r>
+    </w:p>
+    <w:p>
+      <w:pPr>
+        <w:pStyle w:val="ListBullet"/>
+        <w:spacing w:after="60" w:line="276" w:lineRule="auto"/>
+        <w:ind w:left="454"/>
+      </w:pPr>
+      <w:r>
+        <w:rPr>
+          <w:rFonts w:ascii="Calibri" w:hAnsi="Calibri"/>
+          <w:color w:val="1E1E1E"/>
+          <w:sz w:val="21"/>
+        </w:rPr>
+        <w:t>Microsoft. (2024). Edge TTS — Neural Text-to-Speech. https://github.com/rany2/edge-tts</w:t>
+      </w:r>
+    </w:p>
+    <w:p>
+      <w:pPr>
+        <w:pStyle w:val="ListBullet"/>
+        <w:spacing w:after="60" w:line="276" w:lineRule="auto"/>
+        <w:ind w:left="454"/>
+      </w:pPr>
+      <w:r>
+        <w:rPr>
+          <w:rFonts w:ascii="Calibri" w:hAnsi="Calibri"/>
+          <w:color w:val="1E1E1E"/>
+          <w:sz w:val="21"/>
+        </w:rPr>
+        <w:t>FFmpeg. (2024). FFmpeg Documentation. https://ffmpeg.org/documentation.html</w:t>
+      </w:r>
+    </w:p>
+    <w:p>
+      <w:pPr>
+        <w:pStyle w:val="ListBullet"/>
+        <w:spacing w:after="60" w:line="276" w:lineRule="auto"/>
+        <w:ind w:left="454"/>
+      </w:pPr>
+      <w:r>
+        <w:rPr>
+          <w:rFonts w:ascii="Calibri" w:hAnsi="Calibri"/>
+          <w:color w:val="1E1E1E"/>
+          <w:sz w:val="21"/>
+        </w:rPr>
+        <w:t>MDN Web Docs. (2024). CanvasRenderingContext2D.getImageData(). https://developer.mozilla.org/</w:t>
+      </w:r>
+    </w:p>
+    <w:p>
+      <w:pPr>
+        <w:pStyle w:val="ListBullet"/>
+        <w:spacing w:after="60" w:line="276" w:lineRule="auto"/>
+        <w:ind w:left="454"/>
+      </w:pPr>
+      <w:r>
+        <w:rPr>
+          <w:rFonts w:ascii="Calibri" w:hAnsi="Calibri"/>
+          <w:color w:val="1E1E1E"/>
+          <w:sz w:val="21"/>
+        </w:rPr>
+        <w:t>Three.js. (2024). Three.js Documentation r128. https://threejs.org/docs/</w:t>
       </w:r>
     </w:p>
     <w:sectPr>
